--- a/docx_resources/Вечірня-Утреня/В,У - Мінея/08-Серпень/06-__-Преображення.docx
+++ b/docx_resources/Вечірня-Утреня/В,У - Мінея/08-Серпень/06-__-Преображення.docx
@@ -1,6 +1,6 @@
 
 <file path=word/document.xml><?xml version="1.0" encoding="utf-8"?>
-<w:document xmlns:wpc="http://schemas.microsoft.com/office/word/2010/wordprocessingCanvas" xmlns:cx="http://schemas.microsoft.com/office/drawing/2014/chartex" xmlns:cx1="http://schemas.microsoft.com/office/drawing/2015/9/8/chartex" xmlns:cx2="http://schemas.microsoft.com/office/drawing/2015/10/21/chartex" xmlns:cx3="http://schemas.microsoft.com/office/drawing/2016/5/9/chartex" xmlns:cx4="http://schemas.microsoft.com/office/drawing/2016/5/10/chartex" xmlns:cx5="http://schemas.microsoft.com/office/drawing/2016/5/11/chartex" xmlns:cx6="http://schemas.microsoft.com/office/drawing/2016/5/12/chartex" xmlns:cx7="http://schemas.microsoft.com/office/drawing/2016/5/13/chartex" xmlns:cx8="http://schemas.microsoft.com/office/drawing/2016/5/14/chartex" xmlns:mc="http://schemas.openxmlformats.org/markup-compatibility/2006" xmlns:aink="http://schemas.microsoft.com/office/drawing/2016/ink" xmlns:am3d="http://schemas.microsoft.com/office/drawing/2017/model3d" xmlns:o="urn:schemas-microsoft-com:office:office" xmlns:oel="http://schemas.microsoft.com/office/2019/extlst" xmlns:r="http://schemas.openxmlformats.org/officeDocument/2006/relationships" xmlns:m="http://schemas.openxmlformats.org/officeDocument/2006/math" xmlns:v="urn:schemas-microsoft-com:vml" xmlns:wp14="http://schemas.microsoft.com/office/word/2010/wordprocessingDrawing" xmlns:wp="http://schemas.openxmlformats.org/drawingml/2006/wordprocessingDrawing" xmlns:w10="urn:schemas-microsoft-com:office:word" xmlns:w="http://schemas.openxmlformats.org/wordprocessingml/2006/main" xmlns:w14="http://schemas.microsoft.com/office/word/2010/wordml" xmlns:w15="http://schemas.microsoft.com/office/word/2012/wordml" xmlns:w16cex="http://schemas.microsoft.com/office/word/2018/wordml/cex" xmlns:w16cid="http://schemas.microsoft.com/office/word/2016/wordml/cid" xmlns:w16="http://schemas.microsoft.com/office/word/2018/wordml" xmlns:w16du="http://schemas.microsoft.com/office/word/2023/wordml/word16du" xmlns:w16sdtdh="http://schemas.microsoft.com/office/word/2020/wordml/sdtdatahash" xmlns:w16se="http://schemas.microsoft.com/office/word/2015/wordml/symex" xmlns:wpg="http://schemas.microsoft.com/office/word/2010/wordprocessingGroup" xmlns:wpi="http://schemas.microsoft.com/office/word/2010/wordprocessingInk" xmlns:wne="http://schemas.microsoft.com/office/word/2006/wordml" xmlns:wps="http://schemas.microsoft.com/office/word/2010/wordprocessingShape" mc:Ignorable="w14 w15 w16se w16cid w16 w16cex w16sdtdh w16du wp14">
+<w:document xmlns:wpc="http://schemas.microsoft.com/office/word/2010/wordprocessingCanvas" xmlns:cx="http://schemas.microsoft.com/office/drawing/2014/chartex" xmlns:cx1="http://schemas.microsoft.com/office/drawing/2015/9/8/chartex" xmlns:cx2="http://schemas.microsoft.com/office/drawing/2015/10/21/chartex" xmlns:cx3="http://schemas.microsoft.com/office/drawing/2016/5/9/chartex" xmlns:cx4="http://schemas.microsoft.com/office/drawing/2016/5/10/chartex" xmlns:cx5="http://schemas.microsoft.com/office/drawing/2016/5/11/chartex" xmlns:cx6="http://schemas.microsoft.com/office/drawing/2016/5/12/chartex" xmlns:cx7="http://schemas.microsoft.com/office/drawing/2016/5/13/chartex" xmlns:cx8="http://schemas.microsoft.com/office/drawing/2016/5/14/chartex" xmlns:mc="http://schemas.openxmlformats.org/markup-compatibility/2006" xmlns:aink="http://schemas.microsoft.com/office/drawing/2016/ink" xmlns:am3d="http://schemas.microsoft.com/office/drawing/2017/model3d" xmlns:o="urn:schemas-microsoft-com:office:office" xmlns:r="http://schemas.openxmlformats.org/officeDocument/2006/relationships" xmlns:m="http://schemas.openxmlformats.org/officeDocument/2006/math" xmlns:v="urn:schemas-microsoft-com:vml" xmlns:wp14="http://schemas.microsoft.com/office/word/2010/wordprocessingDrawing" xmlns:wp="http://schemas.openxmlformats.org/drawingml/2006/wordprocessingDrawing" xmlns:w10="urn:schemas-microsoft-com:office:word" xmlns:w="http://schemas.openxmlformats.org/wordprocessingml/2006/main" xmlns:w14="http://schemas.microsoft.com/office/word/2010/wordml" xmlns:w15="http://schemas.microsoft.com/office/word/2012/wordml" xmlns:w16cex="http://schemas.microsoft.com/office/word/2018/wordml/cex" xmlns:w16cid="http://schemas.microsoft.com/office/word/2016/wordml/cid" xmlns:w16="http://schemas.microsoft.com/office/word/2018/wordml" xmlns:w16sdtdh="http://schemas.microsoft.com/office/word/2020/wordml/sdtdatahash" xmlns:w16se="http://schemas.microsoft.com/office/word/2015/wordml/symex" xmlns:wpg="http://schemas.microsoft.com/office/word/2010/wordprocessingGroup" xmlns:wpi="http://schemas.microsoft.com/office/word/2010/wordprocessingInk" xmlns:wne="http://schemas.microsoft.com/office/word/2006/wordml" xmlns:wps="http://schemas.microsoft.com/office/word/2010/wordprocessingShape" mc:Ignorable="w14 w15 w16se w16cid w16 w16cex w16sdtdh wp14">
   <w:body>
     <w:p>
       <w:pPr>
@@ -90,7 +90,7 @@
     </w:p>
     <w:p>
       <w:pPr>
-        <w:pStyle w:val="1"/>
+        <w:pStyle w:val="Heading1"/>
         <w:spacing w:before="0" w:after="120"/>
         <w:jc w:val="center"/>
         <w:rPr>
@@ -300,7 +300,7 @@
     </w:p>
     <w:p>
       <w:pPr>
-        <w:pStyle w:val="2"/>
+        <w:pStyle w:val="Heading2"/>
         <w:spacing w:before="0" w:after="120"/>
         <w:jc w:val="center"/>
         <w:rPr>
@@ -797,7 +797,7 @@
       </w:r>
       <w:r>
         <w:rPr>
-          <w:rFonts w:ascii="Gungsuh" w:eastAsia="Gungsuh" w:hAnsi="Gungsuh" w:cs="Gungsuh"/>
+          <w:rFonts w:ascii="Times New Roman" w:eastAsia="Gungsuh" w:hAnsi="Times New Roman" w:cs="Gungsuh"/>
           <w:sz w:val="24"/>
           <w:szCs w:val="24"/>
         </w:rPr>
@@ -1083,7 +1083,7 @@
     </w:p>
     <w:p>
       <w:pPr>
-        <w:pStyle w:val="3"/>
+        <w:pStyle w:val="Heading3"/>
         <w:spacing w:before="0" w:after="120"/>
         <w:jc w:val="center"/>
         <w:rPr>
@@ -1209,7 +1209,7 @@
           <w:sz w:val="24"/>
           <w:szCs w:val="24"/>
         </w:rPr>
-        <w:t xml:space="preserve"> Господи, Боже наш! Згадай нас грішних і недостойних слуг твоїх, коли призиваємо святе ім'я твоє, і не осороми нас, коли очікуємо милости твоєї, але вислухай, Господи, усі наші спасенні прохання, і вчини нас достойними любити і боятися тебе від усього серця нашого і творити в усьому волю твою. Бо ти є добрий і людинолюбний Бог, і тобі славу віддаємо: Отцю, і Сину, і Святому Духові, нині і повсякчас, і на віки віків. Амінь.</w:t>
+        <w:t> Господи, Боже наш! Згадай нас грішних і недостойних слуг твоїх, коли призиваємо святе ім'я твоє, і не осороми нас, коли очікуємо милости твоєї, але вислухай, Господи, усі наші спасенні прохання, і вчини нас достойними любити і боятися тебе від усього серця нашого і творити в усьому волю твою. Бо ти є добрий і людинолюбний Бог, і тобі славу віддаємо: Отцю, і Сину, і Святому Духові, нині і повсякчас, і на віки віків. Амінь.</w:t>
       </w:r>
     </w:p>
     <w:p>
@@ -1274,7 +1274,7 @@
           <w:sz w:val="24"/>
           <w:szCs w:val="24"/>
         </w:rPr>
-        <w:t xml:space="preserve"> Благословенний ти, Господи Боже, Вседержителю, що знаєш думки людські, що відаєш те, чого ми потребуємо, і багато більше, ніж ми просимо, або розуміємо. Самий ти, людинолюбний Царю, у всьому добрий, задовольни нас багатством твоїх ласк, щоб ми непостидною совістю призивали святе ім'я твоє; і не введи нас у спокусу, але визволь нас від злого, і провидінням твоїм дай нам усе корисне. Бо тобі належить усяка слава, честь і поклоніння: Отцю, і Сину, і Святому Духові, нині і повсякчас, і на віки віків. Амінь.</w:t>
+        <w:t> Благословенний ти, Господи Боже, Вседержителю, що знаєш думки людські, що відаєш те, чого ми потребуємо, і багато більше, ніж ми просимо, або розуміємо. Самий ти, людинолюбний Царю, у всьому добрий, задовольни нас багатством твоїх ласк, щоб ми непостидною совістю призивали святе ім'я твоє; і не введи нас у спокусу, але визволь нас від злого, і провидінням твоїм дай нам усе корисне. Бо тобі належить усяка слава, честь і поклоніння: Отцю, і Сину, і Святому Духові, нині і повсякчас, і на віки віків. Амінь.</w:t>
       </w:r>
     </w:p>
     <w:p>
@@ -1296,23 +1296,14 @@
         </w:rPr>
         <w:t>6.</w:t>
       </w:r>
-      <w:sdt>
-        <w:sdtPr>
-          <w:tag w:val="goog_rdk_3"/>
-          <w:id w:val="-637881379"/>
-        </w:sdtPr>
-        <w:sdtEndPr/>
-        <w:sdtContent>
-          <w:r>
-            <w:rPr>
-              <w:rFonts w:ascii="Gungsuh" w:eastAsia="Gungsuh" w:hAnsi="Gungsuh" w:cs="Gungsuh"/>
-              <w:sz w:val="24"/>
-              <w:szCs w:val="24"/>
-            </w:rPr>
-            <w:t> Господи, Господи, що пречистою твоєю долонею все утримуєш, що довго терпиш нам усім, і жалієшся задля нашої злоби! Згадай твої милості і ласки, відвідай нас у твоїй доброті і дай нам пройти й останок нинішнього дня вільним від різних затій лукавого, і збережи наше життя без напастувань, благодаттю Святого твого Духа, − милістю, щедротами і чоловіколюб'ям єдинородного Сина твого, з яким і ти є благословенний, з пресвятим, добрим і животворящим твоїм Духом, нині і повсякчас, і на віки віків. Амінь.</w:t>
-          </w:r>
-        </w:sdtContent>
-      </w:sdt>
+      <w:r>
+        <w:rPr>
+          <w:rFonts w:ascii="Times New Roman" w:eastAsia="Gungsuh" w:hAnsi="Times New Roman" w:cs="Gungsuh"/>
+          <w:sz w:val="24"/>
+          <w:szCs w:val="24"/>
+        </w:rPr>
+        <w:t> Господи, Господи, що пречистою твоєю долонею все утримуєш, що довго терпиш нам усім, і жалієшся задля нашої злоби! Згадай твої милості і ласки, відвідай нас у твоїй доброті і дай нам пройти й останок нинішнього дня вільним від різних затій лукавого, і збережи наше життя без напастувань, благодаттю Святого твого Духа, − милістю, щедротами і чоловіколюб'ям єдинородного Сина твого, з яким і ти є благословенний, з пресвятим, добрим і животворящим твоїм Духом, нині і повсякчас, і на віки віків. Амінь.</w:t>
+      </w:r>
     </w:p>
     <w:p>
       <w:pPr>
@@ -1367,25 +1358,25 @@
           <w:sz w:val="24"/>
           <w:szCs w:val="24"/>
         </w:rPr>
-        <w:t xml:space="preserve"> Боже великий і вишній, в тебе одного є безсмертність і в світлі живеш недоступнім. Ти все створіння мудро створив, відокремив світло від темряви і сонце поклав, щоб правити днем, а місяць і зорі, щоб володіли ніччю, нас же грішних вчинив достойними і в теперішню годину стати перед твоїм обличчям, щоб тебе визнавати і принести тобі вечірнє славослов'я. Направ, Людинолюбче, молитву нашу, немов кадило, перед тобою і прийми її, як благовонний запах. Дай нам мирний цей вечір і близьку вже ніч; зодягни нас у броню світла; визволь нас від нічного страху і всякої речі, що в темряві з'являється, і дай сон, що його ти дарував на відпочинок нашій немічності, вільний від усякого маріння диявольського. Владико, давче добра, хай і на нашій постелі, бувши тобі милими, згадуємо вночі твоє ім'я і, просвічувані навчанням твоїх заповідей, встанемо в душевній радості до звеличування твоєї доброти, приносячи твоєму милосердю молитви і моління, за наші і всіх твоїх людей провини. Відвідай їх задля молитов святої Богородиці. Бо ти є добрий і людинолюбний Бог, і тобі віддаємо славу: Отцю, і Сину, і Святому Духові, нині і повсякчас, і на віки віків. Амінь.</w:t>
-      </w:r>
-    </w:p>
-    <w:p>
-      <w:pPr>
-        <w:spacing w:after="120"/>
-        <w:jc w:val="both"/>
-        <w:rPr>
-          <w:rFonts w:ascii="Times New Roman" w:hAnsi="Times New Roman" w:cs="Times New Roman"/>
-          <w:i/>
-          <w:color w:val="FF0000"/>
-          <w:sz w:val="24"/>
-          <w:szCs w:val="24"/>
-        </w:rPr>
-      </w:pPr>
-    </w:p>
-    <w:p>
-      <w:pPr>
-        <w:pStyle w:val="2"/>
+        <w:t> Боже великий і вишній, в тебе одного є безсмертність і в світлі живеш недоступнім. Ти все створіння мудро створив, відокремив світло від темряви і сонце поклав, щоб правити днем, а місяць і зорі, щоб володіли ніччю, нас же грішних вчинив достойними і в теперішню годину стати перед твоїм обличчям, щоб тебе визнавати і принести тобі вечірнє славослов'я. Направ, Людинолюбче, молитву нашу, немов кадило, перед тобою і прийми її, як благовонний запах. Дай нам мирний цей вечір і близьку вже ніч; зодягни нас у броню світла; визволь нас від нічного страху і всякої речі, що в темряві з'являється, і дай сон, що його ти дарував на відпочинок нашій немічності, вільний від усякого маріння диявольського. Владико, давче добра, хай і на нашій постелі, бувши тобі милими, згадуємо вночі твоє ім'я і, просвічувані навчанням твоїх заповідей, встанемо в душевній радості до звеличування твоєї доброти, приносячи твоєму милосердю молитви і моління, за наші і всіх твоїх людей провини. Відвідай їх задля молитов святої Богородиці. Бо ти є добрий і людинолюбний Бог, і тобі віддаємо славу: Отцю, і Сину, і Святому Духові, нині і повсякчас, і на віки віків. Амінь.</w:t>
+      </w:r>
+    </w:p>
+    <w:p>
+      <w:pPr>
+        <w:spacing w:after="120"/>
+        <w:jc w:val="both"/>
+        <w:rPr>
+          <w:rFonts w:ascii="Times New Roman" w:hAnsi="Times New Roman" w:cs="Times New Roman"/>
+          <w:i/>
+          <w:color w:val="FF0000"/>
+          <w:sz w:val="24"/>
+          <w:szCs w:val="24"/>
+        </w:rPr>
+      </w:pPr>
+    </w:p>
+    <w:p>
+      <w:pPr>
+        <w:pStyle w:val="Heading2"/>
         <w:spacing w:before="0" w:after="120"/>
         <w:jc w:val="center"/>
         <w:rPr>
@@ -2134,7 +2125,6 @@
     </w:p>
     <w:p>
       <w:pPr>
-        <w:pStyle w:val="a"/>
         <w:spacing w:after="120"/>
       </w:pPr>
       <w:r>
@@ -2207,7 +2197,7 @@
     </w:p>
     <w:p>
       <w:pPr>
-        <w:pStyle w:val="2"/>
+        <w:pStyle w:val="Heading2"/>
         <w:spacing w:before="0" w:after="120"/>
         <w:jc w:val="center"/>
         <w:rPr>
@@ -2265,7 +2255,6 @@
     </w:p>
     <w:p>
       <w:pPr>
-        <w:pStyle w:val="a"/>
         <w:spacing w:after="120"/>
       </w:pPr>
       <w:r>
@@ -2275,6 +2264,7 @@
           <w:color w:val="000000"/>
           <w:sz w:val="24"/>
         </w:rPr>
+        <w:lastRenderedPageBreak/>
         <w:t>Го</w:t>
       </w:r>
       <w:r>
@@ -2291,7 +2281,14 @@
           <w:color w:val="000000"/>
           <w:sz w:val="24"/>
         </w:rPr>
-        <w:t>споди</w:t>
+        <w:t>споди, взива</w:t>
+      </w:r>
+      <w:r>
+        <w:rPr>
+          <w:rFonts w:ascii="Times New Roman" w:hAnsi="Times New Roman"/>
+          <w:sz w:val="24"/>
+        </w:rPr>
+        <w:t>́</w:t>
       </w:r>
       <w:r>
         <w:rPr>
@@ -2300,7 +2297,14 @@
           <w:color w:val="000000"/>
           <w:sz w:val="24"/>
         </w:rPr>
-        <w:t xml:space="preserve">, </w:t>
+        <w:t>ю я до Те</w:t>
+      </w:r>
+      <w:r>
+        <w:rPr>
+          <w:rFonts w:ascii="Times New Roman" w:hAnsi="Times New Roman"/>
+          <w:sz w:val="24"/>
+        </w:rPr>
+        <w:t>́</w:t>
       </w:r>
       <w:r>
         <w:rPr>
@@ -2309,7 +2313,7 @@
           <w:color w:val="000000"/>
           <w:sz w:val="24"/>
         </w:rPr>
-        <w:t>взива</w:t>
+        <w:t>бе, ви</w:t>
       </w:r>
       <w:r>
         <w:rPr>
@@ -2325,7 +2329,14 @@
           <w:color w:val="000000"/>
           <w:sz w:val="24"/>
         </w:rPr>
-        <w:t>ю</w:t>
+        <w:t>слухай мене</w:t>
+      </w:r>
+      <w:r>
+        <w:rPr>
+          <w:rFonts w:ascii="Times New Roman" w:hAnsi="Times New Roman"/>
+          <w:sz w:val="24"/>
+        </w:rPr>
+        <w:t>́</w:t>
       </w:r>
       <w:r>
         <w:rPr>
@@ -2334,7 +2345,14 @@
           <w:color w:val="000000"/>
           <w:sz w:val="24"/>
         </w:rPr>
-        <w:t xml:space="preserve"> я до </w:t>
+        <w:t>.* Ви</w:t>
+      </w:r>
+      <w:r>
+        <w:rPr>
+          <w:rFonts w:ascii="Times New Roman" w:hAnsi="Times New Roman"/>
+          <w:sz w:val="24"/>
+        </w:rPr>
+        <w:t>́</w:t>
       </w:r>
       <w:r>
         <w:rPr>
@@ -2343,7 +2361,7 @@
           <w:color w:val="000000"/>
           <w:sz w:val="24"/>
         </w:rPr>
-        <w:t>Те</w:t>
+        <w:t>слухай мене, Го</w:t>
       </w:r>
       <w:r>
         <w:rPr>
@@ -2359,7 +2377,14 @@
           <w:color w:val="000000"/>
           <w:sz w:val="24"/>
         </w:rPr>
-        <w:t>бе</w:t>
+        <w:t>споди.* Го</w:t>
+      </w:r>
+      <w:r>
+        <w:rPr>
+          <w:rFonts w:ascii="Times New Roman" w:hAnsi="Times New Roman"/>
+          <w:sz w:val="24"/>
+        </w:rPr>
+        <w:t>́</w:t>
       </w:r>
       <w:r>
         <w:rPr>
@@ -2368,7 +2393,14 @@
           <w:color w:val="000000"/>
           <w:sz w:val="24"/>
         </w:rPr>
-        <w:t xml:space="preserve">, </w:t>
+        <w:t>споди, взива</w:t>
+      </w:r>
+      <w:r>
+        <w:rPr>
+          <w:rFonts w:ascii="Times New Roman" w:hAnsi="Times New Roman"/>
+          <w:sz w:val="24"/>
+        </w:rPr>
+        <w:t>́</w:t>
       </w:r>
       <w:r>
         <w:rPr>
@@ -2377,7 +2409,7 @@
           <w:color w:val="000000"/>
           <w:sz w:val="24"/>
         </w:rPr>
-        <w:t>ви</w:t>
+        <w:t>ю я до Те</w:t>
       </w:r>
       <w:r>
         <w:rPr>
@@ -2393,7 +2425,14 @@
           <w:color w:val="000000"/>
           <w:sz w:val="24"/>
         </w:rPr>
-        <w:t>слухай</w:t>
+        <w:t>бе, ви</w:t>
+      </w:r>
+      <w:r>
+        <w:rPr>
+          <w:rFonts w:ascii="Times New Roman" w:hAnsi="Times New Roman"/>
+          <w:sz w:val="24"/>
+        </w:rPr>
+        <w:t>́</w:t>
       </w:r>
       <w:r>
         <w:rPr>
@@ -2402,7 +2441,7 @@
           <w:color w:val="000000"/>
           <w:sz w:val="24"/>
         </w:rPr>
-        <w:t xml:space="preserve"> мене</w:t>
+        <w:t>слухай мене</w:t>
       </w:r>
       <w:r>
         <w:rPr>
@@ -2418,7 +2457,14 @@
           <w:color w:val="000000"/>
           <w:sz w:val="24"/>
         </w:rPr>
-        <w:t xml:space="preserve">.* </w:t>
+        <w:t>.* Почу</w:t>
+      </w:r>
+      <w:r>
+        <w:rPr>
+          <w:rFonts w:ascii="Times New Roman" w:hAnsi="Times New Roman"/>
+          <w:sz w:val="24"/>
+        </w:rPr>
+        <w:t>́</w:t>
       </w:r>
       <w:r>
         <w:rPr>
@@ -2427,7 +2473,7 @@
           <w:color w:val="000000"/>
           <w:sz w:val="24"/>
         </w:rPr>
-        <w:t>Ви</w:t>
+        <w:t>й го</w:t>
       </w:r>
       <w:r>
         <w:rPr>
@@ -2443,7 +2489,14 @@
           <w:color w:val="000000"/>
           <w:sz w:val="24"/>
         </w:rPr>
-        <w:t>слухай</w:t>
+        <w:t>лос молі</w:t>
+      </w:r>
+      <w:r>
+        <w:rPr>
+          <w:rFonts w:ascii="Times New Roman" w:hAnsi="Times New Roman"/>
+          <w:sz w:val="24"/>
+        </w:rPr>
+        <w:t>́</w:t>
       </w:r>
       <w:r>
         <w:rPr>
@@ -2452,7 +2505,7 @@
           <w:color w:val="000000"/>
           <w:sz w:val="24"/>
         </w:rPr>
-        <w:t xml:space="preserve"> мене, Го</w:t>
+        <w:t>ння мого</w:t>
       </w:r>
       <w:r>
         <w:rPr>
@@ -2468,7 +2521,14 @@
           <w:color w:val="000000"/>
           <w:sz w:val="24"/>
         </w:rPr>
-        <w:t xml:space="preserve">споди.* </w:t>
+        <w:t>,* коли</w:t>
+      </w:r>
+      <w:r>
+        <w:rPr>
+          <w:rFonts w:ascii="Times New Roman" w:hAnsi="Times New Roman"/>
+          <w:sz w:val="24"/>
+        </w:rPr>
+        <w:t>́</w:t>
       </w:r>
       <w:r>
         <w:rPr>
@@ -2477,7 +2537,7 @@
           <w:color w:val="000000"/>
           <w:sz w:val="24"/>
         </w:rPr>
-        <w:t>Го</w:t>
+        <w:t xml:space="preserve"> взива</w:t>
       </w:r>
       <w:r>
         <w:rPr>
@@ -2493,7 +2553,14 @@
           <w:color w:val="000000"/>
           <w:sz w:val="24"/>
         </w:rPr>
-        <w:t>споди</w:t>
+        <w:t>ю до Те</w:t>
+      </w:r>
+      <w:r>
+        <w:rPr>
+          <w:rFonts w:ascii="Times New Roman" w:hAnsi="Times New Roman"/>
+          <w:sz w:val="24"/>
+        </w:rPr>
+        <w:t>́</w:t>
       </w:r>
       <w:r>
         <w:rPr>
@@ -2502,7 +2569,14 @@
           <w:color w:val="000000"/>
           <w:sz w:val="24"/>
         </w:rPr>
-        <w:t xml:space="preserve">, </w:t>
+        <w:t>бе.* Ви</w:t>
+      </w:r>
+      <w:r>
+        <w:rPr>
+          <w:rFonts w:ascii="Times New Roman" w:hAnsi="Times New Roman"/>
+          <w:sz w:val="24"/>
+        </w:rPr>
+        <w:t>́</w:t>
       </w:r>
       <w:r>
         <w:rPr>
@@ -2511,7 +2585,7 @@
           <w:color w:val="000000"/>
           <w:sz w:val="24"/>
         </w:rPr>
-        <w:t>взива</w:t>
+        <w:t>слухай мене</w:t>
       </w:r>
       <w:r>
         <w:rPr>
@@ -2527,7 +2601,14 @@
           <w:color w:val="000000"/>
           <w:sz w:val="24"/>
         </w:rPr>
-        <w:t>ю</w:t>
+        <w:t>, Го</w:t>
+      </w:r>
+      <w:r>
+        <w:rPr>
+          <w:rFonts w:ascii="Times New Roman" w:hAnsi="Times New Roman"/>
+          <w:sz w:val="24"/>
+        </w:rPr>
+        <w:t>́</w:t>
       </w:r>
       <w:r>
         <w:rPr>
@@ -2536,8 +2617,13 @@
           <w:color w:val="000000"/>
           <w:sz w:val="24"/>
         </w:rPr>
-        <w:t xml:space="preserve"> я до </w:t>
-      </w:r>
+        <w:t>споди.</w:t>
+      </w:r>
+    </w:p>
+    <w:p>
+      <w:pPr>
+        <w:spacing w:after="120"/>
+      </w:pPr>
       <w:r>
         <w:rPr>
           <w:rFonts w:ascii="Times New Roman" w:hAnsi="Times New Roman"/>
@@ -2545,7 +2631,7 @@
           <w:color w:val="000000"/>
           <w:sz w:val="24"/>
         </w:rPr>
-        <w:t>Те</w:t>
+        <w:t>Неха</w:t>
       </w:r>
       <w:r>
         <w:rPr>
@@ -2561,7 +2647,14 @@
           <w:color w:val="000000"/>
           <w:sz w:val="24"/>
         </w:rPr>
-        <w:t>бе</w:t>
+        <w:t>й піднесе</w:t>
+      </w:r>
+      <w:r>
+        <w:rPr>
+          <w:rFonts w:ascii="Times New Roman" w:hAnsi="Times New Roman"/>
+          <w:sz w:val="24"/>
+        </w:rPr>
+        <w:t>́</w:t>
       </w:r>
       <w:r>
         <w:rPr>
@@ -2570,7 +2663,14 @@
           <w:color w:val="000000"/>
           <w:sz w:val="24"/>
         </w:rPr>
-        <w:t xml:space="preserve">, </w:t>
+        <w:t>ться моли</w:t>
+      </w:r>
+      <w:r>
+        <w:rPr>
+          <w:rFonts w:ascii="Times New Roman" w:hAnsi="Times New Roman"/>
+          <w:sz w:val="24"/>
+        </w:rPr>
+        <w:t>́</w:t>
       </w:r>
       <w:r>
         <w:rPr>
@@ -2579,7 +2679,7 @@
           <w:color w:val="000000"/>
           <w:sz w:val="24"/>
         </w:rPr>
-        <w:t>ви</w:t>
+        <w:t>тва моя</w:t>
       </w:r>
       <w:r>
         <w:rPr>
@@ -2595,7 +2695,14 @@
           <w:color w:val="000000"/>
           <w:sz w:val="24"/>
         </w:rPr>
-        <w:t>слухай</w:t>
+        <w:t>,* мов кади</w:t>
+      </w:r>
+      <w:r>
+        <w:rPr>
+          <w:rFonts w:ascii="Times New Roman" w:hAnsi="Times New Roman"/>
+          <w:sz w:val="24"/>
+        </w:rPr>
+        <w:t>́</w:t>
       </w:r>
       <w:r>
         <w:rPr>
@@ -2604,7 +2711,7 @@
           <w:color w:val="000000"/>
           <w:sz w:val="24"/>
         </w:rPr>
-        <w:t xml:space="preserve"> мене</w:t>
+        <w:t>ло пе</w:t>
       </w:r>
       <w:r>
         <w:rPr>
@@ -2620,7 +2727,14 @@
           <w:color w:val="000000"/>
           <w:sz w:val="24"/>
         </w:rPr>
-        <w:t xml:space="preserve">.* </w:t>
+        <w:t>ред Тобо</w:t>
+      </w:r>
+      <w:r>
+        <w:rPr>
+          <w:rFonts w:ascii="Times New Roman" w:hAnsi="Times New Roman"/>
+          <w:sz w:val="24"/>
+        </w:rPr>
+        <w:t>́</w:t>
       </w:r>
       <w:r>
         <w:rPr>
@@ -2629,7 +2743,7 @@
           <w:color w:val="000000"/>
           <w:sz w:val="24"/>
         </w:rPr>
-        <w:t>Почу</w:t>
+        <w:t>ю;* підно</w:t>
       </w:r>
       <w:r>
         <w:rPr>
@@ -2645,7 +2759,14 @@
           <w:color w:val="000000"/>
           <w:sz w:val="24"/>
         </w:rPr>
-        <w:t>й</w:t>
+        <w:t>шення рук мої</w:t>
+      </w:r>
+      <w:r>
+        <w:rPr>
+          <w:rFonts w:ascii="Times New Roman" w:hAnsi="Times New Roman"/>
+          <w:sz w:val="24"/>
+        </w:rPr>
+        <w:t>́</w:t>
       </w:r>
       <w:r>
         <w:rPr>
@@ -2654,7 +2775,14 @@
           <w:color w:val="000000"/>
           <w:sz w:val="24"/>
         </w:rPr>
-        <w:t xml:space="preserve"> </w:t>
+        <w:t>х,* як же</w:t>
+      </w:r>
+      <w:r>
+        <w:rPr>
+          <w:rFonts w:ascii="Times New Roman" w:hAnsi="Times New Roman"/>
+          <w:sz w:val="24"/>
+        </w:rPr>
+        <w:t>́</w:t>
       </w:r>
       <w:r>
         <w:rPr>
@@ -2663,7 +2791,7 @@
           <w:color w:val="000000"/>
           <w:sz w:val="24"/>
         </w:rPr>
-        <w:t>го</w:t>
+        <w:t>ртва вечі</w:t>
       </w:r>
       <w:r>
         <w:rPr>
@@ -2679,7 +2807,14 @@
           <w:color w:val="000000"/>
           <w:sz w:val="24"/>
         </w:rPr>
-        <w:t>лос</w:t>
+        <w:t>рня.* Ви</w:t>
+      </w:r>
+      <w:r>
+        <w:rPr>
+          <w:rFonts w:ascii="Times New Roman" w:hAnsi="Times New Roman"/>
+          <w:sz w:val="24"/>
+        </w:rPr>
+        <w:t>́</w:t>
       </w:r>
       <w:r>
         <w:rPr>
@@ -2688,7 +2823,14 @@
           <w:color w:val="000000"/>
           <w:sz w:val="24"/>
         </w:rPr>
-        <w:t xml:space="preserve"> </w:t>
+        <w:t>слухай мене</w:t>
+      </w:r>
+      <w:r>
+        <w:rPr>
+          <w:rFonts w:ascii="Times New Roman" w:hAnsi="Times New Roman"/>
+          <w:sz w:val="24"/>
+        </w:rPr>
+        <w:t>́</w:t>
       </w:r>
       <w:r>
         <w:rPr>
@@ -2697,7 +2839,7 @@
           <w:color w:val="000000"/>
           <w:sz w:val="24"/>
         </w:rPr>
-        <w:t>молі</w:t>
+        <w:t>, Го</w:t>
       </w:r>
       <w:r>
         <w:rPr>
@@ -2713,818 +2855,215 @@
           <w:color w:val="000000"/>
           <w:sz w:val="24"/>
         </w:rPr>
-        <w:t>ння</w:t>
-      </w:r>
-      <w:r>
-        <w:rPr>
-          <w:rFonts w:ascii="Times New Roman" w:hAnsi="Times New Roman"/>
+        <w:t>споди.</w:t>
+      </w:r>
+    </w:p>
+    <w:p>
+      <w:pPr>
+        <w:spacing w:after="120"/>
+        <w:jc w:val="both"/>
+        <w:rPr>
+          <w:rFonts w:ascii="Times New Roman" w:hAnsi="Times New Roman" w:cs="Times New Roman"/>
+          <w:sz w:val="24"/>
+          <w:szCs w:val="24"/>
+        </w:rPr>
+      </w:pPr>
+      <w:r>
+        <w:rPr>
+          <w:rFonts w:ascii="Times New Roman" w:hAnsi="Times New Roman" w:cs="Times New Roman"/>
+          <w:sz w:val="24"/>
+          <w:szCs w:val="24"/>
+        </w:rPr>
+        <w:t>Постав, Господи, моїм устам сторожу;* до дверей губ моїх − варту!</w:t>
+      </w:r>
+    </w:p>
+    <w:p>
+      <w:pPr>
+        <w:spacing w:after="120"/>
+        <w:jc w:val="both"/>
+        <w:rPr>
+          <w:rFonts w:ascii="Times New Roman" w:hAnsi="Times New Roman" w:cs="Times New Roman"/>
+          <w:sz w:val="24"/>
+          <w:szCs w:val="24"/>
+        </w:rPr>
+      </w:pPr>
+      <w:r>
+        <w:rPr>
+          <w:rFonts w:ascii="Times New Roman" w:hAnsi="Times New Roman" w:cs="Times New Roman"/>
+          <w:sz w:val="24"/>
+          <w:szCs w:val="24"/>
+        </w:rPr>
+        <w:t>Не дай схилитися серцеві моєму* до чогось злого.</w:t>
+      </w:r>
+    </w:p>
+    <w:p>
+      <w:pPr>
+        <w:spacing w:after="120"/>
+        <w:jc w:val="both"/>
+        <w:rPr>
+          <w:rFonts w:ascii="Times New Roman" w:hAnsi="Times New Roman" w:cs="Times New Roman"/>
+          <w:sz w:val="24"/>
+          <w:szCs w:val="24"/>
+        </w:rPr>
+      </w:pPr>
+      <w:r>
+        <w:rPr>
+          <w:rFonts w:ascii="Times New Roman" w:hAnsi="Times New Roman" w:cs="Times New Roman"/>
+          <w:sz w:val="24"/>
+          <w:szCs w:val="24"/>
+        </w:rPr>
+        <w:t>Ані чинити лихі вчинки з людьми, що творять беззаконня,* – ні ласощів їхніх я не хочу їсти.</w:t>
+      </w:r>
+    </w:p>
+    <w:p>
+      <w:pPr>
+        <w:spacing w:after="120"/>
+        <w:jc w:val="both"/>
+        <w:rPr>
+          <w:rFonts w:ascii="Times New Roman" w:hAnsi="Times New Roman" w:cs="Times New Roman"/>
+          <w:sz w:val="24"/>
+          <w:szCs w:val="24"/>
+        </w:rPr>
+      </w:pPr>
+      <w:r>
+        <w:rPr>
+          <w:rFonts w:ascii="Times New Roman" w:hAnsi="Times New Roman" w:cs="Times New Roman"/>
+          <w:sz w:val="24"/>
+          <w:szCs w:val="24"/>
+        </w:rPr>
+        <w:t>Нехай праведник по-доброму б'є мене й виправляє,* а олія грішного нехай не намастить голови моєї.</w:t>
+      </w:r>
+    </w:p>
+    <w:p>
+      <w:pPr>
+        <w:spacing w:after="120"/>
+        <w:jc w:val="both"/>
+        <w:rPr>
+          <w:rFonts w:ascii="Times New Roman" w:hAnsi="Times New Roman" w:cs="Times New Roman"/>
+          <w:sz w:val="24"/>
+          <w:szCs w:val="24"/>
+        </w:rPr>
+      </w:pPr>
+      <w:r>
+        <w:rPr>
+          <w:rFonts w:ascii="Times New Roman" w:hAnsi="Times New Roman" w:cs="Times New Roman"/>
+          <w:sz w:val="24"/>
+          <w:szCs w:val="24"/>
+        </w:rPr>
+        <w:t>Я все-таки молитимусь,* незважаючи на їхні злі вчинки.</w:t>
+      </w:r>
+    </w:p>
+    <w:p>
+      <w:pPr>
+        <w:spacing w:after="120"/>
+        <w:jc w:val="both"/>
+        <w:rPr>
+          <w:rFonts w:ascii="Times New Roman" w:hAnsi="Times New Roman" w:cs="Times New Roman"/>
+          <w:sz w:val="24"/>
+          <w:szCs w:val="24"/>
+        </w:rPr>
+      </w:pPr>
+      <w:r>
+        <w:rPr>
+          <w:rFonts w:ascii="Times New Roman" w:hAnsi="Times New Roman" w:cs="Times New Roman"/>
+          <w:sz w:val="24"/>
+          <w:szCs w:val="24"/>
+        </w:rPr>
+        <w:t>Якщо суддів їхніх скинуть в ущелини скелі,* то почують, що слова мої любі.</w:t>
+      </w:r>
+    </w:p>
+    <w:p>
+      <w:pPr>
+        <w:spacing w:after="120"/>
+        <w:jc w:val="both"/>
+        <w:rPr>
+          <w:rFonts w:ascii="Times New Roman" w:hAnsi="Times New Roman" w:cs="Times New Roman"/>
+          <w:sz w:val="24"/>
+          <w:szCs w:val="24"/>
+        </w:rPr>
+      </w:pPr>
+      <w:r>
+        <w:rPr>
+          <w:rFonts w:ascii="Times New Roman" w:hAnsi="Times New Roman" w:cs="Times New Roman"/>
+          <w:sz w:val="24"/>
+          <w:szCs w:val="24"/>
+        </w:rPr>
+        <w:t>Немовби хтось розбив і розрив землю,* розкидано їхні кості перед адом.</w:t>
+      </w:r>
+    </w:p>
+    <w:p>
+      <w:pPr>
+        <w:spacing w:after="120"/>
+        <w:jc w:val="both"/>
+        <w:rPr>
+          <w:rFonts w:ascii="Times New Roman" w:hAnsi="Times New Roman" w:cs="Times New Roman"/>
+          <w:sz w:val="24"/>
+          <w:szCs w:val="24"/>
+        </w:rPr>
+      </w:pPr>
+      <w:r>
+        <w:rPr>
+          <w:rFonts w:ascii="Times New Roman" w:hAnsi="Times New Roman" w:cs="Times New Roman"/>
+          <w:sz w:val="24"/>
+          <w:szCs w:val="24"/>
+        </w:rPr>
+        <w:t>Бо до тебе, Господи, мій Боже, мої очі;* до тебе прибігаю, не губи душі моєї.</w:t>
+      </w:r>
+    </w:p>
+    <w:p>
+      <w:pPr>
+        <w:spacing w:after="120"/>
+        <w:jc w:val="both"/>
+        <w:rPr>
+          <w:rFonts w:ascii="Times New Roman" w:hAnsi="Times New Roman" w:cs="Times New Roman"/>
+          <w:sz w:val="24"/>
+          <w:szCs w:val="24"/>
+        </w:rPr>
+      </w:pPr>
+      <w:r>
+        <w:rPr>
+          <w:rFonts w:ascii="Times New Roman" w:hAnsi="Times New Roman" w:cs="Times New Roman"/>
+          <w:sz w:val="24"/>
+          <w:szCs w:val="24"/>
+        </w:rPr>
+        <w:t>Збережи мене від петлі, що її наставили на мене,* і від сильця тих, що творять беззаконня.</w:t>
+      </w:r>
+    </w:p>
+    <w:p>
+      <w:pPr>
+        <w:spacing w:after="120"/>
+        <w:jc w:val="both"/>
+        <w:rPr>
+          <w:rFonts w:ascii="Times New Roman" w:hAnsi="Times New Roman" w:cs="Times New Roman"/>
+          <w:sz w:val="24"/>
+          <w:szCs w:val="24"/>
+        </w:rPr>
+      </w:pPr>
+      <w:r>
+        <w:rPr>
+          <w:rFonts w:ascii="Times New Roman" w:hAnsi="Times New Roman" w:cs="Times New Roman"/>
+          <w:sz w:val="24"/>
+          <w:szCs w:val="24"/>
+        </w:rPr>
+        <w:t>Нехай грішники впадуть у власні сіті всі разом,* а я пройду безпечно.</w:t>
+      </w:r>
+    </w:p>
+    <w:p>
+      <w:pPr>
+        <w:spacing w:after="120"/>
+        <w:jc w:val="center"/>
+        <w:rPr>
+          <w:rFonts w:ascii="Times New Roman" w:hAnsi="Times New Roman" w:cs="Times New Roman"/>
           <w:b/>
-          <w:color w:val="000000"/>
-          <w:sz w:val="24"/>
-        </w:rPr>
-        <w:t xml:space="preserve"> мого</w:t>
-      </w:r>
-      <w:r>
-        <w:rPr>
-          <w:rFonts w:ascii="Times New Roman" w:hAnsi="Times New Roman"/>
-          <w:sz w:val="24"/>
-        </w:rPr>
-        <w:t>́</w:t>
-      </w:r>
-      <w:r>
-        <w:rPr>
-          <w:rFonts w:ascii="Times New Roman" w:hAnsi="Times New Roman"/>
+          <w:color w:val="FF0000"/>
+          <w:sz w:val="24"/>
+          <w:szCs w:val="24"/>
+        </w:rPr>
+      </w:pPr>
+      <w:r>
+        <w:rPr>
+          <w:rFonts w:ascii="Times New Roman" w:hAnsi="Times New Roman" w:cs="Times New Roman"/>
           <w:b/>
-          <w:color w:val="000000"/>
-          <w:sz w:val="24"/>
-        </w:rPr>
-        <w:t>,* коли</w:t>
-      </w:r>
-      <w:r>
-        <w:rPr>
-          <w:rFonts w:ascii="Times New Roman" w:hAnsi="Times New Roman"/>
-          <w:sz w:val="24"/>
-        </w:rPr>
-        <w:t>́</w:t>
-      </w:r>
-      <w:r>
-        <w:rPr>
-          <w:rFonts w:ascii="Times New Roman" w:hAnsi="Times New Roman"/>
-          <w:b/>
-          <w:color w:val="000000"/>
-          <w:sz w:val="24"/>
-        </w:rPr>
-        <w:t xml:space="preserve"> </w:t>
-      </w:r>
-      <w:r>
-        <w:rPr>
-          <w:rFonts w:ascii="Times New Roman" w:hAnsi="Times New Roman"/>
-          <w:b/>
-          <w:color w:val="000000"/>
-          <w:sz w:val="24"/>
-        </w:rPr>
-        <w:t>взива</w:t>
-      </w:r>
-      <w:r>
-        <w:rPr>
-          <w:rFonts w:ascii="Times New Roman" w:hAnsi="Times New Roman"/>
-          <w:sz w:val="24"/>
-        </w:rPr>
-        <w:t>́</w:t>
-      </w:r>
-      <w:r>
-        <w:rPr>
-          <w:rFonts w:ascii="Times New Roman" w:hAnsi="Times New Roman"/>
-          <w:b/>
-          <w:color w:val="000000"/>
-          <w:sz w:val="24"/>
-        </w:rPr>
-        <w:t>ю</w:t>
-      </w:r>
-      <w:r>
-        <w:rPr>
-          <w:rFonts w:ascii="Times New Roman" w:hAnsi="Times New Roman"/>
-          <w:b/>
-          <w:color w:val="000000"/>
-          <w:sz w:val="24"/>
-        </w:rPr>
-        <w:t xml:space="preserve"> до Те</w:t>
-      </w:r>
-      <w:r>
-        <w:rPr>
-          <w:rFonts w:ascii="Times New Roman" w:hAnsi="Times New Roman"/>
-          <w:sz w:val="24"/>
-        </w:rPr>
-        <w:t>́</w:t>
-      </w:r>
-      <w:r>
-        <w:rPr>
-          <w:rFonts w:ascii="Times New Roman" w:hAnsi="Times New Roman"/>
-          <w:b/>
-          <w:color w:val="000000"/>
-          <w:sz w:val="24"/>
-        </w:rPr>
-        <w:t xml:space="preserve">бе.* </w:t>
-      </w:r>
-      <w:r>
-        <w:rPr>
-          <w:rFonts w:ascii="Times New Roman" w:hAnsi="Times New Roman"/>
-          <w:b/>
-          <w:color w:val="000000"/>
-          <w:sz w:val="24"/>
-        </w:rPr>
-        <w:t>Ви</w:t>
-      </w:r>
-      <w:r>
-        <w:rPr>
-          <w:rFonts w:ascii="Times New Roman" w:hAnsi="Times New Roman"/>
-          <w:sz w:val="24"/>
-        </w:rPr>
-        <w:t>́</w:t>
-      </w:r>
-      <w:r>
-        <w:rPr>
-          <w:rFonts w:ascii="Times New Roman" w:hAnsi="Times New Roman"/>
-          <w:b/>
-          <w:color w:val="000000"/>
-          <w:sz w:val="24"/>
-        </w:rPr>
-        <w:t>слухай</w:t>
-      </w:r>
-      <w:r>
-        <w:rPr>
-          <w:rFonts w:ascii="Times New Roman" w:hAnsi="Times New Roman"/>
-          <w:b/>
-          <w:color w:val="000000"/>
-          <w:sz w:val="24"/>
-        </w:rPr>
-        <w:t xml:space="preserve"> мене</w:t>
-      </w:r>
-      <w:r>
-        <w:rPr>
-          <w:rFonts w:ascii="Times New Roman" w:hAnsi="Times New Roman"/>
-          <w:sz w:val="24"/>
-        </w:rPr>
-        <w:t>́</w:t>
-      </w:r>
-      <w:r>
-        <w:rPr>
-          <w:rFonts w:ascii="Times New Roman" w:hAnsi="Times New Roman"/>
-          <w:b/>
-          <w:color w:val="000000"/>
-          <w:sz w:val="24"/>
-        </w:rPr>
-        <w:t xml:space="preserve">, </w:t>
-      </w:r>
-      <w:r>
-        <w:rPr>
-          <w:rFonts w:ascii="Times New Roman" w:hAnsi="Times New Roman"/>
-          <w:b/>
-          <w:color w:val="000000"/>
-          <w:sz w:val="24"/>
-        </w:rPr>
-        <w:t>Го</w:t>
-      </w:r>
-      <w:r>
-        <w:rPr>
-          <w:rFonts w:ascii="Times New Roman" w:hAnsi="Times New Roman"/>
-          <w:sz w:val="24"/>
-        </w:rPr>
-        <w:t>́</w:t>
-      </w:r>
-      <w:r>
-        <w:rPr>
-          <w:rFonts w:ascii="Times New Roman" w:hAnsi="Times New Roman"/>
-          <w:b/>
-          <w:color w:val="000000"/>
-          <w:sz w:val="24"/>
-        </w:rPr>
-        <w:t>споди</w:t>
-      </w:r>
-      <w:r>
-        <w:rPr>
-          <w:rFonts w:ascii="Times New Roman" w:hAnsi="Times New Roman"/>
-          <w:b/>
-          <w:color w:val="000000"/>
-          <w:sz w:val="24"/>
-        </w:rPr>
-        <w:t>.</w:t>
-      </w:r>
-    </w:p>
-    <w:p>
-      <w:pPr>
-        <w:pStyle w:val="a"/>
-        <w:spacing w:after="120"/>
-      </w:pPr>
-      <w:r>
-        <w:rPr>
-          <w:rFonts w:ascii="Times New Roman" w:hAnsi="Times New Roman"/>
-          <w:b/>
-          <w:color w:val="000000"/>
-          <w:sz w:val="24"/>
-        </w:rPr>
-        <w:t>Неха</w:t>
-      </w:r>
-      <w:r>
-        <w:rPr>
-          <w:rFonts w:ascii="Times New Roman" w:hAnsi="Times New Roman"/>
-          <w:sz w:val="24"/>
-        </w:rPr>
-        <w:t>́</w:t>
-      </w:r>
-      <w:r>
-        <w:rPr>
-          <w:rFonts w:ascii="Times New Roman" w:hAnsi="Times New Roman"/>
-          <w:b/>
-          <w:color w:val="000000"/>
-          <w:sz w:val="24"/>
-        </w:rPr>
-        <w:t>й</w:t>
-      </w:r>
-      <w:r>
-        <w:rPr>
-          <w:rFonts w:ascii="Times New Roman" w:hAnsi="Times New Roman"/>
-          <w:b/>
-          <w:color w:val="000000"/>
-          <w:sz w:val="24"/>
-        </w:rPr>
-        <w:t xml:space="preserve"> </w:t>
-      </w:r>
-      <w:r>
-        <w:rPr>
-          <w:rFonts w:ascii="Times New Roman" w:hAnsi="Times New Roman"/>
-          <w:b/>
-          <w:color w:val="000000"/>
-          <w:sz w:val="24"/>
-        </w:rPr>
-        <w:t>піднесе</w:t>
-      </w:r>
-      <w:r>
-        <w:rPr>
-          <w:rFonts w:ascii="Times New Roman" w:hAnsi="Times New Roman"/>
-          <w:sz w:val="24"/>
-        </w:rPr>
-        <w:t>́</w:t>
-      </w:r>
-      <w:r>
-        <w:rPr>
-          <w:rFonts w:ascii="Times New Roman" w:hAnsi="Times New Roman"/>
-          <w:b/>
-          <w:color w:val="000000"/>
-          <w:sz w:val="24"/>
-        </w:rPr>
-        <w:t>ться</w:t>
-      </w:r>
-      <w:r>
-        <w:rPr>
-          <w:rFonts w:ascii="Times New Roman" w:hAnsi="Times New Roman"/>
-          <w:b/>
-          <w:color w:val="000000"/>
-          <w:sz w:val="24"/>
-        </w:rPr>
-        <w:t xml:space="preserve"> </w:t>
-      </w:r>
-      <w:r>
-        <w:rPr>
-          <w:rFonts w:ascii="Times New Roman" w:hAnsi="Times New Roman"/>
-          <w:b/>
-          <w:color w:val="000000"/>
-          <w:sz w:val="24"/>
-        </w:rPr>
-        <w:t>моли</w:t>
-      </w:r>
-      <w:r>
-        <w:rPr>
-          <w:rFonts w:ascii="Times New Roman" w:hAnsi="Times New Roman"/>
-          <w:sz w:val="24"/>
-        </w:rPr>
-        <w:t>́</w:t>
-      </w:r>
-      <w:r>
-        <w:rPr>
-          <w:rFonts w:ascii="Times New Roman" w:hAnsi="Times New Roman"/>
-          <w:b/>
-          <w:color w:val="000000"/>
-          <w:sz w:val="24"/>
-        </w:rPr>
-        <w:t>тва</w:t>
-      </w:r>
-      <w:r>
-        <w:rPr>
-          <w:rFonts w:ascii="Times New Roman" w:hAnsi="Times New Roman"/>
-          <w:b/>
-          <w:color w:val="000000"/>
-          <w:sz w:val="24"/>
-        </w:rPr>
-        <w:t xml:space="preserve"> моя</w:t>
-      </w:r>
-      <w:r>
-        <w:rPr>
-          <w:rFonts w:ascii="Times New Roman" w:hAnsi="Times New Roman"/>
-          <w:sz w:val="24"/>
-        </w:rPr>
-        <w:t>́</w:t>
-      </w:r>
-      <w:r>
-        <w:rPr>
-          <w:rFonts w:ascii="Times New Roman" w:hAnsi="Times New Roman"/>
-          <w:b/>
-          <w:color w:val="000000"/>
-          <w:sz w:val="24"/>
-        </w:rPr>
-        <w:t xml:space="preserve">,* мов </w:t>
-      </w:r>
-      <w:r>
-        <w:rPr>
-          <w:rFonts w:ascii="Times New Roman" w:hAnsi="Times New Roman"/>
-          <w:b/>
-          <w:color w:val="000000"/>
-          <w:sz w:val="24"/>
-        </w:rPr>
-        <w:t>кади</w:t>
-      </w:r>
-      <w:r>
-        <w:rPr>
-          <w:rFonts w:ascii="Times New Roman" w:hAnsi="Times New Roman"/>
-          <w:sz w:val="24"/>
-        </w:rPr>
-        <w:t>́</w:t>
-      </w:r>
-      <w:r>
-        <w:rPr>
-          <w:rFonts w:ascii="Times New Roman" w:hAnsi="Times New Roman"/>
-          <w:b/>
-          <w:color w:val="000000"/>
-          <w:sz w:val="24"/>
-        </w:rPr>
-        <w:t>ло</w:t>
-      </w:r>
-      <w:r>
-        <w:rPr>
-          <w:rFonts w:ascii="Times New Roman" w:hAnsi="Times New Roman"/>
-          <w:b/>
-          <w:color w:val="000000"/>
-          <w:sz w:val="24"/>
-        </w:rPr>
-        <w:t xml:space="preserve"> </w:t>
-      </w:r>
-      <w:r>
-        <w:rPr>
-          <w:rFonts w:ascii="Times New Roman" w:hAnsi="Times New Roman"/>
-          <w:b/>
-          <w:color w:val="000000"/>
-          <w:sz w:val="24"/>
-        </w:rPr>
-        <w:t>пе</w:t>
-      </w:r>
-      <w:r>
-        <w:rPr>
-          <w:rFonts w:ascii="Times New Roman" w:hAnsi="Times New Roman"/>
-          <w:sz w:val="24"/>
-        </w:rPr>
-        <w:t>́</w:t>
-      </w:r>
-      <w:r>
-        <w:rPr>
-          <w:rFonts w:ascii="Times New Roman" w:hAnsi="Times New Roman"/>
-          <w:b/>
-          <w:color w:val="000000"/>
-          <w:sz w:val="24"/>
-        </w:rPr>
-        <w:t>ред</w:t>
-      </w:r>
-      <w:r>
-        <w:rPr>
-          <w:rFonts w:ascii="Times New Roman" w:hAnsi="Times New Roman"/>
-          <w:b/>
-          <w:color w:val="000000"/>
-          <w:sz w:val="24"/>
-        </w:rPr>
-        <w:t xml:space="preserve"> </w:t>
-      </w:r>
-      <w:r>
-        <w:rPr>
-          <w:rFonts w:ascii="Times New Roman" w:hAnsi="Times New Roman"/>
-          <w:b/>
-          <w:color w:val="000000"/>
-          <w:sz w:val="24"/>
-        </w:rPr>
-        <w:t>Тобо</w:t>
-      </w:r>
-      <w:r>
-        <w:rPr>
-          <w:rFonts w:ascii="Times New Roman" w:hAnsi="Times New Roman"/>
-          <w:sz w:val="24"/>
-        </w:rPr>
-        <w:t>́</w:t>
-      </w:r>
-      <w:r>
-        <w:rPr>
-          <w:rFonts w:ascii="Times New Roman" w:hAnsi="Times New Roman"/>
-          <w:b/>
-          <w:color w:val="000000"/>
-          <w:sz w:val="24"/>
-        </w:rPr>
-        <w:t>ю</w:t>
-      </w:r>
-      <w:r>
-        <w:rPr>
-          <w:rFonts w:ascii="Times New Roman" w:hAnsi="Times New Roman"/>
-          <w:b/>
-          <w:color w:val="000000"/>
-          <w:sz w:val="24"/>
-        </w:rPr>
-        <w:t xml:space="preserve">;* </w:t>
-      </w:r>
-      <w:r>
-        <w:rPr>
-          <w:rFonts w:ascii="Times New Roman" w:hAnsi="Times New Roman"/>
-          <w:b/>
-          <w:color w:val="000000"/>
-          <w:sz w:val="24"/>
-        </w:rPr>
-        <w:t>підно</w:t>
-      </w:r>
-      <w:r>
-        <w:rPr>
-          <w:rFonts w:ascii="Times New Roman" w:hAnsi="Times New Roman"/>
-          <w:sz w:val="24"/>
-        </w:rPr>
-        <w:t>́</w:t>
-      </w:r>
-      <w:r>
-        <w:rPr>
-          <w:rFonts w:ascii="Times New Roman" w:hAnsi="Times New Roman"/>
-          <w:b/>
-          <w:color w:val="000000"/>
-          <w:sz w:val="24"/>
-        </w:rPr>
-        <w:t>шення</w:t>
-      </w:r>
-      <w:r>
-        <w:rPr>
-          <w:rFonts w:ascii="Times New Roman" w:hAnsi="Times New Roman"/>
-          <w:b/>
-          <w:color w:val="000000"/>
-          <w:sz w:val="24"/>
-        </w:rPr>
-        <w:t xml:space="preserve"> рук </w:t>
-      </w:r>
-      <w:r>
-        <w:rPr>
-          <w:rFonts w:ascii="Times New Roman" w:hAnsi="Times New Roman"/>
-          <w:b/>
-          <w:color w:val="000000"/>
-          <w:sz w:val="24"/>
-        </w:rPr>
-        <w:t>мої</w:t>
-      </w:r>
-      <w:r>
-        <w:rPr>
-          <w:rFonts w:ascii="Times New Roman" w:hAnsi="Times New Roman"/>
-          <w:sz w:val="24"/>
-        </w:rPr>
-        <w:t>́</w:t>
-      </w:r>
-      <w:r>
-        <w:rPr>
-          <w:rFonts w:ascii="Times New Roman" w:hAnsi="Times New Roman"/>
-          <w:b/>
-          <w:color w:val="000000"/>
-          <w:sz w:val="24"/>
-        </w:rPr>
-        <w:t>х</w:t>
-      </w:r>
-      <w:r>
-        <w:rPr>
-          <w:rFonts w:ascii="Times New Roman" w:hAnsi="Times New Roman"/>
-          <w:b/>
-          <w:color w:val="000000"/>
-          <w:sz w:val="24"/>
-        </w:rPr>
-        <w:t xml:space="preserve">,* як </w:t>
-      </w:r>
-      <w:r>
-        <w:rPr>
-          <w:rFonts w:ascii="Times New Roman" w:hAnsi="Times New Roman"/>
-          <w:b/>
-          <w:color w:val="000000"/>
-          <w:sz w:val="24"/>
-        </w:rPr>
-        <w:t>же</w:t>
-      </w:r>
-      <w:r>
-        <w:rPr>
-          <w:rFonts w:ascii="Times New Roman" w:hAnsi="Times New Roman"/>
-          <w:sz w:val="24"/>
-        </w:rPr>
-        <w:t>́</w:t>
-      </w:r>
-      <w:r>
-        <w:rPr>
-          <w:rFonts w:ascii="Times New Roman" w:hAnsi="Times New Roman"/>
-          <w:b/>
-          <w:color w:val="000000"/>
-          <w:sz w:val="24"/>
-        </w:rPr>
-        <w:t>ртва</w:t>
-      </w:r>
-      <w:r>
-        <w:rPr>
-          <w:rFonts w:ascii="Times New Roman" w:hAnsi="Times New Roman"/>
-          <w:b/>
-          <w:color w:val="000000"/>
-          <w:sz w:val="24"/>
-        </w:rPr>
-        <w:t xml:space="preserve"> вечі</w:t>
-      </w:r>
-      <w:r>
-        <w:rPr>
-          <w:rFonts w:ascii="Times New Roman" w:hAnsi="Times New Roman"/>
-          <w:sz w:val="24"/>
-        </w:rPr>
-        <w:t>́</w:t>
-      </w:r>
-      <w:r>
-        <w:rPr>
-          <w:rFonts w:ascii="Times New Roman" w:hAnsi="Times New Roman"/>
-          <w:b/>
-          <w:color w:val="000000"/>
-          <w:sz w:val="24"/>
-        </w:rPr>
-        <w:t xml:space="preserve">рня.* </w:t>
-      </w:r>
-      <w:r>
-        <w:rPr>
-          <w:rFonts w:ascii="Times New Roman" w:hAnsi="Times New Roman"/>
-          <w:b/>
-          <w:color w:val="000000"/>
-          <w:sz w:val="24"/>
-        </w:rPr>
-        <w:t>Ви</w:t>
-      </w:r>
-      <w:r>
-        <w:rPr>
-          <w:rFonts w:ascii="Times New Roman" w:hAnsi="Times New Roman"/>
-          <w:sz w:val="24"/>
-        </w:rPr>
-        <w:t>́</w:t>
-      </w:r>
-      <w:r>
-        <w:rPr>
-          <w:rFonts w:ascii="Times New Roman" w:hAnsi="Times New Roman"/>
-          <w:b/>
-          <w:color w:val="000000"/>
-          <w:sz w:val="24"/>
-        </w:rPr>
-        <w:t>слухай</w:t>
-      </w:r>
-      <w:r>
-        <w:rPr>
-          <w:rFonts w:ascii="Times New Roman" w:hAnsi="Times New Roman"/>
-          <w:b/>
-          <w:color w:val="000000"/>
-          <w:sz w:val="24"/>
-        </w:rPr>
-        <w:t xml:space="preserve"> мене</w:t>
-      </w:r>
-      <w:r>
-        <w:rPr>
-          <w:rFonts w:ascii="Times New Roman" w:hAnsi="Times New Roman"/>
-          <w:sz w:val="24"/>
-        </w:rPr>
-        <w:t>́</w:t>
-      </w:r>
-      <w:r>
-        <w:rPr>
-          <w:rFonts w:ascii="Times New Roman" w:hAnsi="Times New Roman"/>
-          <w:b/>
-          <w:color w:val="000000"/>
-          <w:sz w:val="24"/>
-        </w:rPr>
-        <w:t xml:space="preserve">, </w:t>
-      </w:r>
-      <w:r>
-        <w:rPr>
-          <w:rFonts w:ascii="Times New Roman" w:hAnsi="Times New Roman"/>
-          <w:b/>
-          <w:color w:val="000000"/>
-          <w:sz w:val="24"/>
-        </w:rPr>
-        <w:t>Го</w:t>
-      </w:r>
-      <w:r>
-        <w:rPr>
-          <w:rFonts w:ascii="Times New Roman" w:hAnsi="Times New Roman"/>
-          <w:sz w:val="24"/>
-        </w:rPr>
-        <w:t>́</w:t>
-      </w:r>
-      <w:r>
-        <w:rPr>
-          <w:rFonts w:ascii="Times New Roman" w:hAnsi="Times New Roman"/>
-          <w:b/>
-          <w:color w:val="000000"/>
-          <w:sz w:val="24"/>
-        </w:rPr>
-        <w:t>споди</w:t>
-      </w:r>
-      <w:r>
-        <w:rPr>
-          <w:rFonts w:ascii="Times New Roman" w:hAnsi="Times New Roman"/>
-          <w:b/>
-          <w:color w:val="000000"/>
-          <w:sz w:val="24"/>
-        </w:rPr>
-        <w:t>.</w:t>
-      </w:r>
-    </w:p>
-    <w:p>
-      <w:pPr>
-        <w:spacing w:after="120"/>
-        <w:jc w:val="both"/>
-        <w:rPr>
-          <w:rFonts w:ascii="Times New Roman" w:hAnsi="Times New Roman" w:cs="Times New Roman"/>
-          <w:sz w:val="24"/>
-          <w:szCs w:val="24"/>
-        </w:rPr>
-      </w:pPr>
-      <w:r>
-        <w:rPr>
-          <w:rFonts w:ascii="Times New Roman" w:hAnsi="Times New Roman" w:cs="Times New Roman"/>
-          <w:sz w:val="24"/>
-          <w:szCs w:val="24"/>
-        </w:rPr>
-        <w:t>Постав, Господи, моїм устам сторожу;* до дверей губ моїх − варту!</w:t>
-      </w:r>
-    </w:p>
-    <w:p>
-      <w:pPr>
-        <w:spacing w:after="120"/>
-        <w:jc w:val="both"/>
-        <w:rPr>
-          <w:rFonts w:ascii="Times New Roman" w:hAnsi="Times New Roman" w:cs="Times New Roman"/>
-          <w:sz w:val="24"/>
-          <w:szCs w:val="24"/>
-        </w:rPr>
-      </w:pPr>
-      <w:r>
-        <w:rPr>
-          <w:rFonts w:ascii="Times New Roman" w:hAnsi="Times New Roman" w:cs="Times New Roman"/>
-          <w:sz w:val="24"/>
-          <w:szCs w:val="24"/>
-        </w:rPr>
-        <w:t>Не дай схилитися серцеві моєму* до чогось злого.</w:t>
-      </w:r>
-    </w:p>
-    <w:p>
-      <w:pPr>
-        <w:spacing w:after="120"/>
-        <w:jc w:val="both"/>
-        <w:rPr>
-          <w:rFonts w:ascii="Times New Roman" w:hAnsi="Times New Roman" w:cs="Times New Roman"/>
-          <w:sz w:val="24"/>
-          <w:szCs w:val="24"/>
-        </w:rPr>
-      </w:pPr>
-      <w:r>
-        <w:rPr>
-          <w:rFonts w:ascii="Times New Roman" w:hAnsi="Times New Roman" w:cs="Times New Roman"/>
-          <w:sz w:val="24"/>
-          <w:szCs w:val="24"/>
-        </w:rPr>
-        <w:t>Ані чинити лихі вчинки з людьми, що творять беззаконня,* – ні ласощів їхніх я не хочу їсти.</w:t>
-      </w:r>
-    </w:p>
-    <w:p>
-      <w:pPr>
-        <w:spacing w:after="120"/>
-        <w:jc w:val="both"/>
-        <w:rPr>
-          <w:rFonts w:ascii="Times New Roman" w:hAnsi="Times New Roman" w:cs="Times New Roman"/>
-          <w:sz w:val="24"/>
-          <w:szCs w:val="24"/>
-        </w:rPr>
-      </w:pPr>
-      <w:r>
-        <w:rPr>
-          <w:rFonts w:ascii="Times New Roman" w:hAnsi="Times New Roman" w:cs="Times New Roman"/>
-          <w:sz w:val="24"/>
-          <w:szCs w:val="24"/>
-        </w:rPr>
-        <w:t>Нехай праведник по-доброму б'є мене й виправляє,* а олія грішного нехай не намастить голови моєї.</w:t>
-      </w:r>
-    </w:p>
-    <w:p>
-      <w:pPr>
-        <w:spacing w:after="120"/>
-        <w:jc w:val="both"/>
-        <w:rPr>
-          <w:rFonts w:ascii="Times New Roman" w:hAnsi="Times New Roman" w:cs="Times New Roman"/>
-          <w:sz w:val="24"/>
-          <w:szCs w:val="24"/>
-        </w:rPr>
-      </w:pPr>
-      <w:r>
-        <w:rPr>
-          <w:rFonts w:ascii="Times New Roman" w:hAnsi="Times New Roman" w:cs="Times New Roman"/>
-          <w:sz w:val="24"/>
-          <w:szCs w:val="24"/>
-        </w:rPr>
-        <w:t>Я все-таки молитимусь,* незважаючи на їхні злі вчинки.</w:t>
-      </w:r>
-    </w:p>
-    <w:p>
-      <w:pPr>
-        <w:spacing w:after="120"/>
-        <w:jc w:val="both"/>
-        <w:rPr>
-          <w:rFonts w:ascii="Times New Roman" w:hAnsi="Times New Roman" w:cs="Times New Roman"/>
-          <w:sz w:val="24"/>
-          <w:szCs w:val="24"/>
-        </w:rPr>
-      </w:pPr>
-      <w:r>
-        <w:rPr>
-          <w:rFonts w:ascii="Times New Roman" w:hAnsi="Times New Roman" w:cs="Times New Roman"/>
-          <w:sz w:val="24"/>
-          <w:szCs w:val="24"/>
-        </w:rPr>
-        <w:t>Якщо суддів їхніх скинуть в ущелини скелі,* то почують, що слова мої любі.</w:t>
-      </w:r>
-    </w:p>
-    <w:p>
-      <w:pPr>
-        <w:spacing w:after="120"/>
-        <w:jc w:val="both"/>
-        <w:rPr>
-          <w:rFonts w:ascii="Times New Roman" w:hAnsi="Times New Roman" w:cs="Times New Roman"/>
-          <w:sz w:val="24"/>
-          <w:szCs w:val="24"/>
-        </w:rPr>
-      </w:pPr>
-      <w:r>
-        <w:rPr>
-          <w:rFonts w:ascii="Times New Roman" w:hAnsi="Times New Roman" w:cs="Times New Roman"/>
-          <w:sz w:val="24"/>
-          <w:szCs w:val="24"/>
-        </w:rPr>
-        <w:t>Немовби хтось розбив і розрив землю,* розкидано їхні кості перед адом.</w:t>
-      </w:r>
-    </w:p>
-    <w:p>
-      <w:pPr>
-        <w:spacing w:after="120"/>
-        <w:jc w:val="both"/>
-        <w:rPr>
-          <w:rFonts w:ascii="Times New Roman" w:hAnsi="Times New Roman" w:cs="Times New Roman"/>
-          <w:sz w:val="24"/>
-          <w:szCs w:val="24"/>
-        </w:rPr>
-      </w:pPr>
-      <w:r>
-        <w:rPr>
-          <w:rFonts w:ascii="Times New Roman" w:hAnsi="Times New Roman" w:cs="Times New Roman"/>
-          <w:sz w:val="24"/>
-          <w:szCs w:val="24"/>
-        </w:rPr>
-        <w:t>Бо до тебе, Господи, мій Боже, мої очі;* до тебе прибігаю, не губи душі моєї.</w:t>
-      </w:r>
-    </w:p>
-    <w:p>
-      <w:pPr>
-        <w:spacing w:after="120"/>
-        <w:jc w:val="both"/>
-        <w:rPr>
-          <w:rFonts w:ascii="Times New Roman" w:hAnsi="Times New Roman" w:cs="Times New Roman"/>
-          <w:sz w:val="24"/>
-          <w:szCs w:val="24"/>
-        </w:rPr>
-      </w:pPr>
-      <w:r>
-        <w:rPr>
-          <w:rFonts w:ascii="Times New Roman" w:hAnsi="Times New Roman" w:cs="Times New Roman"/>
-          <w:sz w:val="24"/>
-          <w:szCs w:val="24"/>
-        </w:rPr>
-        <w:t>Збережи мене від петлі, що її наставили на мене,* і від сильця тих, що творять беззаконня.</w:t>
-      </w:r>
-    </w:p>
-    <w:p>
-      <w:pPr>
-        <w:spacing w:after="120"/>
-        <w:jc w:val="both"/>
-        <w:rPr>
-          <w:rFonts w:ascii="Times New Roman" w:hAnsi="Times New Roman" w:cs="Times New Roman"/>
-          <w:sz w:val="24"/>
-          <w:szCs w:val="24"/>
-        </w:rPr>
-      </w:pPr>
-      <w:r>
-        <w:rPr>
-          <w:rFonts w:ascii="Times New Roman" w:hAnsi="Times New Roman" w:cs="Times New Roman"/>
-          <w:sz w:val="24"/>
-          <w:szCs w:val="24"/>
-        </w:rPr>
-        <w:t>Нехай грішники впадуть у власні сіті всі разом,* а я пройду безпечно.</w:t>
-      </w:r>
-    </w:p>
-    <w:p>
-      <w:pPr>
-        <w:spacing w:after="120"/>
-        <w:jc w:val="center"/>
-        <w:rPr>
-          <w:rFonts w:ascii="Times New Roman" w:hAnsi="Times New Roman" w:cs="Times New Roman"/>
-          <w:b/>
-          <w:color w:val="FF0000"/>
-          <w:sz w:val="24"/>
-          <w:szCs w:val="24"/>
-        </w:rPr>
-      </w:pPr>
-      <w:r>
-        <w:rPr>
-          <w:rFonts w:ascii="Times New Roman" w:hAnsi="Times New Roman" w:cs="Times New Roman"/>
-          <w:b/>
           <w:color w:val="FF0000"/>
           <w:sz w:val="24"/>
           <w:szCs w:val="24"/>
@@ -3724,7 +3263,7 @@
     </w:p>
     <w:p>
       <w:pPr>
-        <w:pStyle w:val="3"/>
+        <w:pStyle w:val="Heading3"/>
         <w:spacing w:before="0" w:after="120"/>
         <w:jc w:val="center"/>
         <w:rPr>
@@ -3894,7 +3433,7 @@
           <w:sz w:val="24"/>
           <w:szCs w:val="24"/>
         </w:rPr>
-        <w:t xml:space="preserve">Перед твоїми страстями, Господи,* гора стала подібною до неба,* а хмара, мов намет, над нею розіпнулася.* Коли ти преобразився й Отець свідчив про тебе,* були там Петро з Яковом та Іваном,* бо мали вони бути з тобою і під час твого засудження,* щоб, бачивши </w:t>
+        <w:t xml:space="preserve">Перед твоїми страстями, Господи,* гора стала подібною до неба,* а хмара, мов намет, над нею розіпнулася.* Коли ти преобразився й Отець свідчив про тебе,* були там Петро з </w:t>
       </w:r>
       <w:r>
         <w:rPr>
@@ -3903,7 +3442,7 @@
           <w:szCs w:val="24"/>
         </w:rPr>
         <w:lastRenderedPageBreak/>
-        <w:t>твої чудеса, не настрахалися твоїх страждань.* Тому зволь і нам у мирі їм поклонитися,* заради великої твоєї милости.</w:t>
+        <w:t>Яковом та Іваном,* бо мали вони бути з тобою і під час твого засудження,* щоб, бачивши твої чудеса, не настрахалися твоїх страждань.* Тому зволь і нам у мирі їм поклонитися,* заради великої твоєї милости.</w:t>
       </w:r>
     </w:p>
     <w:p>
@@ -4278,7 +3817,6 @@
           <w:sz w:val="24"/>
           <w:szCs w:val="24"/>
         </w:rPr>
-        <w:lastRenderedPageBreak/>
         <w:t>Слава і нині</w:t>
       </w:r>
       <w:r>
@@ -4324,7 +3862,7 @@
     </w:p>
     <w:p>
       <w:pPr>
-        <w:pStyle w:val="2"/>
+        <w:pStyle w:val="Heading2"/>
         <w:spacing w:before="0" w:after="120"/>
         <w:jc w:val="center"/>
         <w:rPr>
@@ -4654,7 +4192,7 @@
     </w:p>
     <w:p>
       <w:pPr>
-        <w:pStyle w:val="3"/>
+        <w:pStyle w:val="Heading3"/>
         <w:spacing w:before="0" w:after="120"/>
         <w:jc w:val="center"/>
         <w:rPr>
@@ -4774,7 +4312,7 @@
     </w:p>
     <w:p>
       <w:pPr>
-        <w:pStyle w:val="3"/>
+        <w:pStyle w:val="Heading3"/>
         <w:spacing w:before="0" w:after="120"/>
         <w:jc w:val="center"/>
         <w:rPr>
@@ -4939,16 +4477,7 @@
           <w:sz w:val="24"/>
           <w:szCs w:val="24"/>
         </w:rPr>
-        <w:t xml:space="preserve"> Того часу сказав Господь до Мойсея: «Вийди до мене на гору і перебувай там; я дам тобі кам'яні таблиці з законом і заповідями, що написав я на науку їм». Устав Мойсей з Ісусом, своїм слугою, і вийшов на Божу гору. А старшим з-поміж громади сказав: «Ждіть на нас тут, поки ми не повернемося до вас; ось Арон і Хур з вами. Кому чого треба, нехай до них звертається». Вийшов Мойсей на гору, і хмара вкрила гору. Слава Господня зійшла на Синай-гору, і хмара вкривала її шість днів. Сьомого дня кликнув він до Мойсея з-посеред хмари. Поява ж слави Господньої була в очах синів Ізраїля, мов пожираюче полум'я, на </w:t>
-      </w:r>
-      <w:r>
-        <w:rPr>
-          <w:rFonts w:ascii="Times New Roman" w:hAnsi="Times New Roman" w:cs="Times New Roman"/>
-          <w:sz w:val="24"/>
-          <w:szCs w:val="24"/>
-        </w:rPr>
-        <w:lastRenderedPageBreak/>
-        <w:t>верху гори. Ввійшов Мойсей у хмару і вийшов на гору. І перебув Мойсей на горі сорок днів і сорок ночей.</w:t>
+        <w:t xml:space="preserve"> Того часу сказав Господь до Мойсея: «Вийди до мене на гору і перебувай там; я дам тобі кам'яні таблиці з законом і заповідями, що написав я на науку їм». Устав Мойсей з Ісусом, своїм слугою, і вийшов на Божу гору. А старшим з-поміж громади сказав: «Ждіть на нас тут, поки ми не повернемося до вас; ось Арон і Хур з вами. Кому чого треба, нехай до них звертається». Вийшов Мойсей на гору, і хмара вкрила гору. Слава Господня зійшла на Синай-гору, і хмара вкривала її шість днів. Сьомого дня кликнув він до Мойсея з-посеред хмари. Поява ж слави Господньої була в очах синів Ізраїля, мов пожираюче полум'я, на верху гори. Ввійшов Мойсей у хмару і вийшов на гору. І перебув Мойсей на горі сорок днів і сорок ночей.</w:t>
       </w:r>
       <w:r>
         <w:rPr>
@@ -5250,7 +4779,7 @@
       </w:r>
       <w:r>
         <w:rPr>
-          <w:rFonts w:ascii="Gungsuh" w:eastAsia="Gungsuh" w:hAnsi="Gungsuh" w:cs="Gungsuh"/>
+          <w:rFonts w:ascii="Times New Roman" w:eastAsia="Gungsuh" w:hAnsi="Times New Roman" w:cs="Gungsuh"/>
           <w:sz w:val="24"/>
           <w:szCs w:val="24"/>
         </w:rPr>
@@ -5262,16 +4791,7 @@
           <w:sz w:val="24"/>
           <w:szCs w:val="24"/>
         </w:rPr>
-        <w:t xml:space="preserve">Злякавсь Ілля, встав та й пішов звідти, щоб рятувати своє життя. Прийшов він у Версавію, що в Юдеї, і лишив там свого слугу; сам же пішов у пустиню, день ходи; прийшов та й сів під ялівцем і почав просити собі смерти, кажучи: «Буде з мене! Тепер, Господи, візьми мою душу, бо я не ліпший від моїх батьків». Ліг він та й заснув під ялівцем. Аж ось торкнув його ангел і сказав йому: «Вставай, їж!» Дивиться він, аж у головах у нього печений на камені корж і жбан з водою. З'їв він, напився та й ліг знов спати. Та ангел Господній прийшов удруге, торкнув його й сказав: «Уставай та їж, бо далека тобі дорога». Встав він, з'їв, напився і, підкріпившись тією їжею, йшов сорок день і сорок ночей аж до Божої Хорив-гори. Там він увійшов у печеру й переночував у ній. Аж ось прийшло до нього таке слово Господнє: «Чого ти тут, Іллє?» Відповів: «Я палаю горливістю за Господа, Бога сил, бо сини Ізраїля покинули завіт твій, жертовники твої поруйнували й пророків твоїх вістрями повбивали. Зоставсь я один та вони намагаються й мене звести зо світу». Господь сказав йому: «Вийди, встань на горі перед Господом». І ось прийшов Господь. Великий, потужний вітер, що розривав гори й торощив скелі, йшов перед Господом; та не у вітрі Господь! Після вітру стався землетрус, та й не у землетрусі Господь! По землетрусі − вогонь, та не й у вогні Господь! Після вогню − тихесенький, лагідний вітрець. Скоро Ілля його вчув, то затулив обличчя плащем, вийшов і став при вході в печеру. Тоді заговорив до нього голос: «Чого ти тут, Іллє?» Він відрік: «Я палаю горливістю за Господа, Бога сил, бо сини Ізраїля покинули </w:t>
-      </w:r>
-      <w:r>
-        <w:rPr>
-          <w:rFonts w:ascii="Times New Roman" w:hAnsi="Times New Roman" w:cs="Times New Roman"/>
-          <w:sz w:val="24"/>
-          <w:szCs w:val="24"/>
-        </w:rPr>
-        <w:lastRenderedPageBreak/>
-        <w:t xml:space="preserve">завіт твій, жертовники твої поруйнували і пророків твоїх лезами повбивали. Зоставсь я один, та вони намагаються й мене звести зо світу». Господь же йому сказав: «Іди, вернися твоєю дорогою до Дамаської пустині, а як прийдеш туди, помажеш Хазаела царем над Арамом. Потім помажеш Єгу, сина Німші, царем над Ізраїлем, і Єлисея, сина Сафата, з Авел-Мехоли, помажеш пророком замість себе. </w:t>
+        <w:t xml:space="preserve">Злякавсь Ілля, встав та й пішов звідти, щоб рятувати своє життя. Прийшов він у Версавію, що в Юдеї, і лишив там свого слугу; сам же пішов у пустиню, день ходи; прийшов та й сів під ялівцем і почав просити собі смерти, кажучи: «Буде з мене! Тепер, Господи, візьми мою душу, бо я не ліпший від моїх батьків». Ліг він та й заснув під ялівцем. Аж ось торкнув його ангел і сказав йому: «Вставай, їж!» Дивиться він, аж у головах у нього печений на камені корж і жбан з водою. З'їв він, напився та й ліг знов спати. Та ангел Господній прийшов удруге, торкнув його й сказав: «Уставай та їж, бо далека тобі дорога». Встав він, з'їв, напився і, підкріпившись тією їжею, йшов сорок день і сорок ночей аж до Божої Хорив-гори. Там він увійшов у печеру й переночував у ній. Аж ось прийшло до нього таке слово Господнє: «Чого ти тут, Іллє?» Відповів: «Я палаю горливістю за Господа, Бога сил, бо сини Ізраїля покинули завіт твій, жертовники твої поруйнували й пророків твоїх вістрями повбивали. Зоставсь я один та вони намагаються й мене звести зо світу». Господь сказав йому: «Вийди, встань на горі перед Господом». І ось прийшов Господь. Великий, потужний вітер, що розривав гори й торощив скелі, йшов перед Господом; та не у вітрі Господь! Після вітру стався землетрус, та й не у землетрусі Господь! По землетрусі − вогонь, та не й у вогні Господь! Після вогню − тихесенький, лагідний вітрець. Скоро Ілля його вчув, то затулив обличчя плащем, вийшов і став при вході в печеру. Тоді заговорив до нього голос: «Чого ти тут, Іллє?» Він відрік: «Я палаю горливістю за Господа, Бога сил, бо сини Ізраїля покинули завіт твій, жертовники твої поруйнували і пророків твоїх лезами повбивали. Зоставсь я один, та вони намагаються й мене звести зо світу». Господь же йому сказав: «Іди, вернися твоєю дорогою до Дамаської пустині, а як прийдеш туди, помажеш Хазаела царем над Арамом. Потім помажеш Єгу, сина Німші, царем над Ізраїлем, і Єлисея, сина Сафата, з Авел-Мехоли, помажеш пророком замість себе. </w:t>
       </w:r>
       <w:r>
         <w:rPr>
@@ -5297,7 +4817,7 @@
     </w:p>
     <w:p>
       <w:pPr>
-        <w:pStyle w:val="3"/>
+        <w:pStyle w:val="Heading3"/>
         <w:spacing w:before="0" w:after="120"/>
         <w:jc w:val="center"/>
         <w:rPr>
@@ -5802,7 +5322,7 @@
     </w:p>
     <w:p>
       <w:pPr>
-        <w:pStyle w:val="3"/>
+        <w:pStyle w:val="Heading3"/>
         <w:spacing w:before="0" w:after="120"/>
         <w:jc w:val="center"/>
         <w:rPr>
@@ -5973,7 +5493,6 @@
           <w:sz w:val="24"/>
           <w:szCs w:val="24"/>
         </w:rPr>
-        <w:lastRenderedPageBreak/>
         <w:t>Тобі належить хвала,* тобі належить пісня.</w:t>
       </w:r>
     </w:p>
@@ -6028,7 +5547,7 @@
     </w:p>
     <w:p>
       <w:pPr>
-        <w:pStyle w:val="3"/>
+        <w:pStyle w:val="Heading3"/>
         <w:spacing w:before="0" w:after="120"/>
         <w:jc w:val="center"/>
         <w:rPr>
@@ -6602,7 +6121,6 @@
           <w:sz w:val="24"/>
           <w:szCs w:val="24"/>
         </w:rPr>
-        <w:lastRenderedPageBreak/>
         <w:t>Священик:</w:t>
       </w:r>
       <w:r>
@@ -6749,7 +6267,6 @@
     </w:p>
     <w:p>
       <w:pPr>
-        <w:pStyle w:val="a"/>
         <w:spacing w:after="120"/>
       </w:pPr>
       <w:r>
@@ -6821,7 +6338,7 @@
     </w:p>
     <w:p>
       <w:pPr>
-        <w:pStyle w:val="2"/>
+        <w:pStyle w:val="Heading2"/>
         <w:spacing w:before="0" w:after="120"/>
         <w:jc w:val="center"/>
         <w:rPr>
@@ -7007,7 +6524,7 @@
     </w:p>
     <w:p>
       <w:pPr>
-        <w:pStyle w:val="3"/>
+        <w:pStyle w:val="Heading3"/>
         <w:spacing w:before="0" w:after="120"/>
         <w:jc w:val="center"/>
         <w:rPr>
@@ -7091,16 +6608,7 @@
           <w:sz w:val="24"/>
           <w:szCs w:val="24"/>
         </w:rPr>
-        <w:t xml:space="preserve">Спаси́, Бо́же, наро́д Твій і благослови́ спадкоє́мство Твоє́, навідай світ Твій ми́лістю і щедро́тами, вознеси́ ріг христия́н правосла́вних і зішли́ на нас бага́ті Твої ми́лості: моли́твами всепречи́стої Влади́чиці на́шої Богоро́диці і Приснодіви Марії, си́лою чесно́го і животворя́щого Хреста́, засту́пництвом чесни́х Небе́сних Сил безпло́тних, чесно́го, </w:t>
-      </w:r>
-      <w:r>
-        <w:rPr>
-          <w:rFonts w:ascii="Times New Roman" w:hAnsi="Times New Roman" w:cs="Times New Roman"/>
-          <w:sz w:val="24"/>
-          <w:szCs w:val="24"/>
-        </w:rPr>
-        <w:lastRenderedPageBreak/>
-        <w:t xml:space="preserve">сла́вного проро́ка, Предте́чі і Хрести́теля Йоа́на, святи́х сла́вних і всехва́льних Апо́столів; святи́х отців на́ших і вселе́нських вели́ких учителів і святи́телів Васи́лія Вели́кого, Григо́рія Богосло́ва та Йоа́на Золотоу́стого; Атана́сія і Кири́ла; свято́го отця́ на́шого Микола́я, архиєпи́скопа Мир Лікійських, чудотво́рця; святи́х рівноапо́стольних Кири́ла і Мето́дія, учителів слов’я́нських; свято́го благовірного і рівноапо́стольного вели́кого кня́зя Володи́мира і блаже́нної вели́кої княги́ні Ольги; свято́го священному́ченика Йосафа́та; святи́х сла́вних і добропобідних му́чеників; блаже́нних новому́чеників та ісповідників українських; преподо́бних і богоно́сних отців на́ших Антонія і Теодо́сія Пече́рських та інших преподо́бних і богоно́сних отців на́ших; святи́х і пра́ведних богоотців Йоаки́ма і Анни; і свято́го </w:t>
+        <w:t xml:space="preserve">Спаси́, Бо́же, наро́д Твій і благослови́ спадкоє́мство Твоє́, навідай світ Твій ми́лістю і щедро́тами, вознеси́ ріг христия́н правосла́вних і зішли́ на нас бага́ті Твої ми́лості: моли́твами всепречи́стої Влади́чиці на́шої Богоро́диці і Приснодіви Марії, си́лою чесно́го і животворя́щого Хреста́, засту́пництвом чесни́х Небе́сних Сил безпло́тних, чесно́го, сла́вного проро́ка, Предте́чі і Хрести́теля Йоа́на, святи́х сла́вних і всехва́льних Апо́столів; святи́х отців на́ших і вселе́нських вели́ких учителів і святи́телів Васи́лія Вели́кого, Григо́рія Богосло́ва та Йоа́на Золотоу́стого; Атана́сія і Кири́ла; свято́го отця́ на́шого Микола́я, архиєпи́скопа Мир Лікійських, чудотво́рця; святи́х рівноапо́стольних Кири́ла і Мето́дія, учителів слов’я́нських; свято́го благовірного і рівноапо́стольного вели́кого кня́зя Володи́мира і блаже́нної вели́кої княги́ні Ольги; свято́го священному́ченика Йосафа́та; святи́х сла́вних і добропобідних му́чеників; блаже́нних новому́чеників та ісповідників українських; преподо́бних і богоно́сних отців на́ших Антонія і Теодо́сія Пече́рських та інших преподо́бних і богоно́сних отців на́ших; святи́х і пра́ведних богоотців Йоаки́ма і Анни; і свято́го </w:t>
       </w:r>
       <w:r>
         <w:rPr>
@@ -7661,7 +7169,7 @@
     </w:p>
     <w:p>
       <w:pPr>
-        <w:pStyle w:val="2"/>
+        <w:pStyle w:val="Heading2"/>
         <w:spacing w:before="0" w:after="120"/>
         <w:jc w:val="center"/>
         <w:rPr>
@@ -7707,16 +7215,7 @@
           <w:sz w:val="24"/>
           <w:szCs w:val="24"/>
         </w:rPr>
-        <w:t xml:space="preserve"> Той, що колись на Синай-горі* промовляв до Мойсея в образах, кажучи: «Я той, Хто Є»* – сьогодні на Таворській горі, преобразившись перед учнями,* показав первісну красу </w:t>
-      </w:r>
-      <w:r>
-        <w:rPr>
-          <w:rFonts w:ascii="Times New Roman" w:hAnsi="Times New Roman" w:cs="Times New Roman"/>
-          <w:sz w:val="24"/>
-          <w:szCs w:val="24"/>
-        </w:rPr>
-        <w:lastRenderedPageBreak/>
-        <w:t>людської природи, яку прийняв на себе.* Свідками такої благодаті поставив Мойсея та Іллю,* вчиняючи їх учасниками радости,* яка звіщала твоє, заради хреста,* славне і спасенне воскресіння.</w:t>
+        <w:t xml:space="preserve"> Той, що колись на Синай-горі* промовляв до Мойсея в образах, кажучи: «Я той, Хто Є»* – сьогодні на Таворській горі, преобразившись перед учнями,* показав первісну красу людської природи, яку прийняв на себе.* Свідками такої благодаті поставив Мойсея та Іллю,* вчиняючи їх учасниками радости,* яка звіщала твоє, заради хреста,* славне і спасенне воскресіння.</w:t>
       </w:r>
     </w:p>
     <w:p>
@@ -7898,7 +7397,7 @@
     </w:p>
     <w:p>
       <w:pPr>
-        <w:pStyle w:val="3"/>
+        <w:pStyle w:val="Heading3"/>
         <w:spacing w:before="0" w:after="120"/>
         <w:jc w:val="center"/>
         <w:rPr>
@@ -8112,7 +7611,6 @@
     </w:p>
     <w:p>
       <w:pPr>
-        <w:pStyle w:val="a"/>
         <w:spacing w:after="120"/>
       </w:pPr>
       <w:r>
@@ -8159,7 +7657,6 @@
     </w:p>
     <w:p>
       <w:pPr>
-        <w:pStyle w:val="a"/>
         <w:spacing w:after="120"/>
       </w:pPr>
       <w:r>
@@ -8231,7 +7728,7 @@
     </w:p>
     <w:p>
       <w:pPr>
-        <w:pStyle w:val="3"/>
+        <w:pStyle w:val="Heading3"/>
         <w:spacing w:before="0" w:after="120"/>
         <w:jc w:val="center"/>
         <w:rPr>
@@ -8251,7 +7748,6 @@
           <w:sz w:val="24"/>
           <w:szCs w:val="24"/>
         </w:rPr>
-        <w:lastRenderedPageBreak/>
         <w:t>Тропарі</w:t>
       </w:r>
     </w:p>
@@ -8311,7 +7807,7 @@
     </w:p>
     <w:p>
       <w:pPr>
-        <w:pStyle w:val="3"/>
+        <w:pStyle w:val="Heading3"/>
         <w:spacing w:before="0" w:after="120"/>
         <w:jc w:val="center"/>
         <w:rPr>
@@ -8492,7 +7988,7 @@
     </w:p>
     <w:p>
       <w:pPr>
-        <w:pStyle w:val="3"/>
+        <w:pStyle w:val="Heading3"/>
         <w:spacing w:before="0" w:after="120"/>
         <w:jc w:val="center"/>
         <w:rPr>
@@ -8796,7 +8292,7 @@
     </w:p>
     <w:p>
       <w:pPr>
-        <w:pStyle w:val="2"/>
+        <w:pStyle w:val="Heading2"/>
         <w:spacing w:before="0" w:after="120"/>
         <w:jc w:val="center"/>
         <w:rPr>
@@ -9034,7 +8530,6 @@
           <w:sz w:val="24"/>
           <w:szCs w:val="24"/>
         </w:rPr>
-        <w:lastRenderedPageBreak/>
         <w:t>Священик:</w:t>
       </w:r>
       <w:r>
@@ -9211,7 +8706,7 @@
     </w:p>
     <w:p>
       <w:pPr>
-        <w:pStyle w:val="3"/>
+        <w:pStyle w:val="Heading3"/>
         <w:spacing w:before="0" w:after="120"/>
         <w:jc w:val="center"/>
         <w:rPr>
@@ -9275,12 +8770,16 @@
         </w:rPr>
       </w:pPr>
       <w:r>
+        <w:rPr>
+          <w:rFonts w:ascii="Times New Roman" w:hAnsi="Times New Roman"/>
+          <w:sz w:val="24"/>
+        </w:rPr>
         <w:br w:type="page"/>
       </w:r>
     </w:p>
     <w:p>
       <w:pPr>
-        <w:pStyle w:val="1"/>
+        <w:pStyle w:val="Heading1"/>
         <w:spacing w:before="0" w:after="120"/>
         <w:jc w:val="center"/>
         <w:rPr>
@@ -9299,7 +8798,6 @@
           <w:sz w:val="24"/>
           <w:szCs w:val="24"/>
         </w:rPr>
-        <w:lastRenderedPageBreak/>
         <w:t>УТРЕНЯ</w:t>
       </w:r>
     </w:p>
@@ -9443,7 +8941,7 @@
     </w:p>
     <w:p>
       <w:pPr>
-        <w:pStyle w:val="2"/>
+        <w:pStyle w:val="Heading2"/>
         <w:spacing w:before="0" w:after="120"/>
         <w:jc w:val="center"/>
         <w:rPr>
@@ -9982,7 +9480,6 @@
           <w:sz w:val="24"/>
           <w:szCs w:val="24"/>
         </w:rPr>
-        <w:lastRenderedPageBreak/>
         <w:t>Кажу бо: Нехай не втішаються наді мною, як захитається моя нога,* нехай не несуться проти мене.</w:t>
       </w:r>
     </w:p>
@@ -10672,7 +10169,6 @@
           <w:sz w:val="24"/>
           <w:szCs w:val="24"/>
         </w:rPr>
-        <w:lastRenderedPageBreak/>
         <w:t>Ти віддалив від мене моїх друзів,* зробив мене для них осоружним, мене замкнули, і я не можу вийти.</w:t>
       </w:r>
     </w:p>
@@ -10724,23 +10220,14 @@
           <w:szCs w:val="24"/>
         </w:rPr>
       </w:pPr>
-      <w:sdt>
-        <w:sdtPr>
-          <w:tag w:val="goog_rdk_12"/>
-          <w:id w:val="-1467969479"/>
-        </w:sdtPr>
-        <w:sdtEndPr/>
-        <w:sdtContent>
-          <w:r>
-            <w:rPr>
-              <w:rFonts w:ascii="Gungsuh" w:eastAsia="Gungsuh" w:hAnsi="Gungsuh" w:cs="Gungsuh"/>
-              <w:sz w:val="24"/>
-              <w:szCs w:val="24"/>
-            </w:rPr>
-            <w:t>Хіба звіщатимуть у могилі твою милість,* у пропасті глибокій − твою вірність?</w:t>
-          </w:r>
-        </w:sdtContent>
-      </w:sdt>
+      <w:r>
+        <w:rPr>
+          <w:rFonts w:ascii="Times New Roman" w:eastAsia="Gungsuh" w:hAnsi="Times New Roman" w:cs="Gungsuh"/>
+          <w:sz w:val="24"/>
+          <w:szCs w:val="24"/>
+        </w:rPr>
+        <w:t>Хіба звіщатимуть у могилі твою милість,* у пропасті глибокій − твою вірність?</w:t>
+      </w:r>
     </w:p>
     <w:p>
       <w:pPr>
@@ -10809,23 +10296,14 @@
           <w:szCs w:val="24"/>
         </w:rPr>
       </w:pPr>
-      <w:sdt>
-        <w:sdtPr>
-          <w:tag w:val="goog_rdk_13"/>
-          <w:id w:val="895544411"/>
-        </w:sdtPr>
-        <w:sdtEndPr/>
-        <w:sdtContent>
-          <w:r>
-            <w:rPr>
-              <w:rFonts w:ascii="Gungsuh" w:eastAsia="Gungsuh" w:hAnsi="Gungsuh" w:cs="Gungsuh"/>
-              <w:sz w:val="24"/>
-              <w:szCs w:val="24"/>
-            </w:rPr>
-            <w:t>Я безталанний і конаю змалку,* я перебув страх твій − і умліваю.</w:t>
-          </w:r>
-        </w:sdtContent>
-      </w:sdt>
+      <w:r>
+        <w:rPr>
+          <w:rFonts w:ascii="Times New Roman" w:eastAsia="Gungsuh" w:hAnsi="Times New Roman" w:cs="Gungsuh"/>
+          <w:sz w:val="24"/>
+          <w:szCs w:val="24"/>
+        </w:rPr>
+        <w:t>Я безталанний і конаю змалку,* я перебув страх твій − і умліваю.</w:t>
+      </w:r>
     </w:p>
     <w:p>
       <w:pPr>
@@ -10927,23 +10405,14 @@
           <w:szCs w:val="24"/>
         </w:rPr>
       </w:pPr>
-      <w:sdt>
-        <w:sdtPr>
-          <w:tag w:val="goog_rdk_14"/>
-          <w:id w:val="-597644815"/>
-        </w:sdtPr>
-        <w:sdtEndPr/>
-        <w:sdtContent>
-          <w:r>
-            <w:rPr>
-              <w:rFonts w:ascii="Gungsuh" w:eastAsia="Gungsuh" w:hAnsi="Gungsuh" w:cs="Gungsuh"/>
-              <w:sz w:val="24"/>
-              <w:szCs w:val="24"/>
-            </w:rPr>
-            <w:t>Благослови, душе моя, Господа,* і все нутро моє − його святе ім'я.</w:t>
-          </w:r>
-        </w:sdtContent>
-      </w:sdt>
+      <w:r>
+        <w:rPr>
+          <w:rFonts w:ascii="Times New Roman" w:eastAsia="Gungsuh" w:hAnsi="Times New Roman" w:cs="Gungsuh"/>
+          <w:sz w:val="24"/>
+          <w:szCs w:val="24"/>
+        </w:rPr>
+        <w:t>Благослови, душе моя, Господа,* і все нутро моє − його святе ім'я.</w:t>
+      </w:r>
     </w:p>
     <w:p>
       <w:pPr>
@@ -11322,7 +10791,6 @@
           <w:sz w:val="24"/>
           <w:szCs w:val="24"/>
         </w:rPr>
-        <w:lastRenderedPageBreak/>
         <w:t>Благословіте Господа, всі його небесні сили,* слуги його, що чините його волю.</w:t>
       </w:r>
     </w:p>
@@ -11660,7 +11128,7 @@
     </w:p>
     <w:p>
       <w:pPr>
-        <w:pStyle w:val="3"/>
+        <w:pStyle w:val="Heading3"/>
         <w:spacing w:before="0" w:after="120"/>
         <w:jc w:val="center"/>
         <w:rPr>
@@ -11793,17 +11261,7 @@
           <w:sz w:val="24"/>
           <w:szCs w:val="24"/>
         </w:rPr>
-        <w:t xml:space="preserve"> Від ночі лине дух наш до тебе, Боже, бо світлом є повеління твої. Навчи нас, Боже, правди твоєї, заповідей твоїх і виправдань твоїх. Просвіти наші духовні очі, щоб ми не заснули в </w:t>
-      </w:r>
-      <w:r>
-        <w:rPr>
-          <w:rFonts w:ascii="Times New Roman" w:hAnsi="Times New Roman" w:cs="Times New Roman"/>
-          <w:color w:val="000000"/>
-          <w:sz w:val="24"/>
-          <w:szCs w:val="24"/>
-        </w:rPr>
-        <w:lastRenderedPageBreak/>
-        <w:t>гріхах на смерть. Віджени всяку мряку від сердець наших, даруй нам сонце правди і охорони життя наше знаменням і печаттю Святого твого Духа. Направ стопи наші на шлях мирний, дай нам бачити ранішній день у радості, щоб ми тобі засилали ранішні молитви, бо твоє є володіння і твоє є царство і сила, і слава Отця, і Сина, і Святого Духа, нині і повсякчас, і на віки віків. Амінь.</w:t>
+        <w:t> Від ночі лине дух наш до тебе, Боже, бо світлом є повеління твої. Навчи нас, Боже, правди твоєї, заповідей твоїх і виправдань твоїх. Просвіти наші духовні очі, щоб ми не заснули в гріхах на смерть. Віджени всяку мряку від сердець наших, даруй нам сонце правди і охорони життя наше знаменням і печаттю Святого твого Духа. Направ стопи наші на шлях мирний, дай нам бачити ранішній день у радості, щоб ми тобі засилали ранішні молитви, бо твоє є володіння і твоє є царство і сила, і слава Отця, і Сина, і Святого Духа, нині і повсякчас, і на віки віків. Амінь.</w:t>
       </w:r>
     </w:p>
     <w:p>
@@ -11974,7 +11432,6 @@
           <w:sz w:val="24"/>
           <w:szCs w:val="24"/>
         </w:rPr>
-        <w:lastRenderedPageBreak/>
         <w:t>9.</w:t>
       </w:r>
       <w:r>
@@ -11984,7 +11441,7 @@
           <w:sz w:val="24"/>
           <w:szCs w:val="24"/>
         </w:rPr>
-        <w:t xml:space="preserve"> Господи, Боже наш! Ти за покаяння дарував людям відпущення, нам же, як образ пізнання і визнання гріхів, показав покаяння і прощення пророка Давида. Тож, Владико, помилуй з великої милости твоєї нас, що в чимало великих гріхів впали, і по багатстві ласк твоїх очисти беззаконня наші, бо перед тобою згрішили ми, Господи, що невідомі й таємні речі серця людського знаєш, і єдиний ти маєш владу прощати гріхи. Серце ж чисте вчини в нас і Духом владичним утверди нас, і радість спасіння твого яви нам. Не відкинь нас від лиця твого, але дозволь, як Добрий і Людинолюбець, аж до останнього нашого віддиху появляти тобі жертву справедливости й приноси на святих твоїх жертовниках, милістю і ласками і чоловіколюб'ям єдинородного Сина твого, з яким ти є благословенний з пресвятим, добрим і животворящим твоїм Духом, нині й повсякчас, і на віки віків. Амінь.</w:t>
+        <w:t> Господи, Боже наш! Ти за покаяння дарував людям відпущення, нам же, як образ пізнання і визнання гріхів, показав покаяння і прощення пророка Давида. Тож, Владико, помилуй з великої милости твоєї нас, що в чимало великих гріхів впали, і по багатстві ласк твоїх очисти беззаконня наші, бо перед тобою згрішили ми, Господи, що невідомі й таємні речі серця людського знаєш, і єдиний ти маєш владу прощати гріхи. Серце ж чисте вчини в нас і Духом владичним утверди нас, і радість спасіння твого яви нам. Не відкинь нас від лиця твого, але дозволь, як Добрий і Людинолюбець, аж до останнього нашого віддиху появляти тобі жертву справедливости й приноси на святих твоїх жертовниках, милістю і ласками і чоловіколюб'ям єдинородного Сина твого, з яким ти є благословенний з пресвятим, добрим і животворящим твоїм Духом, нині й повсякчас, і на віки віків. Амінь.</w:t>
       </w:r>
     </w:p>
     <w:p>
@@ -12061,7 +11518,7 @@
     </w:p>
     <w:p>
       <w:pPr>
-        <w:pStyle w:val="2"/>
+        <w:pStyle w:val="Heading2"/>
         <w:spacing w:before="0" w:after="120"/>
         <w:jc w:val="center"/>
         <w:rPr>
@@ -12534,7 +11991,6 @@
           <w:sz w:val="24"/>
           <w:szCs w:val="24"/>
         </w:rPr>
-        <w:lastRenderedPageBreak/>
         <w:t>Вірні:</w:t>
       </w:r>
       <w:r>
@@ -12809,7 +12265,6 @@
     </w:p>
     <w:p>
       <w:pPr>
-        <w:pStyle w:val="a"/>
         <w:spacing w:after="120"/>
       </w:pPr>
       <w:r>
@@ -12881,7 +12336,7 @@
     </w:p>
     <w:p>
       <w:pPr>
-        <w:pStyle w:val="3"/>
+        <w:pStyle w:val="Heading3"/>
         <w:spacing w:before="0" w:after="120"/>
         <w:jc w:val="center"/>
         <w:rPr>
@@ -13118,7 +12573,7 @@
     </w:p>
     <w:p>
       <w:pPr>
-        <w:pStyle w:val="3"/>
+        <w:pStyle w:val="Heading3"/>
         <w:spacing w:before="0" w:after="120"/>
         <w:jc w:val="center"/>
         <w:rPr>
@@ -13262,7 +12717,7 @@
     </w:p>
     <w:p>
       <w:pPr>
-        <w:pStyle w:val="3"/>
+        <w:pStyle w:val="Heading3"/>
         <w:spacing w:before="0" w:after="120"/>
         <w:jc w:val="center"/>
         <w:rPr>
@@ -13281,13 +12736,11 @@
           <w:sz w:val="24"/>
           <w:szCs w:val="24"/>
         </w:rPr>
-        <w:lastRenderedPageBreak/>
         <w:t>Мала єктенія</w:t>
       </w:r>
     </w:p>
     <w:p>
       <w:pPr>
-        <w:pStyle w:val="a"/>
         <w:spacing w:after="120"/>
       </w:pPr>
       <w:r>
@@ -13301,7 +12754,6 @@
     </w:p>
     <w:p>
       <w:pPr>
-        <w:pStyle w:val="a"/>
         <w:spacing w:after="120"/>
       </w:pPr>
       <w:r>
@@ -13319,269 +12771,152 @@
           <w:color w:val="000000"/>
           <w:sz w:val="24"/>
         </w:rPr>
+        <w:t xml:space="preserve"> Го́споди, поми́луй.</w:t>
+      </w:r>
+    </w:p>
+    <w:p>
+      <w:pPr>
+        <w:spacing w:after="120"/>
+      </w:pPr>
+      <w:r>
+        <w:rPr>
+          <w:rFonts w:ascii="Times New Roman" w:hAnsi="Times New Roman"/>
+          <w:sz w:val="24"/>
+        </w:rPr>
+        <w:t>Заступи, спаси, помилуй і охорони нас, Боже, Твоєю благодаттю</w:t>
+      </w:r>
+    </w:p>
+    <w:p>
+      <w:pPr>
+        <w:spacing w:after="120"/>
+      </w:pPr>
+      <w:r>
+        <w:rPr>
+          <w:rFonts w:ascii="Times New Roman" w:hAnsi="Times New Roman"/>
+          <w:i/>
+          <w:color w:val="FF4400"/>
+          <w:sz w:val="24"/>
+        </w:rPr>
+        <w:t>Вірні:</w:t>
+      </w:r>
+      <w:r>
+        <w:rPr>
+          <w:rFonts w:ascii="Times New Roman" w:hAnsi="Times New Roman"/>
+          <w:color w:val="000000"/>
+          <w:sz w:val="24"/>
+        </w:rPr>
+        <w:t xml:space="preserve"> Го́споди, поми́луй.</w:t>
+      </w:r>
+    </w:p>
+    <w:p>
+      <w:pPr>
+        <w:spacing w:after="120"/>
+      </w:pPr>
+      <w:r>
+        <w:rPr>
+          <w:rFonts w:ascii="Times New Roman" w:hAnsi="Times New Roman"/>
+          <w:color w:val="000000"/>
+          <w:sz w:val="24"/>
+        </w:rPr>
+        <w:t>Пресвяту, пречисту, преблагословенну, славну Владичицю нашу Богородицю і приснодіву Марію, з усіма святими пом’янувши, самих себе, і один одного, і все життя наше Христу Богові віддаймо.</w:t>
+      </w:r>
+    </w:p>
+    <w:p>
+      <w:pPr>
+        <w:spacing w:after="120"/>
+      </w:pPr>
+      <w:r>
+        <w:rPr>
+          <w:rFonts w:ascii="Times New Roman" w:hAnsi="Times New Roman"/>
+          <w:i/>
+          <w:color w:val="FF4400"/>
+          <w:sz w:val="24"/>
+        </w:rPr>
+        <w:t>Вірні:</w:t>
+      </w:r>
+      <w:r>
+        <w:rPr>
+          <w:rFonts w:ascii="Times New Roman" w:hAnsi="Times New Roman"/>
+          <w:color w:val="000000"/>
+          <w:sz w:val="24"/>
+        </w:rPr>
+        <w:t xml:space="preserve"> Тобі́, Го́споди.</w:t>
+      </w:r>
+    </w:p>
+    <w:p>
+      <w:pPr>
+        <w:spacing w:after="120"/>
+        <w:jc w:val="both"/>
+        <w:rPr>
+          <w:rFonts w:ascii="Times New Roman" w:hAnsi="Times New Roman" w:cs="Times New Roman"/>
+          <w:sz w:val="24"/>
+          <w:szCs w:val="24"/>
+          <w:u w:val="single"/>
+        </w:rPr>
+      </w:pPr>
+      <w:r>
+        <w:rPr>
+          <w:rFonts w:ascii="Times New Roman" w:hAnsi="Times New Roman" w:cs="Times New Roman"/>
+          <w:sz w:val="24"/>
+          <w:szCs w:val="24"/>
+          <w:u w:val="single"/>
+        </w:rPr>
+        <w:t>[Від ночі лине дух наш до тебе, Боже, бо світлом є повеління твої. Навчи нас, Боже, правди твоєї, заповідей твоїх і виправдань твоїх. Просвіти наші духовні очі, щоб ми не заснули в гріхах на смерть. Віджени всяку мряку від сердець наших, даруй нам сонце правди і охорони життя наше знаменням і печаттю Святого твого Духа. Направ стопи наші на шлях мирний, дай нам бачити ранішній день у радості, щоб ми тобі засилали ранішні молитви]</w:t>
+      </w:r>
+    </w:p>
+    <w:p>
+      <w:pPr>
+        <w:spacing w:after="120"/>
+      </w:pPr>
+      <w:r>
+        <w:rPr>
+          <w:rFonts w:ascii="Times New Roman" w:hAnsi="Times New Roman"/>
+          <w:i/>
+          <w:color w:val="FF4400"/>
+          <w:sz w:val="24"/>
+        </w:rPr>
+        <w:t>Священник:</w:t>
+      </w:r>
+      <w:r>
+        <w:rPr>
+          <w:rFonts w:ascii="Times New Roman" w:hAnsi="Times New Roman"/>
+          <w:color w:val="000000"/>
+          <w:sz w:val="24"/>
+        </w:rPr>
+        <w:t xml:space="preserve"> Бо Твоя є влада і Твоє є царство, і сила, і слава, Отця, і Сина, і Святого Духа, нині, і повсякчас, і на віки віків.</w:t>
+      </w:r>
+    </w:p>
+    <w:p>
+      <w:pPr>
+        <w:spacing w:after="120"/>
+        <w:jc w:val="both"/>
+        <w:rPr>
+          <w:rFonts w:ascii="Times New Roman" w:hAnsi="Times New Roman" w:cs="Times New Roman"/>
+          <w:sz w:val="24"/>
+          <w:szCs w:val="24"/>
+        </w:rPr>
+      </w:pPr>
+      <w:r>
+        <w:rPr>
+          <w:rFonts w:ascii="Times New Roman" w:hAnsi="Times New Roman" w:cs="Times New Roman"/>
+          <w:i/>
+          <w:color w:val="FF0000"/>
+          <w:sz w:val="24"/>
+          <w:szCs w:val="24"/>
+        </w:rPr>
+        <w:t>Вірні:</w:t>
+      </w:r>
+      <w:r>
+        <w:rPr>
+          <w:rFonts w:ascii="Times New Roman" w:hAnsi="Times New Roman" w:cs="Times New Roman"/>
+          <w:color w:val="FF0000"/>
+          <w:sz w:val="24"/>
+          <w:szCs w:val="24"/>
+        </w:rPr>
         <w:t xml:space="preserve"> </w:t>
       </w:r>
       <w:r>
         <w:rPr>
-          <w:rFonts w:ascii="Times New Roman" w:hAnsi="Times New Roman"/>
-          <w:color w:val="000000"/>
-          <w:sz w:val="24"/>
-        </w:rPr>
-        <w:t>Го́споди</w:t>
-      </w:r>
-      <w:r>
-        <w:rPr>
-          <w:rFonts w:ascii="Times New Roman" w:hAnsi="Times New Roman"/>
-          <w:color w:val="000000"/>
-          <w:sz w:val="24"/>
-        </w:rPr>
-        <w:t xml:space="preserve">, </w:t>
-      </w:r>
-      <w:r>
-        <w:rPr>
-          <w:rFonts w:ascii="Times New Roman" w:hAnsi="Times New Roman"/>
-          <w:color w:val="000000"/>
-          <w:sz w:val="24"/>
-        </w:rPr>
-        <w:t>поми́луй</w:t>
-      </w:r>
-      <w:r>
-        <w:rPr>
-          <w:rFonts w:ascii="Times New Roman" w:hAnsi="Times New Roman"/>
-          <w:color w:val="000000"/>
-          <w:sz w:val="24"/>
-        </w:rPr>
-        <w:t>.</w:t>
-      </w:r>
-    </w:p>
-    <w:p>
-      <w:pPr>
-        <w:pStyle w:val="a"/>
-        <w:spacing w:after="120"/>
-      </w:pPr>
-      <w:r>
-        <w:rPr>
-          <w:rFonts w:ascii="Times New Roman" w:hAnsi="Times New Roman"/>
-          <w:sz w:val="24"/>
-        </w:rPr>
-        <w:t>Заступи, спаси, помилуй і охорони нас, Боже, Твоєю благодаттю</w:t>
-      </w:r>
-    </w:p>
-    <w:p>
-      <w:pPr>
-        <w:pStyle w:val="a"/>
-        <w:spacing w:after="120"/>
-      </w:pPr>
-      <w:r>
-        <w:rPr>
-          <w:rFonts w:ascii="Times New Roman" w:hAnsi="Times New Roman"/>
-          <w:i/>
-          <w:color w:val="FF4400"/>
-          <w:sz w:val="24"/>
-        </w:rPr>
-        <w:t>Вірні:</w:t>
-      </w:r>
-      <w:r>
-        <w:rPr>
-          <w:rFonts w:ascii="Times New Roman" w:hAnsi="Times New Roman"/>
-          <w:color w:val="000000"/>
-          <w:sz w:val="24"/>
-        </w:rPr>
-        <w:t xml:space="preserve"> </w:t>
-      </w:r>
-      <w:r>
-        <w:rPr>
-          <w:rFonts w:ascii="Times New Roman" w:hAnsi="Times New Roman"/>
-          <w:color w:val="000000"/>
-          <w:sz w:val="24"/>
-        </w:rPr>
-        <w:t>Го́споди</w:t>
-      </w:r>
-      <w:r>
-        <w:rPr>
-          <w:rFonts w:ascii="Times New Roman" w:hAnsi="Times New Roman"/>
-          <w:color w:val="000000"/>
-          <w:sz w:val="24"/>
-        </w:rPr>
-        <w:t xml:space="preserve">, </w:t>
-      </w:r>
-      <w:r>
-        <w:rPr>
-          <w:rFonts w:ascii="Times New Roman" w:hAnsi="Times New Roman"/>
-          <w:color w:val="000000"/>
-          <w:sz w:val="24"/>
-        </w:rPr>
-        <w:t>поми́луй</w:t>
-      </w:r>
-      <w:r>
-        <w:rPr>
-          <w:rFonts w:ascii="Times New Roman" w:hAnsi="Times New Roman"/>
-          <w:color w:val="000000"/>
-          <w:sz w:val="24"/>
-        </w:rPr>
-        <w:t>.</w:t>
-      </w:r>
-    </w:p>
-    <w:p>
-      <w:pPr>
-        <w:pStyle w:val="a"/>
-        <w:spacing w:after="120"/>
-      </w:pPr>
-      <w:r>
-        <w:rPr>
-          <w:rFonts w:ascii="Times New Roman" w:hAnsi="Times New Roman"/>
-          <w:color w:val="000000"/>
-          <w:sz w:val="24"/>
-        </w:rPr>
-        <w:t xml:space="preserve">Пресвяту, пречисту, </w:t>
-      </w:r>
-      <w:r>
-        <w:rPr>
-          <w:rFonts w:ascii="Times New Roman" w:hAnsi="Times New Roman"/>
-          <w:color w:val="000000"/>
-          <w:sz w:val="24"/>
-        </w:rPr>
-        <w:t>преблагословенну</w:t>
-      </w:r>
-      <w:r>
-        <w:rPr>
-          <w:rFonts w:ascii="Times New Roman" w:hAnsi="Times New Roman"/>
-          <w:color w:val="000000"/>
-          <w:sz w:val="24"/>
-        </w:rPr>
-        <w:t xml:space="preserve">, славну Владичицю нашу Богородицю і </w:t>
-      </w:r>
-      <w:r>
-        <w:rPr>
-          <w:rFonts w:ascii="Times New Roman" w:hAnsi="Times New Roman"/>
-          <w:color w:val="000000"/>
-          <w:sz w:val="24"/>
-        </w:rPr>
-        <w:t>приснодіву</w:t>
-      </w:r>
-      <w:r>
-        <w:rPr>
-          <w:rFonts w:ascii="Times New Roman" w:hAnsi="Times New Roman"/>
-          <w:color w:val="000000"/>
-          <w:sz w:val="24"/>
-        </w:rPr>
-        <w:t xml:space="preserve"> Марію, з усіма святими пом’янувши, самих себе, і один одного, і все життя наше Христу Богові віддаймо.</w:t>
-      </w:r>
-    </w:p>
-    <w:p>
-      <w:pPr>
-        <w:pStyle w:val="a"/>
-        <w:spacing w:after="120"/>
-      </w:pPr>
-      <w:r>
-        <w:rPr>
-          <w:rFonts w:ascii="Times New Roman" w:hAnsi="Times New Roman"/>
-          <w:i/>
-          <w:color w:val="FF4400"/>
-          <w:sz w:val="24"/>
-        </w:rPr>
-        <w:t>Вірні:</w:t>
-      </w:r>
-      <w:r>
-        <w:rPr>
-          <w:rFonts w:ascii="Times New Roman" w:hAnsi="Times New Roman"/>
-          <w:color w:val="000000"/>
-          <w:sz w:val="24"/>
-        </w:rPr>
-        <w:t xml:space="preserve"> Тобі́, </w:t>
-      </w:r>
-      <w:r>
-        <w:rPr>
-          <w:rFonts w:ascii="Times New Roman" w:hAnsi="Times New Roman"/>
-          <w:color w:val="000000"/>
-          <w:sz w:val="24"/>
-        </w:rPr>
-        <w:t>Го́споди</w:t>
-      </w:r>
-      <w:r>
-        <w:rPr>
-          <w:rFonts w:ascii="Times New Roman" w:hAnsi="Times New Roman"/>
-          <w:color w:val="000000"/>
-          <w:sz w:val="24"/>
-        </w:rPr>
-        <w:t>.</w:t>
-      </w:r>
-    </w:p>
-    <w:p>
-      <w:pPr>
-        <w:spacing w:after="120"/>
-        <w:jc w:val="both"/>
-        <w:rPr>
-          <w:rFonts w:ascii="Times New Roman" w:hAnsi="Times New Roman" w:cs="Times New Roman"/>
-          <w:sz w:val="24"/>
-          <w:szCs w:val="24"/>
-          <w:u w:val="single"/>
-        </w:rPr>
-      </w:pPr>
-      <w:r>
-        <w:rPr>
-          <w:rFonts w:ascii="Times New Roman" w:hAnsi="Times New Roman" w:cs="Times New Roman"/>
-          <w:sz w:val="24"/>
-          <w:szCs w:val="24"/>
-          <w:u w:val="single"/>
-        </w:rPr>
-        <w:t>[Від ночі лине дух наш до тебе, Боже, бо світлом є повеління твої. Навчи нас, Боже, правди твоєї, заповідей твоїх і виправдань твоїх. Просвіти наші духовні очі, щоб ми не заснули в гріхах на смерть. Віджени всяку мряку від сердець наших, даруй нам сонце правди і охорони життя наше знаменням і печаттю Святого твого Духа. Направ стопи наші на шлях мирний, дай нам бачити ранішній день у радості, щоб ми тобі засилали ранішні молитви]</w:t>
-      </w:r>
-    </w:p>
-    <w:p>
-      <w:pPr>
-        <w:pStyle w:val="a"/>
-        <w:spacing w:after="120"/>
-      </w:pPr>
-      <w:r>
-        <w:rPr>
-          <w:rFonts w:ascii="Times New Roman" w:hAnsi="Times New Roman"/>
-          <w:i/>
-          <w:color w:val="FF4400"/>
-          <w:sz w:val="24"/>
-        </w:rPr>
-        <w:t>Священник:</w:t>
-      </w:r>
-      <w:r>
-        <w:rPr>
-          <w:rFonts w:ascii="Times New Roman" w:hAnsi="Times New Roman"/>
-          <w:color w:val="000000"/>
-          <w:sz w:val="24"/>
-        </w:rPr>
-        <w:t xml:space="preserve"> Бо Твоя є влада і Твоє є царство, і сила, і слава, Отця, і Сина, і Святого Духа, нині, і повсякчас, і на віки віків.</w:t>
-      </w:r>
-    </w:p>
-    <w:p>
-      <w:pPr>
-        <w:spacing w:after="120"/>
-        <w:jc w:val="both"/>
-        <w:rPr>
-          <w:rFonts w:ascii="Times New Roman" w:hAnsi="Times New Roman" w:cs="Times New Roman"/>
-          <w:sz w:val="24"/>
-          <w:szCs w:val="24"/>
-        </w:rPr>
-      </w:pPr>
-      <w:r>
-        <w:rPr>
-          <w:rFonts w:ascii="Times New Roman" w:hAnsi="Times New Roman" w:cs="Times New Roman"/>
-          <w:i/>
-          <w:color w:val="FF0000"/>
-          <w:sz w:val="24"/>
-          <w:szCs w:val="24"/>
-        </w:rPr>
-        <w:t>Вірні:</w:t>
-      </w:r>
-      <w:r>
-        <w:rPr>
-          <w:rFonts w:ascii="Times New Roman" w:hAnsi="Times New Roman" w:cs="Times New Roman"/>
-          <w:color w:val="FF0000"/>
-          <w:sz w:val="24"/>
-          <w:szCs w:val="24"/>
-        </w:rPr>
-        <w:t xml:space="preserve"> </w:t>
-      </w:r>
-      <w:r>
-        <w:rPr>
           <w:rFonts w:ascii="Times New Roman" w:hAnsi="Times New Roman" w:cs="Times New Roman"/>
           <w:sz w:val="24"/>
           <w:szCs w:val="24"/>
@@ -13602,7 +12937,7 @@
     </w:p>
     <w:p>
       <w:pPr>
-        <w:pStyle w:val="3"/>
+        <w:pStyle w:val="Heading3"/>
         <w:spacing w:before="0" w:after="120"/>
         <w:jc w:val="center"/>
         <w:rPr>
@@ -13742,7 +13077,7 @@
     </w:p>
     <w:p>
       <w:pPr>
-        <w:pStyle w:val="3"/>
+        <w:pStyle w:val="Heading3"/>
         <w:spacing w:before="0" w:after="120"/>
         <w:jc w:val="center"/>
         <w:rPr>
@@ -13766,7 +13101,6 @@
     </w:p>
     <w:p>
       <w:pPr>
-        <w:pStyle w:val="a"/>
         <w:spacing w:after="120"/>
       </w:pPr>
       <w:r>
@@ -13780,7 +13114,6 @@
     </w:p>
     <w:p>
       <w:pPr>
-        <w:pStyle w:val="a"/>
         <w:spacing w:after="120"/>
       </w:pPr>
       <w:r>
@@ -13798,295 +13131,152 @@
           <w:color w:val="000000"/>
           <w:sz w:val="24"/>
         </w:rPr>
+        <w:t xml:space="preserve"> Го́споди, поми́луй.</w:t>
+      </w:r>
+    </w:p>
+    <w:p>
+      <w:pPr>
+        <w:spacing w:after="120"/>
+      </w:pPr>
+      <w:r>
+        <w:rPr>
+          <w:rFonts w:ascii="Times New Roman" w:hAnsi="Times New Roman"/>
+          <w:sz w:val="24"/>
+        </w:rPr>
+        <w:t>Заступи, спаси, помилуй і охорони нас, Боже, Твоєю благодаттю</w:t>
+      </w:r>
+    </w:p>
+    <w:p>
+      <w:pPr>
+        <w:spacing w:after="120"/>
+      </w:pPr>
+      <w:r>
+        <w:rPr>
+          <w:rFonts w:ascii="Times New Roman" w:hAnsi="Times New Roman"/>
+          <w:i/>
+          <w:color w:val="FF4400"/>
+          <w:sz w:val="24"/>
+        </w:rPr>
+        <w:t>Вірні:</w:t>
+      </w:r>
+      <w:r>
+        <w:rPr>
+          <w:rFonts w:ascii="Times New Roman" w:hAnsi="Times New Roman"/>
+          <w:color w:val="000000"/>
+          <w:sz w:val="24"/>
+        </w:rPr>
+        <w:t xml:space="preserve"> Го́споди, поми́луй.</w:t>
+      </w:r>
+    </w:p>
+    <w:p>
+      <w:pPr>
+        <w:spacing w:after="120"/>
+      </w:pPr>
+      <w:r>
+        <w:rPr>
+          <w:rFonts w:ascii="Times New Roman" w:hAnsi="Times New Roman"/>
+          <w:color w:val="000000"/>
+          <w:sz w:val="24"/>
+        </w:rPr>
+        <w:t>Пресвяту, пречисту, преблагословенну, славну Владичицю нашу Богородицю і приснодіву Марію, з усіма святими пом’янувши, самих себе, і один одного, і все життя наше Христу Богові віддаймо.</w:t>
+      </w:r>
+    </w:p>
+    <w:p>
+      <w:pPr>
+        <w:spacing w:after="120"/>
+      </w:pPr>
+      <w:r>
+        <w:rPr>
+          <w:rFonts w:ascii="Times New Roman" w:hAnsi="Times New Roman"/>
+          <w:i/>
+          <w:color w:val="FF4400"/>
+          <w:sz w:val="24"/>
+        </w:rPr>
+        <w:t>Вірні:</w:t>
+      </w:r>
+      <w:r>
+        <w:rPr>
+          <w:rFonts w:ascii="Times New Roman" w:hAnsi="Times New Roman"/>
+          <w:color w:val="000000"/>
+          <w:sz w:val="24"/>
+        </w:rPr>
+        <w:t xml:space="preserve"> Тобі́, Го́споди.</w:t>
+      </w:r>
+    </w:p>
+    <w:p>
+      <w:pPr>
+        <w:spacing w:after="120"/>
+        <w:jc w:val="both"/>
+        <w:rPr>
+          <w:rFonts w:ascii="Times New Roman" w:hAnsi="Times New Roman" w:cs="Times New Roman"/>
+          <w:sz w:val="24"/>
+          <w:szCs w:val="24"/>
+          <w:u w:val="single"/>
+        </w:rPr>
+      </w:pPr>
+      <w:r>
+        <w:rPr>
+          <w:rFonts w:ascii="Times New Roman" w:hAnsi="Times New Roman" w:cs="Times New Roman"/>
+          <w:sz w:val="24"/>
+          <w:szCs w:val="24"/>
+          <w:u w:val="single"/>
+        </w:rPr>
+        <w:t>[Боже й Отче Господа нашого Ісуса Христа! Ти підніс нас з постелі нашої і зібрав на годину молитви. Дай нам ласку відкрити уста наші і прийми наші подяки, що в наших силах, і навчи нас установ твоїх. Бо молитися як слід не вміємо, якщо ти, Господи, святим твоїм Духом не навчиш нас. Тому молимося тобі: Даруй і прости, якщо ми згрішили аж дотеперішньої години словом або ділом, або думкою, добровільно або недобровільно. Бо коли на провини будеш дивитися, Господи, Господи, то хто встоїться, бо в тебе є прощення. Ти один святий, допоміжник сильний, захисник життя нашого, і тебе ми завжди оспівуватимемо.]</w:t>
+      </w:r>
+    </w:p>
+    <w:p>
+      <w:pPr>
+        <w:spacing w:after="120"/>
+      </w:pPr>
+      <w:r>
+        <w:rPr>
+          <w:rFonts w:ascii="Times New Roman" w:hAnsi="Times New Roman"/>
+          <w:i/>
+          <w:color w:val="FF4400"/>
+          <w:sz w:val="24"/>
+        </w:rPr>
+        <w:t>Священник:</w:t>
+      </w:r>
+      <w:r>
+        <w:rPr>
+          <w:rFonts w:ascii="Times New Roman" w:hAnsi="Times New Roman"/>
+          <w:color w:val="000000"/>
+          <w:sz w:val="24"/>
+        </w:rPr>
+        <w:t xml:space="preserve"> Бо Ти благий і людинолюбний Бог – і Тобі славу возсилаємо, Отцю, і Сину, і Святому Духові, нині, і повсякчас, і на віки віків.</w:t>
+      </w:r>
+    </w:p>
+    <w:p>
+      <w:pPr>
+        <w:spacing w:after="120"/>
+        <w:jc w:val="both"/>
+        <w:rPr>
+          <w:rFonts w:ascii="Times New Roman" w:hAnsi="Times New Roman" w:cs="Times New Roman"/>
+          <w:sz w:val="24"/>
+          <w:szCs w:val="24"/>
+        </w:rPr>
+      </w:pPr>
+      <w:r>
+        <w:rPr>
+          <w:rFonts w:ascii="Times New Roman" w:hAnsi="Times New Roman" w:cs="Times New Roman"/>
+          <w:i/>
+          <w:color w:val="FF0000"/>
+          <w:sz w:val="24"/>
+          <w:szCs w:val="24"/>
+        </w:rPr>
+        <w:t>Вірні:</w:t>
+      </w:r>
+      <w:r>
+        <w:rPr>
+          <w:rFonts w:ascii="Times New Roman" w:hAnsi="Times New Roman" w:cs="Times New Roman"/>
+          <w:color w:val="FF0000"/>
+          <w:sz w:val="24"/>
+          <w:szCs w:val="24"/>
+        </w:rPr>
         <w:t xml:space="preserve"> </w:t>
       </w:r>
       <w:r>
         <w:rPr>
-          <w:rFonts w:ascii="Times New Roman" w:hAnsi="Times New Roman"/>
-          <w:color w:val="000000"/>
-          <w:sz w:val="24"/>
-        </w:rPr>
-        <w:t>Го́споди</w:t>
-      </w:r>
-      <w:r>
-        <w:rPr>
-          <w:rFonts w:ascii="Times New Roman" w:hAnsi="Times New Roman"/>
-          <w:color w:val="000000"/>
-          <w:sz w:val="24"/>
-        </w:rPr>
-        <w:t xml:space="preserve">, </w:t>
-      </w:r>
-      <w:r>
-        <w:rPr>
-          <w:rFonts w:ascii="Times New Roman" w:hAnsi="Times New Roman"/>
-          <w:color w:val="000000"/>
-          <w:sz w:val="24"/>
-        </w:rPr>
-        <w:t>поми́луй</w:t>
-      </w:r>
-      <w:r>
-        <w:rPr>
-          <w:rFonts w:ascii="Times New Roman" w:hAnsi="Times New Roman"/>
-          <w:color w:val="000000"/>
-          <w:sz w:val="24"/>
-        </w:rPr>
-        <w:t>.</w:t>
-      </w:r>
-    </w:p>
-    <w:p>
-      <w:pPr>
-        <w:pStyle w:val="a"/>
-        <w:spacing w:after="120"/>
-      </w:pPr>
-      <w:r>
-        <w:rPr>
-          <w:rFonts w:ascii="Times New Roman" w:hAnsi="Times New Roman"/>
-          <w:sz w:val="24"/>
-        </w:rPr>
-        <w:t>Заступи, спаси, помилуй і охорони нас, Боже, Твоєю благодаттю</w:t>
-      </w:r>
-    </w:p>
-    <w:p>
-      <w:pPr>
-        <w:pStyle w:val="a"/>
-        <w:spacing w:after="120"/>
-      </w:pPr>
-      <w:r>
-        <w:rPr>
-          <w:rFonts w:ascii="Times New Roman" w:hAnsi="Times New Roman"/>
-          <w:i/>
-          <w:color w:val="FF4400"/>
-          <w:sz w:val="24"/>
-        </w:rPr>
-        <w:t>Вірні:</w:t>
-      </w:r>
-      <w:r>
-        <w:rPr>
-          <w:rFonts w:ascii="Times New Roman" w:hAnsi="Times New Roman"/>
-          <w:color w:val="000000"/>
-          <w:sz w:val="24"/>
-        </w:rPr>
-        <w:t xml:space="preserve"> </w:t>
-      </w:r>
-      <w:r>
-        <w:rPr>
-          <w:rFonts w:ascii="Times New Roman" w:hAnsi="Times New Roman"/>
-          <w:color w:val="000000"/>
-          <w:sz w:val="24"/>
-        </w:rPr>
-        <w:t>Го́споди</w:t>
-      </w:r>
-      <w:r>
-        <w:rPr>
-          <w:rFonts w:ascii="Times New Roman" w:hAnsi="Times New Roman"/>
-          <w:color w:val="000000"/>
-          <w:sz w:val="24"/>
-        </w:rPr>
-        <w:t xml:space="preserve">, </w:t>
-      </w:r>
-      <w:r>
-        <w:rPr>
-          <w:rFonts w:ascii="Times New Roman" w:hAnsi="Times New Roman"/>
-          <w:color w:val="000000"/>
-          <w:sz w:val="24"/>
-        </w:rPr>
-        <w:t>поми́луй</w:t>
-      </w:r>
-      <w:r>
-        <w:rPr>
-          <w:rFonts w:ascii="Times New Roman" w:hAnsi="Times New Roman"/>
-          <w:color w:val="000000"/>
-          <w:sz w:val="24"/>
-        </w:rPr>
-        <w:t>.</w:t>
-      </w:r>
-    </w:p>
-    <w:p>
-      <w:pPr>
-        <w:pStyle w:val="a"/>
-        <w:spacing w:after="120"/>
-      </w:pPr>
-      <w:r>
-        <w:rPr>
-          <w:rFonts w:ascii="Times New Roman" w:hAnsi="Times New Roman"/>
-          <w:color w:val="000000"/>
-          <w:sz w:val="24"/>
-        </w:rPr>
-        <w:t xml:space="preserve">Пресвяту, пречисту, </w:t>
-      </w:r>
-      <w:r>
-        <w:rPr>
-          <w:rFonts w:ascii="Times New Roman" w:hAnsi="Times New Roman"/>
-          <w:color w:val="000000"/>
-          <w:sz w:val="24"/>
-        </w:rPr>
-        <w:t>преблагословенну</w:t>
-      </w:r>
-      <w:r>
-        <w:rPr>
-          <w:rFonts w:ascii="Times New Roman" w:hAnsi="Times New Roman"/>
-          <w:color w:val="000000"/>
-          <w:sz w:val="24"/>
-        </w:rPr>
-        <w:t xml:space="preserve">, славну Владичицю нашу Богородицю і </w:t>
-      </w:r>
-      <w:r>
-        <w:rPr>
-          <w:rFonts w:ascii="Times New Roman" w:hAnsi="Times New Roman"/>
-          <w:color w:val="000000"/>
-          <w:sz w:val="24"/>
-        </w:rPr>
-        <w:t>приснодіву</w:t>
-      </w:r>
-      <w:r>
-        <w:rPr>
-          <w:rFonts w:ascii="Times New Roman" w:hAnsi="Times New Roman"/>
-          <w:color w:val="000000"/>
-          <w:sz w:val="24"/>
-        </w:rPr>
-        <w:t xml:space="preserve"> Марію, з усіма святими пом’янувши, самих себе, і один одного, і все життя наше Христу Богові віддаймо.</w:t>
-      </w:r>
-    </w:p>
-    <w:p>
-      <w:pPr>
-        <w:pStyle w:val="a"/>
-        <w:spacing w:after="120"/>
-      </w:pPr>
-      <w:r>
-        <w:rPr>
-          <w:rFonts w:ascii="Times New Roman" w:hAnsi="Times New Roman"/>
-          <w:i/>
-          <w:color w:val="FF4400"/>
-          <w:sz w:val="24"/>
-        </w:rPr>
-        <w:t>Вірні:</w:t>
-      </w:r>
-      <w:r>
-        <w:rPr>
-          <w:rFonts w:ascii="Times New Roman" w:hAnsi="Times New Roman"/>
-          <w:color w:val="000000"/>
-          <w:sz w:val="24"/>
-        </w:rPr>
-        <w:t xml:space="preserve"> Тобі́, </w:t>
-      </w:r>
-      <w:r>
-        <w:rPr>
-          <w:rFonts w:ascii="Times New Roman" w:hAnsi="Times New Roman"/>
-          <w:color w:val="000000"/>
-          <w:sz w:val="24"/>
-        </w:rPr>
-        <w:t>Го́споди</w:t>
-      </w:r>
-      <w:r>
-        <w:rPr>
-          <w:rFonts w:ascii="Times New Roman" w:hAnsi="Times New Roman"/>
-          <w:color w:val="000000"/>
-          <w:sz w:val="24"/>
-        </w:rPr>
-        <w:t>.</w:t>
-      </w:r>
-    </w:p>
-    <w:p>
-      <w:pPr>
-        <w:spacing w:after="120"/>
-        <w:jc w:val="both"/>
-        <w:rPr>
-          <w:rFonts w:ascii="Times New Roman" w:hAnsi="Times New Roman" w:cs="Times New Roman"/>
-          <w:sz w:val="24"/>
-          <w:szCs w:val="24"/>
-          <w:u w:val="single"/>
-        </w:rPr>
-      </w:pPr>
-      <w:r>
-        <w:rPr>
-          <w:rFonts w:ascii="Times New Roman" w:hAnsi="Times New Roman" w:cs="Times New Roman"/>
-          <w:sz w:val="24"/>
-          <w:szCs w:val="24"/>
-          <w:u w:val="single"/>
-        </w:rPr>
-        <w:t xml:space="preserve">[Боже й Отче Господа нашого Ісуса Христа! Ти підніс нас з постелі нашої і зібрав на годину молитви. Дай нам ласку відкрити уста наші і прийми наші подяки, що в наших силах, і навчи нас установ твоїх. Бо молитися як слід не вміємо, якщо ти, Господи, святим твоїм Духом не навчиш нас. Тому молимося тобі: Даруй і прости, якщо ми згрішили аж дотеперішньої години словом або ділом, або думкою, добровільно або недобровільно. Бо коли на провини </w:t>
-      </w:r>
-      <w:r>
-        <w:rPr>
-          <w:rFonts w:ascii="Times New Roman" w:hAnsi="Times New Roman" w:cs="Times New Roman"/>
-          <w:sz w:val="24"/>
-          <w:szCs w:val="24"/>
-          <w:u w:val="single"/>
-        </w:rPr>
-        <w:lastRenderedPageBreak/>
-        <w:t>будеш дивитися, Господи, Господи, то хто встоїться, бо в тебе є прощення. Ти один святий, допоміжник сильний, захисник життя нашого, і тебе ми завжди оспівуватимемо.]</w:t>
-      </w:r>
-    </w:p>
-    <w:p>
-      <w:pPr>
-        <w:pStyle w:val="a"/>
-        <w:spacing w:after="120"/>
-      </w:pPr>
-      <w:r>
-        <w:rPr>
-          <w:rFonts w:ascii="Times New Roman" w:hAnsi="Times New Roman"/>
-          <w:i/>
-          <w:color w:val="FF4400"/>
-          <w:sz w:val="24"/>
-        </w:rPr>
-        <w:t>Священник:</w:t>
-      </w:r>
-      <w:r>
-        <w:rPr>
-          <w:rFonts w:ascii="Times New Roman" w:hAnsi="Times New Roman"/>
-          <w:color w:val="000000"/>
-          <w:sz w:val="24"/>
-        </w:rPr>
-        <w:t xml:space="preserve"> Бо Ти благий і людинолюбний Бог – і Тобі славу </w:t>
-      </w:r>
-      <w:r>
-        <w:rPr>
-          <w:rFonts w:ascii="Times New Roman" w:hAnsi="Times New Roman"/>
-          <w:color w:val="000000"/>
-          <w:sz w:val="24"/>
-        </w:rPr>
-        <w:t>возсилаємо</w:t>
-      </w:r>
-      <w:r>
-        <w:rPr>
-          <w:rFonts w:ascii="Times New Roman" w:hAnsi="Times New Roman"/>
-          <w:color w:val="000000"/>
-          <w:sz w:val="24"/>
-        </w:rPr>
-        <w:t>, Отцю, і Сину, і Святому Духові, нині, і повсякчас, і на віки віків.</w:t>
-      </w:r>
-    </w:p>
-    <w:p>
-      <w:pPr>
-        <w:spacing w:after="120"/>
-        <w:jc w:val="both"/>
-        <w:rPr>
-          <w:rFonts w:ascii="Times New Roman" w:hAnsi="Times New Roman" w:cs="Times New Roman"/>
-          <w:sz w:val="24"/>
-          <w:szCs w:val="24"/>
-        </w:rPr>
-      </w:pPr>
-      <w:r>
-        <w:rPr>
-          <w:rFonts w:ascii="Times New Roman" w:hAnsi="Times New Roman" w:cs="Times New Roman"/>
-          <w:i/>
-          <w:color w:val="FF0000"/>
-          <w:sz w:val="24"/>
-          <w:szCs w:val="24"/>
-        </w:rPr>
-        <w:t>Вірні:</w:t>
-      </w:r>
-      <w:r>
-        <w:rPr>
-          <w:rFonts w:ascii="Times New Roman" w:hAnsi="Times New Roman" w:cs="Times New Roman"/>
-          <w:color w:val="FF0000"/>
-          <w:sz w:val="24"/>
-          <w:szCs w:val="24"/>
-        </w:rPr>
-        <w:t xml:space="preserve"> </w:t>
-      </w:r>
-      <w:r>
-        <w:rPr>
           <w:rFonts w:ascii="Times New Roman" w:hAnsi="Times New Roman" w:cs="Times New Roman"/>
           <w:sz w:val="24"/>
           <w:szCs w:val="24"/>
@@ -14107,7 +13297,7 @@
     </w:p>
     <w:p>
       <w:pPr>
-        <w:pStyle w:val="3"/>
+        <w:pStyle w:val="Heading3"/>
         <w:spacing w:before="0" w:after="120"/>
         <w:jc w:val="center"/>
         <w:rPr>
@@ -14230,7 +13420,7 @@
     </w:p>
     <w:p>
       <w:pPr>
-        <w:pStyle w:val="2"/>
+        <w:pStyle w:val="Heading2"/>
         <w:spacing w:before="0" w:after="120"/>
         <w:jc w:val="center"/>
         <w:rPr>
@@ -14570,7 +13760,7 @@
     </w:p>
     <w:p>
       <w:pPr>
-        <w:pStyle w:val="3"/>
+        <w:pStyle w:val="Heading3"/>
         <w:spacing w:before="0" w:after="120"/>
         <w:jc w:val="center"/>
         <w:rPr>
@@ -14841,7 +14031,7 @@
     </w:p>
     <w:p>
       <w:pPr>
-        <w:pStyle w:val="3"/>
+        <w:pStyle w:val="Heading3"/>
         <w:spacing w:before="0" w:after="120"/>
         <w:jc w:val="center"/>
         <w:rPr>
@@ -14865,7 +14055,6 @@
     </w:p>
     <w:p>
       <w:pPr>
-        <w:pStyle w:val="a"/>
         <w:spacing w:after="120"/>
       </w:pPr>
       <w:r>
@@ -14879,7 +14068,6 @@
     </w:p>
     <w:p>
       <w:pPr>
-        <w:pStyle w:val="a"/>
         <w:spacing w:after="120"/>
       </w:pPr>
       <w:r>
@@ -14897,285 +14085,169 @@
           <w:color w:val="000000"/>
           <w:sz w:val="24"/>
         </w:rPr>
+        <w:t xml:space="preserve"> Го́споди, поми́луй.</w:t>
+      </w:r>
+    </w:p>
+    <w:p>
+      <w:pPr>
+        <w:spacing w:after="120"/>
+      </w:pPr>
+      <w:r>
+        <w:rPr>
+          <w:rFonts w:ascii="Times New Roman" w:hAnsi="Times New Roman"/>
+          <w:sz w:val="24"/>
+        </w:rPr>
+        <w:t>Заступи, спаси, помилуй і охорони нас, Боже, Твоєю благодаттю</w:t>
+      </w:r>
+    </w:p>
+    <w:p>
+      <w:pPr>
+        <w:spacing w:after="120"/>
+      </w:pPr>
+      <w:r>
+        <w:rPr>
+          <w:rFonts w:ascii="Times New Roman" w:hAnsi="Times New Roman"/>
+          <w:i/>
+          <w:color w:val="FF4400"/>
+          <w:sz w:val="24"/>
+        </w:rPr>
+        <w:t>Вірні:</w:t>
+      </w:r>
+      <w:r>
+        <w:rPr>
+          <w:rFonts w:ascii="Times New Roman" w:hAnsi="Times New Roman"/>
+          <w:color w:val="000000"/>
+          <w:sz w:val="24"/>
+        </w:rPr>
+        <w:t xml:space="preserve"> Го́споди, поми́луй.</w:t>
+      </w:r>
+    </w:p>
+    <w:p>
+      <w:pPr>
+        <w:spacing w:after="120"/>
+      </w:pPr>
+      <w:r>
+        <w:rPr>
+          <w:rFonts w:ascii="Times New Roman" w:hAnsi="Times New Roman"/>
+          <w:color w:val="000000"/>
+          <w:sz w:val="24"/>
+        </w:rPr>
+        <w:t>Пресвяту, пречисту, преблагословенну, славну Владичицю нашу Богородицю і приснодіву Марію, з усіма святими пом’янувши, самих себе, і один одного, і все життя наше Христу Богові віддаймо.</w:t>
+      </w:r>
+    </w:p>
+    <w:p>
+      <w:pPr>
+        <w:spacing w:after="120"/>
+      </w:pPr>
+      <w:r>
+        <w:rPr>
+          <w:rFonts w:ascii="Times New Roman" w:hAnsi="Times New Roman"/>
+          <w:i/>
+          <w:color w:val="FF4400"/>
+          <w:sz w:val="24"/>
+        </w:rPr>
+        <w:t>Вірні:</w:t>
+      </w:r>
+      <w:r>
+        <w:rPr>
+          <w:rFonts w:ascii="Times New Roman" w:hAnsi="Times New Roman"/>
+          <w:color w:val="000000"/>
+          <w:sz w:val="24"/>
+        </w:rPr>
+        <w:t xml:space="preserve"> Тобі́, Го́споди.</w:t>
+      </w:r>
+    </w:p>
+    <w:p>
+      <w:pPr>
+        <w:spacing w:after="120"/>
+        <w:jc w:val="both"/>
+        <w:rPr>
+          <w:rFonts w:ascii="Times New Roman" w:hAnsi="Times New Roman" w:cs="Times New Roman"/>
+          <w:i/>
+          <w:sz w:val="24"/>
+          <w:szCs w:val="24"/>
+          <w:u w:val="single"/>
+        </w:rPr>
+      </w:pPr>
+      <w:r>
+        <w:rPr>
+          <w:rFonts w:ascii="Times New Roman" w:hAnsi="Times New Roman" w:cs="Times New Roman"/>
+          <w:sz w:val="24"/>
+          <w:szCs w:val="24"/>
+          <w:u w:val="single"/>
+        </w:rPr>
+        <w:t>[Від ночі лине дух наш до тебе, Боже, бо світлом є повеління твої на землі. Навчи нас у страсі твоєму виконувати правду й добро, бо тебе славимо як правдивого Бога нашого. Прихили вухо своє і вислухай нас, і пом'яни, Господи, тих, що є та що моляться з нами, всіх по імені, і спаси їх силою твоєю. Благослови людей твоїх і освяти спадкоємство твоє: мир світові твоєму даруй, церквам твоїм, священикам, владі, і всім людям.]</w:t>
+      </w:r>
+    </w:p>
+    <w:p>
+      <w:pPr>
+        <w:spacing w:after="120"/>
+        <w:jc w:val="both"/>
+        <w:rPr>
+          <w:rFonts w:ascii="Times New Roman" w:hAnsi="Times New Roman" w:cs="Times New Roman"/>
+          <w:sz w:val="24"/>
+          <w:szCs w:val="24"/>
+        </w:rPr>
+      </w:pPr>
+      <w:r>
+        <w:rPr>
+          <w:rFonts w:ascii="Times New Roman" w:hAnsi="Times New Roman" w:cs="Times New Roman"/>
+          <w:i/>
+          <w:color w:val="FF0000"/>
+          <w:sz w:val="24"/>
+          <w:szCs w:val="24"/>
+        </w:rPr>
+        <w:t>Священик: </w:t>
+      </w:r>
+      <w:r>
+        <w:rPr>
+          <w:rFonts w:ascii="Times New Roman" w:hAnsi="Times New Roman" w:cs="Times New Roman"/>
+          <w:color w:val="000000"/>
+          <w:sz w:val="24"/>
+          <w:szCs w:val="24"/>
+        </w:rPr>
+        <w:t>Бо благословилося і прославилося ім’я Твоє Отця, і Сина, і Святого Духа</w:t>
+      </w:r>
+      <w:r>
+        <w:rPr>
+          <w:rFonts w:ascii="Times New Roman" w:hAnsi="Times New Roman" w:cs="Times New Roman"/>
+          <w:sz w:val="24"/>
+          <w:szCs w:val="24"/>
+        </w:rPr>
+        <w:t>, нині і повсякчас, і на віки віків.</w:t>
+      </w:r>
+    </w:p>
+    <w:p>
+      <w:pPr>
+        <w:spacing w:after="120"/>
+        <w:jc w:val="both"/>
+        <w:rPr>
+          <w:rFonts w:ascii="Times New Roman" w:hAnsi="Times New Roman" w:cs="Times New Roman"/>
+          <w:sz w:val="24"/>
+          <w:szCs w:val="24"/>
+        </w:rPr>
+      </w:pPr>
+      <w:r>
+        <w:rPr>
+          <w:rFonts w:ascii="Times New Roman" w:hAnsi="Times New Roman" w:cs="Times New Roman"/>
+          <w:i/>
+          <w:color w:val="FF0000"/>
+          <w:sz w:val="24"/>
+          <w:szCs w:val="24"/>
+        </w:rPr>
+        <w:t>Вірні:</w:t>
+      </w:r>
+      <w:r>
+        <w:rPr>
+          <w:rFonts w:ascii="Times New Roman" w:hAnsi="Times New Roman" w:cs="Times New Roman"/>
+          <w:color w:val="FF0000"/>
+          <w:sz w:val="24"/>
+          <w:szCs w:val="24"/>
+        </w:rPr>
         <w:t xml:space="preserve"> </w:t>
       </w:r>
       <w:r>
         <w:rPr>
-          <w:rFonts w:ascii="Times New Roman" w:hAnsi="Times New Roman"/>
-          <w:color w:val="000000"/>
-          <w:sz w:val="24"/>
-        </w:rPr>
-        <w:t>Го́споди</w:t>
-      </w:r>
-      <w:r>
-        <w:rPr>
-          <w:rFonts w:ascii="Times New Roman" w:hAnsi="Times New Roman"/>
-          <w:color w:val="000000"/>
-          <w:sz w:val="24"/>
-        </w:rPr>
-        <w:t xml:space="preserve">, </w:t>
-      </w:r>
-      <w:r>
-        <w:rPr>
-          <w:rFonts w:ascii="Times New Roman" w:hAnsi="Times New Roman"/>
-          <w:color w:val="000000"/>
-          <w:sz w:val="24"/>
-        </w:rPr>
-        <w:t>поми́луй</w:t>
-      </w:r>
-      <w:r>
-        <w:rPr>
-          <w:rFonts w:ascii="Times New Roman" w:hAnsi="Times New Roman"/>
-          <w:color w:val="000000"/>
-          <w:sz w:val="24"/>
-        </w:rPr>
-        <w:t>.</w:t>
-      </w:r>
-    </w:p>
-    <w:p>
-      <w:pPr>
-        <w:pStyle w:val="a"/>
-        <w:spacing w:after="120"/>
-      </w:pPr>
-      <w:r>
-        <w:rPr>
-          <w:rFonts w:ascii="Times New Roman" w:hAnsi="Times New Roman"/>
-          <w:sz w:val="24"/>
-        </w:rPr>
-        <w:t>Заступи, спаси, помилуй і охорони нас, Боже, Твоєю благодаттю</w:t>
-      </w:r>
-    </w:p>
-    <w:p>
-      <w:pPr>
-        <w:pStyle w:val="a"/>
-        <w:spacing w:after="120"/>
-      </w:pPr>
-      <w:r>
-        <w:rPr>
-          <w:rFonts w:ascii="Times New Roman" w:hAnsi="Times New Roman"/>
-          <w:i/>
-          <w:color w:val="FF4400"/>
-          <w:sz w:val="24"/>
-        </w:rPr>
-        <w:t>Вірні:</w:t>
-      </w:r>
-      <w:r>
-        <w:rPr>
-          <w:rFonts w:ascii="Times New Roman" w:hAnsi="Times New Roman"/>
-          <w:color w:val="000000"/>
-          <w:sz w:val="24"/>
-        </w:rPr>
-        <w:t xml:space="preserve"> </w:t>
-      </w:r>
-      <w:r>
-        <w:rPr>
-          <w:rFonts w:ascii="Times New Roman" w:hAnsi="Times New Roman"/>
-          <w:color w:val="000000"/>
-          <w:sz w:val="24"/>
-        </w:rPr>
-        <w:t>Го́споди</w:t>
-      </w:r>
-      <w:r>
-        <w:rPr>
-          <w:rFonts w:ascii="Times New Roman" w:hAnsi="Times New Roman"/>
-          <w:color w:val="000000"/>
-          <w:sz w:val="24"/>
-        </w:rPr>
-        <w:t xml:space="preserve">, </w:t>
-      </w:r>
-      <w:r>
-        <w:rPr>
-          <w:rFonts w:ascii="Times New Roman" w:hAnsi="Times New Roman"/>
-          <w:color w:val="000000"/>
-          <w:sz w:val="24"/>
-        </w:rPr>
-        <w:t>поми́луй</w:t>
-      </w:r>
-      <w:r>
-        <w:rPr>
-          <w:rFonts w:ascii="Times New Roman" w:hAnsi="Times New Roman"/>
-          <w:color w:val="000000"/>
-          <w:sz w:val="24"/>
-        </w:rPr>
-        <w:t>.</w:t>
-      </w:r>
-    </w:p>
-    <w:p>
-      <w:pPr>
-        <w:pStyle w:val="a"/>
-        <w:spacing w:after="120"/>
-      </w:pPr>
-      <w:r>
-        <w:rPr>
-          <w:rFonts w:ascii="Times New Roman" w:hAnsi="Times New Roman"/>
-          <w:color w:val="000000"/>
-          <w:sz w:val="24"/>
-        </w:rPr>
-        <w:t xml:space="preserve">Пресвяту, пречисту, </w:t>
-      </w:r>
-      <w:r>
-        <w:rPr>
-          <w:rFonts w:ascii="Times New Roman" w:hAnsi="Times New Roman"/>
-          <w:color w:val="000000"/>
-          <w:sz w:val="24"/>
-        </w:rPr>
-        <w:t>преблагословенну</w:t>
-      </w:r>
-      <w:r>
-        <w:rPr>
-          <w:rFonts w:ascii="Times New Roman" w:hAnsi="Times New Roman"/>
-          <w:color w:val="000000"/>
-          <w:sz w:val="24"/>
-        </w:rPr>
-        <w:t xml:space="preserve">, славну Владичицю нашу Богородицю і </w:t>
-      </w:r>
-      <w:r>
-        <w:rPr>
-          <w:rFonts w:ascii="Times New Roman" w:hAnsi="Times New Roman"/>
-          <w:color w:val="000000"/>
-          <w:sz w:val="24"/>
-        </w:rPr>
-        <w:t>приснодіву</w:t>
-      </w:r>
-      <w:r>
-        <w:rPr>
-          <w:rFonts w:ascii="Times New Roman" w:hAnsi="Times New Roman"/>
-          <w:color w:val="000000"/>
-          <w:sz w:val="24"/>
-        </w:rPr>
-        <w:t xml:space="preserve"> Марію, з усіма святими пом’янувши, самих себе, і один одного, і все життя наше Христу Богові віддаймо.</w:t>
-      </w:r>
-    </w:p>
-    <w:p>
-      <w:pPr>
-        <w:pStyle w:val="a"/>
-        <w:spacing w:after="120"/>
-      </w:pPr>
-      <w:r>
-        <w:rPr>
-          <w:rFonts w:ascii="Times New Roman" w:hAnsi="Times New Roman"/>
-          <w:i/>
-          <w:color w:val="FF4400"/>
-          <w:sz w:val="24"/>
-        </w:rPr>
-        <w:t>Вірні:</w:t>
-      </w:r>
-      <w:r>
-        <w:rPr>
-          <w:rFonts w:ascii="Times New Roman" w:hAnsi="Times New Roman"/>
-          <w:color w:val="000000"/>
-          <w:sz w:val="24"/>
-        </w:rPr>
-        <w:t xml:space="preserve"> Тобі́, </w:t>
-      </w:r>
-      <w:r>
-        <w:rPr>
-          <w:rFonts w:ascii="Times New Roman" w:hAnsi="Times New Roman"/>
-          <w:color w:val="000000"/>
-          <w:sz w:val="24"/>
-        </w:rPr>
-        <w:t>Го́споди</w:t>
-      </w:r>
-      <w:r>
-        <w:rPr>
-          <w:rFonts w:ascii="Times New Roman" w:hAnsi="Times New Roman"/>
-          <w:color w:val="000000"/>
-          <w:sz w:val="24"/>
-        </w:rPr>
-        <w:t>.</w:t>
-      </w:r>
-    </w:p>
-    <w:p>
-      <w:pPr>
-        <w:spacing w:after="120"/>
-        <w:jc w:val="both"/>
-        <w:rPr>
-          <w:rFonts w:ascii="Times New Roman" w:hAnsi="Times New Roman" w:cs="Times New Roman"/>
-          <w:i/>
-          <w:sz w:val="24"/>
-          <w:szCs w:val="24"/>
-          <w:u w:val="single"/>
-        </w:rPr>
-      </w:pPr>
-      <w:r>
-        <w:rPr>
-          <w:rFonts w:ascii="Times New Roman" w:hAnsi="Times New Roman" w:cs="Times New Roman"/>
-          <w:sz w:val="24"/>
-          <w:szCs w:val="24"/>
-          <w:u w:val="single"/>
-        </w:rPr>
-        <w:t>[Від ночі лине дух наш до тебе, Боже, бо світлом є повеління твої на землі. Навчи нас у страсі твоєму виконувати правду й добро, бо тебе славимо як правдивого Бога нашого. Прихили вухо своє і вислухай нас, і пом'яни, Господи, тих, що є та що моляться з нами, всіх по імені, і спаси їх силою твоєю. Благослови людей твоїх і освяти спадкоємство твоє: мир світові твоєму даруй, церквам твоїм, священикам, владі, і всім людям.]</w:t>
-      </w:r>
-    </w:p>
-    <w:p>
-      <w:pPr>
-        <w:spacing w:after="120"/>
-        <w:jc w:val="both"/>
-        <w:rPr>
-          <w:rFonts w:ascii="Times New Roman" w:hAnsi="Times New Roman" w:cs="Times New Roman"/>
-          <w:sz w:val="24"/>
-          <w:szCs w:val="24"/>
-        </w:rPr>
-      </w:pPr>
-      <w:r>
-        <w:rPr>
-          <w:rFonts w:ascii="Times New Roman" w:hAnsi="Times New Roman" w:cs="Times New Roman"/>
-          <w:i/>
-          <w:color w:val="FF0000"/>
-          <w:sz w:val="24"/>
-          <w:szCs w:val="24"/>
-        </w:rPr>
-        <w:t>Священик: </w:t>
-      </w:r>
-      <w:r>
-        <w:rPr>
-          <w:rFonts w:ascii="Times New Roman" w:hAnsi="Times New Roman" w:cs="Times New Roman"/>
-          <w:color w:val="000000"/>
-          <w:sz w:val="24"/>
-          <w:szCs w:val="24"/>
-        </w:rPr>
-        <w:t>Бо благословилося і прославилося ім’я Твоє Отця, і Сина, і Святого Духа</w:t>
-      </w:r>
-      <w:r>
-        <w:rPr>
-          <w:rFonts w:ascii="Times New Roman" w:hAnsi="Times New Roman" w:cs="Times New Roman"/>
-          <w:sz w:val="24"/>
-          <w:szCs w:val="24"/>
-        </w:rPr>
-        <w:t>, нині і повсякчас, і на віки віків.</w:t>
-      </w:r>
-    </w:p>
-    <w:p>
-      <w:pPr>
-        <w:spacing w:after="120"/>
-        <w:jc w:val="both"/>
-        <w:rPr>
-          <w:rFonts w:ascii="Times New Roman" w:hAnsi="Times New Roman" w:cs="Times New Roman"/>
-          <w:sz w:val="24"/>
-          <w:szCs w:val="24"/>
-        </w:rPr>
-      </w:pPr>
-      <w:r>
-        <w:rPr>
-          <w:rFonts w:ascii="Times New Roman" w:hAnsi="Times New Roman" w:cs="Times New Roman"/>
-          <w:i/>
-          <w:color w:val="FF0000"/>
-          <w:sz w:val="24"/>
-          <w:szCs w:val="24"/>
-        </w:rPr>
-        <w:t>Вірні:</w:t>
-      </w:r>
-      <w:r>
-        <w:rPr>
-          <w:rFonts w:ascii="Times New Roman" w:hAnsi="Times New Roman" w:cs="Times New Roman"/>
-          <w:color w:val="FF0000"/>
-          <w:sz w:val="24"/>
-          <w:szCs w:val="24"/>
-        </w:rPr>
-        <w:t xml:space="preserve"> </w:t>
-      </w:r>
-      <w:r>
-        <w:rPr>
           <w:rFonts w:ascii="Times New Roman" w:hAnsi="Times New Roman" w:cs="Times New Roman"/>
           <w:sz w:val="24"/>
           <w:szCs w:val="24"/>
@@ -15196,7 +14268,7 @@
     </w:p>
     <w:p>
       <w:pPr>
-        <w:pStyle w:val="3"/>
+        <w:pStyle w:val="Heading3"/>
         <w:spacing w:before="0" w:after="120"/>
         <w:jc w:val="center"/>
         <w:rPr>
@@ -15290,7 +14362,7 @@
     </w:p>
     <w:p>
       <w:pPr>
-        <w:pStyle w:val="3"/>
+        <w:pStyle w:val="Heading3"/>
         <w:spacing w:before="0" w:after="120"/>
         <w:jc w:val="center"/>
         <w:rPr>
@@ -15335,7 +14407,7 @@
     </w:p>
     <w:p>
       <w:pPr>
-        <w:pStyle w:val="3"/>
+        <w:pStyle w:val="Heading3"/>
         <w:spacing w:before="0" w:after="120"/>
         <w:jc w:val="center"/>
         <w:rPr>
@@ -15450,7 +14522,7 @@
     </w:p>
     <w:p>
       <w:pPr>
-        <w:pStyle w:val="2"/>
+        <w:pStyle w:val="Heading2"/>
         <w:spacing w:before="0" w:after="120"/>
         <w:jc w:val="center"/>
         <w:rPr>
@@ -15550,7 +14622,7 @@
     </w:p>
     <w:p>
       <w:pPr>
-        <w:pStyle w:val="3"/>
+        <w:pStyle w:val="Heading3"/>
         <w:spacing w:before="0" w:after="120"/>
         <w:jc w:val="center"/>
         <w:rPr>
@@ -15793,13 +14865,11 @@
           <w:szCs w:val="24"/>
           <w:u w:val="single"/>
         </w:rPr>
-        <w:lastRenderedPageBreak/>
         <w:t>[Скарбе добра, джерело невисихаюче, Отче святий, чудотворче всесильний і вседержителю! Усі тобі поклоняємося і тобі молимося та твої милості і твої ласки призиваємо на поміч і на заступництво нашій смиренності. Пом'яни, Господи, слуг твоїх, прийми від усіх нас ранішні моління, як кадило перед тобою; ні одного з нас не вчини нездатним, але всіх нас зберігай ласками твоїми. Пом'яни, Господи, тих, що чувають і співають на славу твою і єдинородного твого Сина і Бога нашого, і Святого твого Духа. Будь їм помічником і заступником; прийми їх молитви на наднебесний і духовний твій жертовник]</w:t>
       </w:r>
     </w:p>
     <w:p>
       <w:pPr>
-        <w:pStyle w:val="a"/>
         <w:spacing w:after="120"/>
       </w:pPr>
       <w:r>
@@ -16386,7 +15456,7 @@
     </w:p>
     <w:p>
       <w:pPr>
-        <w:pStyle w:val="3"/>
+        <w:pStyle w:val="Heading3"/>
         <w:spacing w:before="0" w:after="120"/>
         <w:jc w:val="center"/>
         <w:rPr>
@@ -16462,7 +15532,6 @@
           <w:sz w:val="24"/>
           <w:szCs w:val="24"/>
         </w:rPr>
-        <w:lastRenderedPageBreak/>
         <w:t>Бо беззаконня моє я знаю,* і гріх мій є завжди передо мною.</w:t>
       </w:r>
     </w:p>
@@ -16994,7 +16063,7 @@
     </w:p>
     <w:p>
       <w:pPr>
-        <w:pStyle w:val="3"/>
+        <w:pStyle w:val="Heading3"/>
         <w:spacing w:before="0" w:after="120"/>
         <w:jc w:val="center"/>
         <w:rPr>
@@ -17032,16 +16101,7 @@
           <w:sz w:val="24"/>
           <w:szCs w:val="24"/>
         </w:rPr>
-        <w:t xml:space="preserve">Спаси́, Бо́же, наро́д Твій і благослови́ спадкоє́мство Твоє́, навідай світ Твій ми́лістю і щедро́тами, вознеси́ ріг христия́н правосла́вних і зішли́ на нас бага́ті Твої ми́лості: моли́твами всепречи́стої Влади́чиці на́шої Богоро́диці і Приснодіви Марії, си́лою чесно́го і животворя́щого Хреста́, засту́пництвом чесни́х Небе́сних Сил безпло́тних, чесно́го, сла́вного проро́ка, Предте́чі і Хрести́теля Йоа́на, святи́х, сла́вних і всехва́льних Апо́столів; святи́х отців на́ших і вселе́нських вели́ких учителів і святи́телів Васи́лія Вели́кого, Григо́рія Богосло́ва та Йоа́на Золотоу́стого; Атана́сія і Кири́ла; свято́го отця́ на́шого Микола́я, архиєпи́скопа Мир Лікійських, чудотво́рця; святи́х рівноапо́стольних Кири́ла і Мето́дія, учителів слов’я́нських; свято́го благовірного і рівноапо́стольного вели́кого кня́зя </w:t>
-      </w:r>
-      <w:r>
-        <w:rPr>
-          <w:rFonts w:ascii="Times New Roman" w:hAnsi="Times New Roman" w:cs="Times New Roman"/>
-          <w:sz w:val="24"/>
-          <w:szCs w:val="24"/>
-        </w:rPr>
-        <w:lastRenderedPageBreak/>
-        <w:t xml:space="preserve">Володи́мира і блаже́нної вели́кої княги́ні Ольги; свято́го священному́ченика Йосафа́та; святи́х, сла́вних і добропобідних му́чеників; блаже́нних новому́чеників та ісповідників українських; преподо́бних і богоно́сних отців на́ших Антонія і Теодо́сія Пече́рських та інших преподо́бних і богоно́сних отців на́ших; святи́х і пра́ведних богоотців Йоаки́ма і Анни; і свято́го </w:t>
+        <w:t xml:space="preserve">Спаси́, Бо́же, наро́д Твій і благослови́ спадкоє́мство Твоє́, навідай світ Твій ми́лістю і щедро́тами, вознеси́ ріг христия́н правосла́вних і зішли́ на нас бага́ті Твої ми́лості: моли́твами всепречи́стої Влади́чиці на́шої Богоро́диці і Приснодіви Марії, си́лою чесно́го і животворя́щого Хреста́, засту́пництвом чесни́х Небе́сних Сил безпло́тних, чесно́го, сла́вного проро́ка, Предте́чі і Хрести́теля Йоа́на, святи́х, сла́вних і всехва́льних Апо́столів; святи́х отців на́ших і вселе́нських вели́ких учителів і святи́телів Васи́лія Вели́кого, Григо́рія Богосло́ва та Йоа́на Золотоу́стого; Атана́сія і Кири́ла; свято́го отця́ на́шого Микола́я, архиєпи́скопа Мир Лікійських, чудотво́рця; святи́х рівноапо́стольних Кири́ла і Мето́дія, учителів слов’я́нських; свято́го благовірного і рівноапо́стольного вели́кого кня́зя Володи́мира і блаже́нної вели́кої княги́ні Ольги; свято́го священному́ченика Йосафа́та; святи́х, сла́вних і добропобідних му́чеників; блаже́нних новому́чеників та ісповідників українських; преподо́бних і богоно́сних отців на́ших Антонія і Теодо́сія Пече́рських та інших преподо́бних і богоно́сних отців на́ших; святи́х і пра́ведних богоотців Йоаки́ма і Анни; і свято́го </w:t>
       </w:r>
       <w:r>
         <w:rPr>
@@ -17151,7 +16211,6 @@
     </w:p>
     <w:p>
       <w:pPr>
-        <w:pStyle w:val="a"/>
         <w:spacing w:after="120"/>
       </w:pPr>
       <w:r>
@@ -17169,23 +16228,7 @@
           <w:color w:val="000000"/>
           <w:sz w:val="24"/>
         </w:rPr>
-        <w:t xml:space="preserve">Благодаттю, і щедротами, і </w:t>
-      </w:r>
-      <w:r>
-        <w:rPr>
-          <w:rFonts w:ascii="Times New Roman" w:hAnsi="Times New Roman"/>
-          <w:color w:val="000000"/>
-          <w:sz w:val="24"/>
-        </w:rPr>
-        <w:t>людинолюб’ям</w:t>
-      </w:r>
-      <w:r>
-        <w:rPr>
-          <w:rFonts w:ascii="Times New Roman" w:hAnsi="Times New Roman"/>
-          <w:color w:val="000000"/>
-          <w:sz w:val="24"/>
-        </w:rPr>
-        <w:t xml:space="preserve"> єдинородного Сина Твого, з яким Ти благословенний, із пресвятим, і благим, і животворчим твоїм Духом, нині, і повсякчас, і на віки віків.</w:t>
+        <w:t>Благодаттю, і щедротами, і людинолюб’ям єдинородного Сина Твого, з яким Ти благословенний, із пресвятим, і благим, і животворчим твоїм Духом, нині, і повсякчас, і на віки віків.</w:t>
       </w:r>
     </w:p>
     <w:p>
@@ -17242,7 +16285,7 @@
     </w:p>
     <w:p>
       <w:pPr>
-        <w:pStyle w:val="2"/>
+        <w:pStyle w:val="Heading2"/>
         <w:spacing w:before="0" w:after="120"/>
         <w:jc w:val="center"/>
         <w:rPr>
@@ -17265,7 +16308,7 @@
     </w:p>
     <w:p>
       <w:pPr>
-        <w:pStyle w:val="3"/>
+        <w:pStyle w:val="Heading3"/>
         <w:spacing w:before="0" w:after="120"/>
         <w:jc w:val="center"/>
         <w:rPr>
@@ -17533,7 +16576,7 @@
     </w:p>
     <w:p>
       <w:pPr>
-        <w:pStyle w:val="3"/>
+        <w:pStyle w:val="Heading3"/>
         <w:spacing w:before="0" w:after="120"/>
         <w:jc w:val="center"/>
         <w:rPr>
@@ -17739,17 +16782,7 @@
           <w:sz w:val="24"/>
           <w:szCs w:val="24"/>
         </w:rPr>
-        <w:t xml:space="preserve">Христос, що колись у пустині стовпом огненним і хмарою Ізраїля вів, сьогодні невимовно </w:t>
-      </w:r>
-      <w:r>
-        <w:rPr>
-          <w:rFonts w:ascii="Times New Roman" w:hAnsi="Times New Roman" w:cs="Times New Roman"/>
-          <w:color w:val="000000"/>
-          <w:sz w:val="24"/>
-          <w:szCs w:val="24"/>
-        </w:rPr>
-        <w:lastRenderedPageBreak/>
-        <w:t>на горі світлом засяяв.</w:t>
+        <w:t>Христос, що колись у пустині стовпом огненним і хмарою Ізраїля вів, сьогодні невимовно на горі світлом засяяв.</w:t>
       </w:r>
     </w:p>
     <w:p>
@@ -17824,7 +16857,7 @@
     </w:p>
     <w:p>
       <w:pPr>
-        <w:pStyle w:val="3"/>
+        <w:pStyle w:val="Heading3"/>
         <w:spacing w:before="0" w:after="120"/>
         <w:jc w:val="center"/>
         <w:rPr>
@@ -17848,7 +16881,6 @@
     </w:p>
     <w:p>
       <w:pPr>
-        <w:pStyle w:val="a"/>
         <w:spacing w:after="120"/>
       </w:pPr>
       <w:r>
@@ -17862,7 +16894,6 @@
     </w:p>
     <w:p>
       <w:pPr>
-        <w:pStyle w:val="a"/>
         <w:spacing w:after="120"/>
       </w:pPr>
       <w:r>
@@ -17880,44 +16911,11 @@
           <w:color w:val="000000"/>
           <w:sz w:val="24"/>
         </w:rPr>
-        <w:t xml:space="preserve"> </w:t>
-      </w:r>
-      <w:r>
-        <w:rPr>
-          <w:rFonts w:ascii="Times New Roman" w:hAnsi="Times New Roman"/>
-          <w:color w:val="000000"/>
-          <w:sz w:val="24"/>
-        </w:rPr>
-        <w:t>Го́споди</w:t>
-      </w:r>
-      <w:r>
-        <w:rPr>
-          <w:rFonts w:ascii="Times New Roman" w:hAnsi="Times New Roman"/>
-          <w:color w:val="000000"/>
-          <w:sz w:val="24"/>
-        </w:rPr>
-        <w:t xml:space="preserve">, </w:t>
-      </w:r>
-      <w:r>
-        <w:rPr>
-          <w:rFonts w:ascii="Times New Roman" w:hAnsi="Times New Roman"/>
-          <w:color w:val="000000"/>
-          <w:sz w:val="24"/>
-        </w:rPr>
-        <w:t>поми́луй</w:t>
-      </w:r>
-      <w:r>
-        <w:rPr>
-          <w:rFonts w:ascii="Times New Roman" w:hAnsi="Times New Roman"/>
-          <w:color w:val="000000"/>
-          <w:sz w:val="24"/>
-        </w:rPr>
-        <w:t>.</w:t>
-      </w:r>
-    </w:p>
-    <w:p>
-      <w:pPr>
-        <w:pStyle w:val="a"/>
+        <w:t xml:space="preserve"> Го́споди, поми́луй.</w:t>
+      </w:r>
+    </w:p>
+    <w:p>
+      <w:pPr>
         <w:spacing w:after="120"/>
       </w:pPr>
       <w:r>
@@ -17930,7 +16928,6 @@
     </w:p>
     <w:p>
       <w:pPr>
-        <w:pStyle w:val="a"/>
         <w:spacing w:after="120"/>
       </w:pPr>
       <w:r>
@@ -17948,90 +16945,24 @@
           <w:color w:val="000000"/>
           <w:sz w:val="24"/>
         </w:rPr>
-        <w:t xml:space="preserve"> </w:t>
-      </w:r>
-      <w:r>
-        <w:rPr>
-          <w:rFonts w:ascii="Times New Roman" w:hAnsi="Times New Roman"/>
-          <w:color w:val="000000"/>
-          <w:sz w:val="24"/>
-        </w:rPr>
-        <w:t>Го́споди</w:t>
-      </w:r>
-      <w:r>
-        <w:rPr>
-          <w:rFonts w:ascii="Times New Roman" w:hAnsi="Times New Roman"/>
-          <w:color w:val="000000"/>
-          <w:sz w:val="24"/>
-        </w:rPr>
-        <w:t xml:space="preserve">, </w:t>
-      </w:r>
-      <w:r>
-        <w:rPr>
-          <w:rFonts w:ascii="Times New Roman" w:hAnsi="Times New Roman"/>
-          <w:color w:val="000000"/>
-          <w:sz w:val="24"/>
-        </w:rPr>
-        <w:t>поми́луй</w:t>
-      </w:r>
-      <w:r>
-        <w:rPr>
-          <w:rFonts w:ascii="Times New Roman" w:hAnsi="Times New Roman"/>
-          <w:color w:val="000000"/>
-          <w:sz w:val="24"/>
-        </w:rPr>
-        <w:t>.</w:t>
-      </w:r>
-    </w:p>
-    <w:p>
-      <w:pPr>
-        <w:pStyle w:val="a"/>
-        <w:spacing w:after="120"/>
-      </w:pPr>
-      <w:r>
-        <w:rPr>
-          <w:rFonts w:ascii="Times New Roman" w:hAnsi="Times New Roman"/>
-          <w:color w:val="000000"/>
-          <w:sz w:val="24"/>
-        </w:rPr>
-        <w:t xml:space="preserve">Пресвяту, пречисту, </w:t>
-      </w:r>
-      <w:r>
-        <w:rPr>
-          <w:rFonts w:ascii="Times New Roman" w:hAnsi="Times New Roman"/>
-          <w:color w:val="000000"/>
-          <w:sz w:val="24"/>
-        </w:rPr>
-        <w:t>преблагословенну</w:t>
-      </w:r>
-      <w:r>
-        <w:rPr>
-          <w:rFonts w:ascii="Times New Roman" w:hAnsi="Times New Roman"/>
-          <w:color w:val="000000"/>
-          <w:sz w:val="24"/>
-        </w:rPr>
-        <w:t xml:space="preserve">, славну Владичицю нашу Богородицю і </w:t>
-      </w:r>
-      <w:r>
-        <w:rPr>
-          <w:rFonts w:ascii="Times New Roman" w:hAnsi="Times New Roman"/>
-          <w:color w:val="000000"/>
-          <w:sz w:val="24"/>
-        </w:rPr>
-        <w:t>приснодіву</w:t>
-      </w:r>
-      <w:r>
-        <w:rPr>
-          <w:rFonts w:ascii="Times New Roman" w:hAnsi="Times New Roman"/>
-          <w:color w:val="000000"/>
-          <w:sz w:val="24"/>
-        </w:rPr>
-        <w:t xml:space="preserve"> Марію, з усіма святими пом’янувши, самих себе, і один одного, і все життя наше Христу Богові віддаймо.</w:t>
-      </w:r>
-    </w:p>
-    <w:p>
-      <w:pPr>
-        <w:pStyle w:val="a"/>
+        <w:t xml:space="preserve"> Го́споди, поми́луй.</w:t>
+      </w:r>
+    </w:p>
+    <w:p>
+      <w:pPr>
+        <w:spacing w:after="120"/>
+      </w:pPr>
+      <w:r>
+        <w:rPr>
+          <w:rFonts w:ascii="Times New Roman" w:hAnsi="Times New Roman"/>
+          <w:color w:val="000000"/>
+          <w:sz w:val="24"/>
+        </w:rPr>
+        <w:t>Пресвяту, пречисту, преблагословенну, славну Владичицю нашу Богородицю і приснодіву Марію, з усіма святими пом’янувши, самих себе, і один одного, і все життя наше Христу Богові віддаймо.</w:t>
+      </w:r>
+    </w:p>
+    <w:p>
+      <w:pPr>
         <w:spacing w:after="120"/>
       </w:pPr>
       <w:r>
@@ -18049,23 +16980,7 @@
           <w:color w:val="000000"/>
           <w:sz w:val="24"/>
         </w:rPr>
-        <w:t xml:space="preserve"> Тобі́, </w:t>
-      </w:r>
-      <w:r>
-        <w:rPr>
-          <w:rFonts w:ascii="Times New Roman" w:hAnsi="Times New Roman"/>
-          <w:color w:val="000000"/>
-          <w:sz w:val="24"/>
-        </w:rPr>
-        <w:t>Го́споди</w:t>
-      </w:r>
-      <w:r>
-        <w:rPr>
-          <w:rFonts w:ascii="Times New Roman" w:hAnsi="Times New Roman"/>
-          <w:color w:val="000000"/>
-          <w:sz w:val="24"/>
-        </w:rPr>
-        <w:t>.</w:t>
+        <w:t xml:space="preserve"> Тобі́, Го́споди.</w:t>
       </w:r>
     </w:p>
     <w:p>
@@ -18093,41 +17008,24 @@
     </w:p>
     <w:p>
       <w:pPr>
-        <w:pStyle w:val="a"/>
-        <w:spacing w:after="120"/>
-      </w:pPr>
-      <w:r>
-        <w:rPr>
-          <w:rFonts w:ascii="Times New Roman" w:hAnsi="Times New Roman"/>
-          <w:i/>
-          <w:color w:val="FF0000"/>
-          <w:sz w:val="24"/>
-        </w:rPr>
-        <w:t xml:space="preserve">Священник: </w:t>
-      </w:r>
-      <w:r>
-        <w:rPr>
-          <w:rFonts w:ascii="Times New Roman" w:hAnsi="Times New Roman"/>
-          <w:color w:val="000000"/>
-          <w:sz w:val="24"/>
-        </w:rPr>
-        <w:t xml:space="preserve">Бо Ти Бог наш і Тобі славу </w:t>
-      </w:r>
-      <w:r>
-        <w:rPr>
-          <w:rFonts w:ascii="Times New Roman" w:hAnsi="Times New Roman"/>
-          <w:color w:val="000000"/>
-          <w:sz w:val="24"/>
-        </w:rPr>
-        <w:t>возсилаємо</w:t>
-      </w:r>
-      <w:r>
-        <w:rPr>
-          <w:rFonts w:ascii="Times New Roman" w:hAnsi="Times New Roman"/>
-          <w:color w:val="000000"/>
-          <w:sz w:val="24"/>
-        </w:rPr>
-        <w:t>: Отцю, і Сину, і Святому Духові</w:t>
+        <w:spacing w:after="120"/>
+      </w:pPr>
+      <w:r>
+        <w:rPr>
+          <w:rFonts w:ascii="Times New Roman" w:hAnsi="Times New Roman"/>
+          <w:i/>
+          <w:color w:val="FF0000"/>
+          <w:sz w:val="24"/>
+        </w:rPr>
+        <w:t>Священник: </w:t>
+      </w:r>
+      <w:r>
+        <w:rPr>
+          <w:rFonts w:ascii="Times New Roman" w:hAnsi="Times New Roman"/>
+          <w:color w:val="000000"/>
+          <w:sz w:val="24"/>
+        </w:rPr>
+        <w:t>Бо Ти Бог наш і Тобі славу возсилаємо: Отцю, і Сину, і Святому Духові</w:t>
       </w:r>
       <w:r>
         <w:rPr>
@@ -18366,7 +17264,7 @@
     </w:p>
     <w:p>
       <w:pPr>
-        <w:pStyle w:val="3"/>
+        <w:pStyle w:val="Heading3"/>
         <w:spacing w:before="0" w:after="120"/>
         <w:jc w:val="center"/>
         <w:rPr>
@@ -18639,7 +17537,7 @@
     </w:p>
     <w:p>
       <w:pPr>
-        <w:pStyle w:val="3"/>
+        <w:pStyle w:val="Heading3"/>
         <w:spacing w:before="0" w:after="120"/>
         <w:jc w:val="center"/>
         <w:rPr>
@@ -18658,7 +17556,6 @@
           <w:sz w:val="24"/>
           <w:szCs w:val="24"/>
         </w:rPr>
-        <w:lastRenderedPageBreak/>
         <w:t xml:space="preserve">Пісня </w:t>
       </w:r>
       <w:r>
@@ -18891,7 +17788,7 @@
     </w:p>
     <w:p>
       <w:pPr>
-        <w:pStyle w:val="3"/>
+        <w:pStyle w:val="Heading3"/>
         <w:spacing w:before="0" w:after="120"/>
         <w:jc w:val="center"/>
         <w:rPr>
@@ -19199,7 +18096,7 @@
     </w:p>
     <w:p>
       <w:pPr>
-        <w:pStyle w:val="3"/>
+        <w:pStyle w:val="Heading3"/>
         <w:spacing w:before="0" w:after="120"/>
         <w:jc w:val="center"/>
         <w:rPr>
@@ -19223,7 +18120,6 @@
     </w:p>
     <w:p>
       <w:pPr>
-        <w:pStyle w:val="a"/>
         <w:spacing w:after="120"/>
       </w:pPr>
       <w:r>
@@ -19237,7 +18133,6 @@
     </w:p>
     <w:p>
       <w:pPr>
-        <w:pStyle w:val="a"/>
         <w:spacing w:after="120"/>
       </w:pPr>
       <w:r>
@@ -19255,44 +18150,11 @@
           <w:color w:val="000000"/>
           <w:sz w:val="24"/>
         </w:rPr>
-        <w:t xml:space="preserve"> </w:t>
-      </w:r>
-      <w:r>
-        <w:rPr>
-          <w:rFonts w:ascii="Times New Roman" w:hAnsi="Times New Roman"/>
-          <w:color w:val="000000"/>
-          <w:sz w:val="24"/>
-        </w:rPr>
-        <w:t>Го́споди</w:t>
-      </w:r>
-      <w:r>
-        <w:rPr>
-          <w:rFonts w:ascii="Times New Roman" w:hAnsi="Times New Roman"/>
-          <w:color w:val="000000"/>
-          <w:sz w:val="24"/>
-        </w:rPr>
-        <w:t xml:space="preserve">, </w:t>
-      </w:r>
-      <w:r>
-        <w:rPr>
-          <w:rFonts w:ascii="Times New Roman" w:hAnsi="Times New Roman"/>
-          <w:color w:val="000000"/>
-          <w:sz w:val="24"/>
-        </w:rPr>
-        <w:t>поми́луй</w:t>
-      </w:r>
-      <w:r>
-        <w:rPr>
-          <w:rFonts w:ascii="Times New Roman" w:hAnsi="Times New Roman"/>
-          <w:color w:val="000000"/>
-          <w:sz w:val="24"/>
-        </w:rPr>
-        <w:t>.</w:t>
-      </w:r>
-    </w:p>
-    <w:p>
-      <w:pPr>
-        <w:pStyle w:val="a"/>
+        <w:t xml:space="preserve"> Го́споди, поми́луй.</w:t>
+      </w:r>
+    </w:p>
+    <w:p>
+      <w:pPr>
         <w:spacing w:after="120"/>
       </w:pPr>
       <w:r>
@@ -19305,7 +18167,6 @@
     </w:p>
     <w:p>
       <w:pPr>
-        <w:pStyle w:val="a"/>
         <w:spacing w:after="120"/>
       </w:pPr>
       <w:r>
@@ -19323,90 +18184,24 @@
           <w:color w:val="000000"/>
           <w:sz w:val="24"/>
         </w:rPr>
-        <w:t xml:space="preserve"> </w:t>
-      </w:r>
-      <w:r>
-        <w:rPr>
-          <w:rFonts w:ascii="Times New Roman" w:hAnsi="Times New Roman"/>
-          <w:color w:val="000000"/>
-          <w:sz w:val="24"/>
-        </w:rPr>
-        <w:t>Го́споди</w:t>
-      </w:r>
-      <w:r>
-        <w:rPr>
-          <w:rFonts w:ascii="Times New Roman" w:hAnsi="Times New Roman"/>
-          <w:color w:val="000000"/>
-          <w:sz w:val="24"/>
-        </w:rPr>
-        <w:t xml:space="preserve">, </w:t>
-      </w:r>
-      <w:r>
-        <w:rPr>
-          <w:rFonts w:ascii="Times New Roman" w:hAnsi="Times New Roman"/>
-          <w:color w:val="000000"/>
-          <w:sz w:val="24"/>
-        </w:rPr>
-        <w:t>поми́луй</w:t>
-      </w:r>
-      <w:r>
-        <w:rPr>
-          <w:rFonts w:ascii="Times New Roman" w:hAnsi="Times New Roman"/>
-          <w:color w:val="000000"/>
-          <w:sz w:val="24"/>
-        </w:rPr>
-        <w:t>.</w:t>
-      </w:r>
-    </w:p>
-    <w:p>
-      <w:pPr>
-        <w:pStyle w:val="a"/>
-        <w:spacing w:after="120"/>
-      </w:pPr>
-      <w:r>
-        <w:rPr>
-          <w:rFonts w:ascii="Times New Roman" w:hAnsi="Times New Roman"/>
-          <w:color w:val="000000"/>
-          <w:sz w:val="24"/>
-        </w:rPr>
-        <w:t xml:space="preserve">Пресвяту, пречисту, </w:t>
-      </w:r>
-      <w:r>
-        <w:rPr>
-          <w:rFonts w:ascii="Times New Roman" w:hAnsi="Times New Roman"/>
-          <w:color w:val="000000"/>
-          <w:sz w:val="24"/>
-        </w:rPr>
-        <w:t>преблагословенну</w:t>
-      </w:r>
-      <w:r>
-        <w:rPr>
-          <w:rFonts w:ascii="Times New Roman" w:hAnsi="Times New Roman"/>
-          <w:color w:val="000000"/>
-          <w:sz w:val="24"/>
-        </w:rPr>
-        <w:t xml:space="preserve">, славну Владичицю нашу Богородицю і </w:t>
-      </w:r>
-      <w:r>
-        <w:rPr>
-          <w:rFonts w:ascii="Times New Roman" w:hAnsi="Times New Roman"/>
-          <w:color w:val="000000"/>
-          <w:sz w:val="24"/>
-        </w:rPr>
-        <w:t>приснодіву</w:t>
-      </w:r>
-      <w:r>
-        <w:rPr>
-          <w:rFonts w:ascii="Times New Roman" w:hAnsi="Times New Roman"/>
-          <w:color w:val="000000"/>
-          <w:sz w:val="24"/>
-        </w:rPr>
-        <w:t xml:space="preserve"> Марію, з усіма святими пом’янувши, самих себе, і один одного, і все життя наше Христу Богові віддаймо.</w:t>
-      </w:r>
-    </w:p>
-    <w:p>
-      <w:pPr>
-        <w:pStyle w:val="a"/>
+        <w:t xml:space="preserve"> Го́споди, поми́луй.</w:t>
+      </w:r>
+    </w:p>
+    <w:p>
+      <w:pPr>
+        <w:spacing w:after="120"/>
+      </w:pPr>
+      <w:r>
+        <w:rPr>
+          <w:rFonts w:ascii="Times New Roman" w:hAnsi="Times New Roman"/>
+          <w:color w:val="000000"/>
+          <w:sz w:val="24"/>
+        </w:rPr>
+        <w:t>Пресвяту, пречисту, преблагословенну, славну Владичицю нашу Богородицю і приснодіву Марію, з усіма святими пом’янувши, самих себе, і один одного, і все життя наше Христу Богові віддаймо.</w:t>
+      </w:r>
+    </w:p>
+    <w:p>
+      <w:pPr>
         <w:spacing w:after="120"/>
       </w:pPr>
       <w:r>
@@ -19424,23 +18219,7 @@
           <w:color w:val="000000"/>
           <w:sz w:val="24"/>
         </w:rPr>
-        <w:t xml:space="preserve"> Тобі́, </w:t>
-      </w:r>
-      <w:r>
-        <w:rPr>
-          <w:rFonts w:ascii="Times New Roman" w:hAnsi="Times New Roman"/>
-          <w:color w:val="000000"/>
-          <w:sz w:val="24"/>
-        </w:rPr>
-        <w:t>Го́споди</w:t>
-      </w:r>
-      <w:r>
-        <w:rPr>
-          <w:rFonts w:ascii="Times New Roman" w:hAnsi="Times New Roman"/>
-          <w:color w:val="000000"/>
-          <w:sz w:val="24"/>
-        </w:rPr>
-        <w:t>.</w:t>
+        <w:t xml:space="preserve"> Тобі́, Го́споди.</w:t>
       </w:r>
     </w:p>
     <w:p>
@@ -19466,41 +18245,24 @@
     </w:p>
     <w:p>
       <w:pPr>
-        <w:pStyle w:val="a"/>
-        <w:spacing w:after="120"/>
-      </w:pPr>
-      <w:r>
-        <w:rPr>
-          <w:rFonts w:ascii="Times New Roman" w:hAnsi="Times New Roman"/>
-          <w:i/>
-          <w:color w:val="FF0000"/>
-          <w:sz w:val="24"/>
-        </w:rPr>
-        <w:t xml:space="preserve">Священник: </w:t>
-      </w:r>
-      <w:r>
-        <w:rPr>
-          <w:rFonts w:ascii="Times New Roman" w:hAnsi="Times New Roman"/>
-          <w:color w:val="000000"/>
-          <w:sz w:val="24"/>
-        </w:rPr>
-        <w:t xml:space="preserve">Бо Ти цар миру і Спас душ наших – і Тобі славу </w:t>
-      </w:r>
-      <w:r>
-        <w:rPr>
-          <w:rFonts w:ascii="Times New Roman" w:hAnsi="Times New Roman"/>
-          <w:color w:val="000000"/>
-          <w:sz w:val="24"/>
-        </w:rPr>
-        <w:t>возсилаємо</w:t>
-      </w:r>
-      <w:r>
-        <w:rPr>
-          <w:rFonts w:ascii="Times New Roman" w:hAnsi="Times New Roman"/>
-          <w:color w:val="000000"/>
-          <w:sz w:val="24"/>
-        </w:rPr>
-        <w:t>, Отцю, і Сину, і Святому Духові</w:t>
+        <w:spacing w:after="120"/>
+      </w:pPr>
+      <w:r>
+        <w:rPr>
+          <w:rFonts w:ascii="Times New Roman" w:hAnsi="Times New Roman"/>
+          <w:i/>
+          <w:color w:val="FF0000"/>
+          <w:sz w:val="24"/>
+        </w:rPr>
+        <w:t>Священник: </w:t>
+      </w:r>
+      <w:r>
+        <w:rPr>
+          <w:rFonts w:ascii="Times New Roman" w:hAnsi="Times New Roman"/>
+          <w:color w:val="000000"/>
+          <w:sz w:val="24"/>
+        </w:rPr>
+        <w:t>Бо Ти цар миру і Спас душ наших – і Тобі славу возсилаємо, Отцю, і Сину, і Святому Духові</w:t>
       </w:r>
       <w:r>
         <w:rPr>
@@ -19529,7 +18291,6 @@
           <w:sz w:val="24"/>
           <w:szCs w:val="24"/>
         </w:rPr>
-        <w:lastRenderedPageBreak/>
         <w:t>Вірні:</w:t>
       </w:r>
       <w:r>
@@ -19614,7 +18375,7 @@
     </w:p>
     <w:p>
       <w:pPr>
-        <w:pStyle w:val="3"/>
+        <w:pStyle w:val="Heading3"/>
         <w:spacing w:before="0" w:after="120"/>
         <w:jc w:val="center"/>
         <w:rPr>
@@ -19899,7 +18660,7 @@
     </w:p>
     <w:p>
       <w:pPr>
-        <w:pStyle w:val="3"/>
+        <w:pStyle w:val="Heading3"/>
         <w:spacing w:before="0" w:after="120"/>
         <w:jc w:val="center"/>
         <w:rPr>
@@ -20341,7 +19102,7 @@
     </w:p>
     <w:p>
       <w:pPr>
-        <w:pStyle w:val="3"/>
+        <w:pStyle w:val="Heading3"/>
         <w:spacing w:before="0" w:after="120"/>
         <w:jc w:val="center"/>
         <w:rPr>
@@ -20434,7 +19195,7 @@
     </w:p>
     <w:p>
       <w:pPr>
-        <w:pStyle w:val="3"/>
+        <w:pStyle w:val="Heading3"/>
         <w:spacing w:before="0" w:after="120"/>
         <w:jc w:val="center"/>
         <w:rPr>
@@ -20453,7 +19214,6 @@
           <w:sz w:val="24"/>
           <w:szCs w:val="24"/>
         </w:rPr>
-        <w:lastRenderedPageBreak/>
         <w:t>Пісня 9</w:t>
       </w:r>
     </w:p>
@@ -20688,7 +19448,7 @@
       </w:r>
       <w:r>
         <w:rPr>
-          <w:rFonts w:ascii="Gungsuh" w:eastAsia="Gungsuh" w:hAnsi="Gungsuh" w:cs="Gungsuh"/>
+          <w:rFonts w:ascii="Times New Roman" w:eastAsia="Gungsuh" w:hAnsi="Times New Roman" w:cs="Gungsuh"/>
           <w:sz w:val="24"/>
           <w:szCs w:val="24"/>
         </w:rPr>
@@ -20718,7 +19478,7 @@
     <w:bookmarkEnd w:id="2"/>
     <w:p>
       <w:pPr>
-        <w:pStyle w:val="3"/>
+        <w:pStyle w:val="Heading3"/>
         <w:spacing w:before="0" w:after="120"/>
         <w:jc w:val="center"/>
         <w:rPr>
@@ -20742,7 +19502,6 @@
     </w:p>
     <w:p>
       <w:pPr>
-        <w:pStyle w:val="a"/>
         <w:spacing w:after="120"/>
       </w:pPr>
       <w:r>
@@ -20756,7 +19515,6 @@
     </w:p>
     <w:p>
       <w:pPr>
-        <w:pStyle w:val="a"/>
         <w:spacing w:after="120"/>
       </w:pPr>
       <w:r>
@@ -20774,284 +19532,168 @@
           <w:color w:val="000000"/>
           <w:sz w:val="24"/>
         </w:rPr>
+        <w:t xml:space="preserve"> Го́споди, поми́луй.</w:t>
+      </w:r>
+    </w:p>
+    <w:p>
+      <w:pPr>
+        <w:spacing w:after="120"/>
+      </w:pPr>
+      <w:r>
+        <w:rPr>
+          <w:rFonts w:ascii="Times New Roman" w:hAnsi="Times New Roman"/>
+          <w:sz w:val="24"/>
+        </w:rPr>
+        <w:t>Заступи, спаси, помилуй і охорони нас, Боже, Твоєю благодаттю</w:t>
+      </w:r>
+    </w:p>
+    <w:p>
+      <w:pPr>
+        <w:spacing w:after="120"/>
+      </w:pPr>
+      <w:r>
+        <w:rPr>
+          <w:rFonts w:ascii="Times New Roman" w:hAnsi="Times New Roman"/>
+          <w:i/>
+          <w:color w:val="FF4400"/>
+          <w:sz w:val="24"/>
+        </w:rPr>
+        <w:t>Вірні:</w:t>
+      </w:r>
+      <w:r>
+        <w:rPr>
+          <w:rFonts w:ascii="Times New Roman" w:hAnsi="Times New Roman"/>
+          <w:color w:val="000000"/>
+          <w:sz w:val="24"/>
+        </w:rPr>
+        <w:t xml:space="preserve"> Го́споди, поми́луй.</w:t>
+      </w:r>
+    </w:p>
+    <w:p>
+      <w:pPr>
+        <w:spacing w:after="120"/>
+      </w:pPr>
+      <w:r>
+        <w:rPr>
+          <w:rFonts w:ascii="Times New Roman" w:hAnsi="Times New Roman"/>
+          <w:color w:val="000000"/>
+          <w:sz w:val="24"/>
+        </w:rPr>
+        <w:t>Пресвяту, пречисту, преблагословенну, славну Владичицю нашу Богородицю і приснодіву Марію, з усіма святими пом’янувши, самих себе, і один одного, і все життя наше Христу Богові віддаймо.</w:t>
+      </w:r>
+    </w:p>
+    <w:p>
+      <w:pPr>
+        <w:spacing w:after="120"/>
+      </w:pPr>
+      <w:r>
+        <w:rPr>
+          <w:rFonts w:ascii="Times New Roman" w:hAnsi="Times New Roman"/>
+          <w:i/>
+          <w:color w:val="FF4400"/>
+          <w:sz w:val="24"/>
+        </w:rPr>
+        <w:t>Вірні:</w:t>
+      </w:r>
+      <w:r>
+        <w:rPr>
+          <w:rFonts w:ascii="Times New Roman" w:hAnsi="Times New Roman"/>
+          <w:color w:val="000000"/>
+          <w:sz w:val="24"/>
+        </w:rPr>
+        <w:t xml:space="preserve"> Тобі́, Го́споди.</w:t>
+      </w:r>
+    </w:p>
+    <w:p>
+      <w:pPr>
+        <w:spacing w:after="120"/>
+        <w:jc w:val="both"/>
+        <w:rPr>
+          <w:rFonts w:ascii="Times New Roman" w:hAnsi="Times New Roman" w:cs="Times New Roman"/>
+          <w:sz w:val="24"/>
+          <w:szCs w:val="24"/>
+          <w:u w:val="single"/>
+        </w:rPr>
+      </w:pPr>
+      <w:r>
+        <w:rPr>
+          <w:rFonts w:ascii="Times New Roman" w:hAnsi="Times New Roman" w:cs="Times New Roman"/>
+          <w:sz w:val="24"/>
+          <w:szCs w:val="24"/>
+          <w:u w:val="single"/>
+        </w:rPr>
+        <w:t>[Боже, Боже наш! Ти сотворив розумні й духовні сили своєю волею. Тебе просимо й тобі молимося: Прийми наші посильні величання з усіма твоїми творіннями і збагати щедрими даруваннями твоєї ласки. Бо перед тобою згинається всяке коліно: на небі, на землі й під землею, і все, що живе, і все створіння оспівує неосяжну твою славу, бо ти Бог правдивий і вельми милостивий.]</w:t>
+      </w:r>
+    </w:p>
+    <w:p>
+      <w:pPr>
+        <w:spacing w:after="120"/>
+        <w:jc w:val="both"/>
+        <w:rPr>
+          <w:rFonts w:ascii="Times New Roman" w:hAnsi="Times New Roman" w:cs="Times New Roman"/>
+          <w:sz w:val="24"/>
+          <w:szCs w:val="24"/>
+        </w:rPr>
+      </w:pPr>
+      <w:r>
+        <w:rPr>
+          <w:rFonts w:ascii="Times New Roman" w:hAnsi="Times New Roman" w:cs="Times New Roman"/>
+          <w:i/>
+          <w:color w:val="FF0000"/>
+          <w:sz w:val="24"/>
+          <w:szCs w:val="24"/>
+        </w:rPr>
+        <w:t>Священик: </w:t>
+      </w:r>
+      <w:r>
+        <w:rPr>
+          <w:rFonts w:ascii="Times New Roman" w:hAnsi="Times New Roman" w:cs="Times New Roman"/>
+          <w:color w:val="000000"/>
+          <w:sz w:val="24"/>
+          <w:szCs w:val="24"/>
+        </w:rPr>
+        <w:t>Бо Тебе хвалять усі сили небесні і Тобі славу возсилаємо: Отцю, і Сину, і Святому Духові</w:t>
+      </w:r>
+      <w:r>
+        <w:rPr>
+          <w:rFonts w:ascii="Times New Roman" w:hAnsi="Times New Roman" w:cs="Times New Roman"/>
+          <w:sz w:val="24"/>
+          <w:szCs w:val="24"/>
+        </w:rPr>
+        <w:t>, нині і повсякчас, і на віки віків.</w:t>
+      </w:r>
+    </w:p>
+    <w:p>
+      <w:pPr>
+        <w:spacing w:after="120"/>
+        <w:jc w:val="both"/>
+        <w:rPr>
+          <w:rFonts w:ascii="Times New Roman" w:hAnsi="Times New Roman" w:cs="Times New Roman"/>
+          <w:sz w:val="24"/>
+          <w:szCs w:val="24"/>
+        </w:rPr>
+      </w:pPr>
+      <w:r>
+        <w:rPr>
+          <w:rFonts w:ascii="Times New Roman" w:hAnsi="Times New Roman" w:cs="Times New Roman"/>
+          <w:i/>
+          <w:color w:val="FF0000"/>
+          <w:sz w:val="24"/>
+          <w:szCs w:val="24"/>
+        </w:rPr>
+        <w:t>Вірні:</w:t>
+      </w:r>
+      <w:r>
+        <w:rPr>
+          <w:rFonts w:ascii="Times New Roman" w:hAnsi="Times New Roman" w:cs="Times New Roman"/>
+          <w:color w:val="FF0000"/>
+          <w:sz w:val="24"/>
+          <w:szCs w:val="24"/>
+        </w:rPr>
         <w:t xml:space="preserve"> </w:t>
       </w:r>
       <w:r>
         <w:rPr>
-          <w:rFonts w:ascii="Times New Roman" w:hAnsi="Times New Roman"/>
-          <w:color w:val="000000"/>
-          <w:sz w:val="24"/>
-        </w:rPr>
-        <w:t>Го́споди</w:t>
-      </w:r>
-      <w:r>
-        <w:rPr>
-          <w:rFonts w:ascii="Times New Roman" w:hAnsi="Times New Roman"/>
-          <w:color w:val="000000"/>
-          <w:sz w:val="24"/>
-        </w:rPr>
-        <w:t xml:space="preserve">, </w:t>
-      </w:r>
-      <w:r>
-        <w:rPr>
-          <w:rFonts w:ascii="Times New Roman" w:hAnsi="Times New Roman"/>
-          <w:color w:val="000000"/>
-          <w:sz w:val="24"/>
-        </w:rPr>
-        <w:t>поми́луй</w:t>
-      </w:r>
-      <w:r>
-        <w:rPr>
-          <w:rFonts w:ascii="Times New Roman" w:hAnsi="Times New Roman"/>
-          <w:color w:val="000000"/>
-          <w:sz w:val="24"/>
-        </w:rPr>
-        <w:t>.</w:t>
-      </w:r>
-    </w:p>
-    <w:p>
-      <w:pPr>
-        <w:pStyle w:val="a"/>
-        <w:spacing w:after="120"/>
-      </w:pPr>
-      <w:r>
-        <w:rPr>
-          <w:rFonts w:ascii="Times New Roman" w:hAnsi="Times New Roman"/>
-          <w:sz w:val="24"/>
-        </w:rPr>
-        <w:t>Заступи, спаси, помилуй і охорони нас, Боже, Твоєю благодаттю</w:t>
-      </w:r>
-    </w:p>
-    <w:p>
-      <w:pPr>
-        <w:pStyle w:val="a"/>
-        <w:spacing w:after="120"/>
-      </w:pPr>
-      <w:r>
-        <w:rPr>
-          <w:rFonts w:ascii="Times New Roman" w:hAnsi="Times New Roman"/>
-          <w:i/>
-          <w:color w:val="FF4400"/>
-          <w:sz w:val="24"/>
-        </w:rPr>
-        <w:t>Вірні:</w:t>
-      </w:r>
-      <w:r>
-        <w:rPr>
-          <w:rFonts w:ascii="Times New Roman" w:hAnsi="Times New Roman"/>
-          <w:color w:val="000000"/>
-          <w:sz w:val="24"/>
-        </w:rPr>
-        <w:t xml:space="preserve"> </w:t>
-      </w:r>
-      <w:r>
-        <w:rPr>
-          <w:rFonts w:ascii="Times New Roman" w:hAnsi="Times New Roman"/>
-          <w:color w:val="000000"/>
-          <w:sz w:val="24"/>
-        </w:rPr>
-        <w:t>Го́споди</w:t>
-      </w:r>
-      <w:r>
-        <w:rPr>
-          <w:rFonts w:ascii="Times New Roman" w:hAnsi="Times New Roman"/>
-          <w:color w:val="000000"/>
-          <w:sz w:val="24"/>
-        </w:rPr>
-        <w:t xml:space="preserve">, </w:t>
-      </w:r>
-      <w:r>
-        <w:rPr>
-          <w:rFonts w:ascii="Times New Roman" w:hAnsi="Times New Roman"/>
-          <w:color w:val="000000"/>
-          <w:sz w:val="24"/>
-        </w:rPr>
-        <w:t>поми́луй</w:t>
-      </w:r>
-      <w:r>
-        <w:rPr>
-          <w:rFonts w:ascii="Times New Roman" w:hAnsi="Times New Roman"/>
-          <w:color w:val="000000"/>
-          <w:sz w:val="24"/>
-        </w:rPr>
-        <w:t>.</w:t>
-      </w:r>
-    </w:p>
-    <w:p>
-      <w:pPr>
-        <w:pStyle w:val="a"/>
-        <w:spacing w:after="120"/>
-      </w:pPr>
-      <w:r>
-        <w:rPr>
-          <w:rFonts w:ascii="Times New Roman" w:hAnsi="Times New Roman"/>
-          <w:color w:val="000000"/>
-          <w:sz w:val="24"/>
-        </w:rPr>
-        <w:t xml:space="preserve">Пресвяту, пречисту, </w:t>
-      </w:r>
-      <w:r>
-        <w:rPr>
-          <w:rFonts w:ascii="Times New Roman" w:hAnsi="Times New Roman"/>
-          <w:color w:val="000000"/>
-          <w:sz w:val="24"/>
-        </w:rPr>
-        <w:t>преблагословенну</w:t>
-      </w:r>
-      <w:r>
-        <w:rPr>
-          <w:rFonts w:ascii="Times New Roman" w:hAnsi="Times New Roman"/>
-          <w:color w:val="000000"/>
-          <w:sz w:val="24"/>
-        </w:rPr>
-        <w:t xml:space="preserve">, славну Владичицю нашу Богородицю і </w:t>
-      </w:r>
-      <w:r>
-        <w:rPr>
-          <w:rFonts w:ascii="Times New Roman" w:hAnsi="Times New Roman"/>
-          <w:color w:val="000000"/>
-          <w:sz w:val="24"/>
-        </w:rPr>
-        <w:t>приснодіву</w:t>
-      </w:r>
-      <w:r>
-        <w:rPr>
-          <w:rFonts w:ascii="Times New Roman" w:hAnsi="Times New Roman"/>
-          <w:color w:val="000000"/>
-          <w:sz w:val="24"/>
-        </w:rPr>
-        <w:t xml:space="preserve"> Марію, з усіма святими пом’янувши, самих себе, і один одного, і все життя наше Христу Богові віддаймо.</w:t>
-      </w:r>
-    </w:p>
-    <w:p>
-      <w:pPr>
-        <w:pStyle w:val="a"/>
-        <w:spacing w:after="120"/>
-      </w:pPr>
-      <w:r>
-        <w:rPr>
-          <w:rFonts w:ascii="Times New Roman" w:hAnsi="Times New Roman"/>
-          <w:i/>
-          <w:color w:val="FF4400"/>
-          <w:sz w:val="24"/>
-        </w:rPr>
-        <w:t>Вірні:</w:t>
-      </w:r>
-      <w:r>
-        <w:rPr>
-          <w:rFonts w:ascii="Times New Roman" w:hAnsi="Times New Roman"/>
-          <w:color w:val="000000"/>
-          <w:sz w:val="24"/>
-        </w:rPr>
-        <w:t xml:space="preserve"> Тобі́, </w:t>
-      </w:r>
-      <w:r>
-        <w:rPr>
-          <w:rFonts w:ascii="Times New Roman" w:hAnsi="Times New Roman"/>
-          <w:color w:val="000000"/>
-          <w:sz w:val="24"/>
-        </w:rPr>
-        <w:t>Го́споди</w:t>
-      </w:r>
-      <w:r>
-        <w:rPr>
-          <w:rFonts w:ascii="Times New Roman" w:hAnsi="Times New Roman"/>
-          <w:color w:val="000000"/>
-          <w:sz w:val="24"/>
-        </w:rPr>
-        <w:t>.</w:t>
-      </w:r>
-    </w:p>
-    <w:p>
-      <w:pPr>
-        <w:spacing w:after="120"/>
-        <w:jc w:val="both"/>
-        <w:rPr>
-          <w:rFonts w:ascii="Times New Roman" w:hAnsi="Times New Roman" w:cs="Times New Roman"/>
-          <w:sz w:val="24"/>
-          <w:szCs w:val="24"/>
-          <w:u w:val="single"/>
-        </w:rPr>
-      </w:pPr>
-      <w:r>
-        <w:rPr>
-          <w:rFonts w:ascii="Times New Roman" w:hAnsi="Times New Roman" w:cs="Times New Roman"/>
-          <w:sz w:val="24"/>
-          <w:szCs w:val="24"/>
-          <w:u w:val="single"/>
-        </w:rPr>
-        <w:t>[Боже, Боже наш! Ти сотворив розумні й духовні сили своєю волею. Тебе просимо й тобі молимося: Прийми наші посильні величання з усіма твоїми творіннями і збагати щедрими даруваннями твоєї ласки. Бо перед тобою згинається всяке коліно: на небі, на землі й під землею, і все, що живе, і все створіння оспівує неосяжну твою славу, бо ти Бог правдивий і вельми милостивий.]</w:t>
-      </w:r>
-    </w:p>
-    <w:p>
-      <w:pPr>
-        <w:spacing w:after="120"/>
-        <w:jc w:val="both"/>
-        <w:rPr>
-          <w:rFonts w:ascii="Times New Roman" w:hAnsi="Times New Roman" w:cs="Times New Roman"/>
-          <w:sz w:val="24"/>
-          <w:szCs w:val="24"/>
-        </w:rPr>
-      </w:pPr>
-      <w:r>
-        <w:rPr>
-          <w:rFonts w:ascii="Times New Roman" w:hAnsi="Times New Roman" w:cs="Times New Roman"/>
-          <w:i/>
-          <w:color w:val="FF0000"/>
-          <w:sz w:val="24"/>
-          <w:szCs w:val="24"/>
-        </w:rPr>
-        <w:t>Священик: </w:t>
-      </w:r>
-      <w:r>
-        <w:rPr>
-          <w:rFonts w:ascii="Times New Roman" w:hAnsi="Times New Roman" w:cs="Times New Roman"/>
-          <w:color w:val="000000"/>
-          <w:sz w:val="24"/>
-          <w:szCs w:val="24"/>
-        </w:rPr>
-        <w:t>Бо Тебе хвалять усі сили небесні і Тобі славу возсилаємо: Отцю, і Сину, і Святому Духові</w:t>
-      </w:r>
-      <w:r>
-        <w:rPr>
-          <w:rFonts w:ascii="Times New Roman" w:hAnsi="Times New Roman" w:cs="Times New Roman"/>
-          <w:sz w:val="24"/>
-          <w:szCs w:val="24"/>
-        </w:rPr>
-        <w:t>, нині і повсякчас, і на віки віків.</w:t>
-      </w:r>
-    </w:p>
-    <w:p>
-      <w:pPr>
-        <w:spacing w:after="120"/>
-        <w:jc w:val="both"/>
-        <w:rPr>
-          <w:rFonts w:ascii="Times New Roman" w:hAnsi="Times New Roman" w:cs="Times New Roman"/>
-          <w:sz w:val="24"/>
-          <w:szCs w:val="24"/>
-        </w:rPr>
-      </w:pPr>
-      <w:r>
-        <w:rPr>
-          <w:rFonts w:ascii="Times New Roman" w:hAnsi="Times New Roman" w:cs="Times New Roman"/>
-          <w:i/>
-          <w:color w:val="FF0000"/>
-          <w:sz w:val="24"/>
-          <w:szCs w:val="24"/>
-        </w:rPr>
-        <w:t>Вірні:</w:t>
-      </w:r>
-      <w:r>
-        <w:rPr>
-          <w:rFonts w:ascii="Times New Roman" w:hAnsi="Times New Roman" w:cs="Times New Roman"/>
-          <w:color w:val="FF0000"/>
-          <w:sz w:val="24"/>
-          <w:szCs w:val="24"/>
-        </w:rPr>
-        <w:t xml:space="preserve"> </w:t>
-      </w:r>
-      <w:r>
-        <w:rPr>
           <w:rFonts w:ascii="Times New Roman" w:hAnsi="Times New Roman" w:cs="Times New Roman"/>
           <w:sz w:val="24"/>
           <w:szCs w:val="24"/>
@@ -21073,7 +19715,7 @@
     </w:p>
     <w:p>
       <w:pPr>
-        <w:pStyle w:val="3"/>
+        <w:pStyle w:val="Heading3"/>
         <w:spacing w:before="0" w:after="120"/>
         <w:jc w:val="center"/>
         <w:rPr>
@@ -21129,7 +19771,7 @@
     </w:p>
     <w:p>
       <w:pPr>
-        <w:pStyle w:val="2"/>
+        <w:pStyle w:val="Heading2"/>
         <w:spacing w:before="0" w:after="120"/>
         <w:jc w:val="center"/>
         <w:rPr>
@@ -21232,7 +19874,6 @@
           <w:sz w:val="24"/>
           <w:szCs w:val="24"/>
         </w:rPr>
-        <w:lastRenderedPageBreak/>
         <w:t>Хваліте його, всі ангели його,* хваліте його, всі воїнства небесні.* Тобі належить пісня, о Боже.</w:t>
       </w:r>
     </w:p>
@@ -21706,7 +20347,7 @@
     </w:p>
     <w:p>
       <w:pPr>
-        <w:pStyle w:val="3"/>
+        <w:pStyle w:val="Heading3"/>
         <w:spacing w:before="0" w:after="120"/>
         <w:jc w:val="center"/>
         <w:rPr>
@@ -21858,7 +20499,6 @@
           <w:sz w:val="24"/>
           <w:szCs w:val="24"/>
         </w:rPr>
-        <w:lastRenderedPageBreak/>
         <w:t xml:space="preserve">Стих: </w:t>
       </w:r>
       <w:r>
@@ -21999,7 +20639,7 @@
     </w:p>
     <w:p>
       <w:pPr>
-        <w:pStyle w:val="3"/>
+        <w:pStyle w:val="Heading3"/>
         <w:spacing w:before="0" w:after="120"/>
         <w:jc w:val="center"/>
         <w:rPr>
@@ -22356,7 +20996,6 @@
           <w:sz w:val="24"/>
           <w:szCs w:val="24"/>
         </w:rPr>
-        <w:lastRenderedPageBreak/>
         <w:t>Благословенний ти, Святий,* просвіти мене установами твоїми.</w:t>
       </w:r>
     </w:p>
@@ -22554,7 +21193,7 @@
     </w:p>
     <w:p>
       <w:pPr>
-        <w:pStyle w:val="3"/>
+        <w:pStyle w:val="Heading3"/>
         <w:spacing w:before="0" w:after="120"/>
         <w:jc w:val="center"/>
         <w:rPr>
@@ -22620,7 +21259,7 @@
     </w:p>
     <w:p>
       <w:pPr>
-        <w:pStyle w:val="3"/>
+        <w:pStyle w:val="Heading3"/>
         <w:spacing w:before="0" w:after="120"/>
         <w:jc w:val="center"/>
         <w:rPr>
@@ -22990,7 +21629,7 @@
     </w:p>
     <w:p>
       <w:pPr>
-        <w:pStyle w:val="3"/>
+        <w:pStyle w:val="Heading3"/>
         <w:spacing w:before="0" w:after="120"/>
         <w:jc w:val="center"/>
         <w:rPr>
@@ -23141,7 +21780,6 @@
           <w:sz w:val="24"/>
           <w:szCs w:val="24"/>
         </w:rPr>
-        <w:lastRenderedPageBreak/>
         <w:t>Вечора всього досконалого, святого, мирного і безгрішного у Господа просім.</w:t>
       </w:r>
     </w:p>
@@ -23702,7 +22340,6 @@
     </w:p>
     <w:p>
       <w:pPr>
-        <w:pStyle w:val="a"/>
         <w:spacing w:after="120"/>
       </w:pPr>
       <w:r>
@@ -23774,7 +22411,7 @@
     </w:p>
     <w:p>
       <w:pPr>
-        <w:pStyle w:val="2"/>
+        <w:pStyle w:val="Heading2"/>
         <w:spacing w:before="0" w:after="120"/>
         <w:jc w:val="center"/>
         <w:rPr>
@@ -23791,7 +22428,6 @@
           <w:sz w:val="24"/>
           <w:szCs w:val="24"/>
         </w:rPr>
-        <w:lastRenderedPageBreak/>
         <w:t>Великий відпуст</w:t>
       </w:r>
     </w:p>
@@ -24185,13 +22821,11 @@
 </file>
 
 <file path=word/styles.xml><?xml version="1.0" encoding="utf-8"?>
-<w:styles xmlns:mc="http://schemas.openxmlformats.org/markup-compatibility/2006" xmlns:r="http://schemas.openxmlformats.org/officeDocument/2006/relationships" xmlns:w="http://schemas.openxmlformats.org/wordprocessingml/2006/main" xmlns:w14="http://schemas.microsoft.com/office/word/2010/wordml" xmlns:w15="http://schemas.microsoft.com/office/word/2012/wordml" xmlns:w16cex="http://schemas.microsoft.com/office/word/2018/wordml/cex" xmlns:w16cid="http://schemas.microsoft.com/office/word/2016/wordml/cid" xmlns:w16="http://schemas.microsoft.com/office/word/2018/wordml" xmlns:w16du="http://schemas.microsoft.com/office/word/2023/wordml/word16du" xmlns:w16sdtdh="http://schemas.microsoft.com/office/word/2020/wordml/sdtdatahash" xmlns:w16se="http://schemas.microsoft.com/office/word/2015/wordml/symex" mc:Ignorable="w14 w15 w16se w16cid w16 w16cex w16sdtdh w16du">
+<w:styles xmlns:mc="http://schemas.openxmlformats.org/markup-compatibility/2006" xmlns:r="http://schemas.openxmlformats.org/officeDocument/2006/relationships" xmlns:w="http://schemas.openxmlformats.org/wordprocessingml/2006/main" xmlns:w14="http://schemas.microsoft.com/office/word/2010/wordml" xmlns:w15="http://schemas.microsoft.com/office/word/2012/wordml" xmlns:w16cex="http://schemas.microsoft.com/office/word/2018/wordml/cex" xmlns:w16cid="http://schemas.microsoft.com/office/word/2016/wordml/cid" xmlns:w16="http://schemas.microsoft.com/office/word/2018/wordml" xmlns:w16sdtdh="http://schemas.microsoft.com/office/word/2020/wordml/sdtdatahash" xmlns:w16se="http://schemas.microsoft.com/office/word/2015/wordml/symex" mc:Ignorable="w14 w15 w16se w16cid w16 w16cex w16sdtdh">
   <w:docDefaults>
     <w:rPrDefault>
       <w:rPr>
         <w:rFonts w:ascii="PeterCyr" w:eastAsia="PeterCyr" w:hAnsi="PeterCyr" w:cs="PeterCyr"/>
-        <w:sz w:val="36"/>
-        <w:szCs w:val="36"/>
         <w:lang w:val="uk-UA" w:eastAsia="uk-UA" w:bidi="ar-SA"/>
       </w:rPr>
     </w:rPrDefault>
@@ -24575,18 +23209,20 @@
     <w:lsdException w:name="Unresolved Mention" w:semiHidden="1" w:unhideWhenUsed="1"/>
     <w:lsdException w:name="Smart Link" w:semiHidden="1" w:unhideWhenUsed="1"/>
   </w:latentStyles>
-  <w:style w:type="paragraph" w:default="1" w:styleId="a">
+  <w:style w:type="paragraph" w:default="1" w:styleId="Normal">
     <w:name w:val="Normal"/>
     <w:qFormat/>
     <w:rPr>
       <w:rFonts w:eastAsia="Times New Roman"/>
+      <w:sz w:val="36"/>
+      <w:szCs w:val="36"/>
     </w:rPr>
   </w:style>
-  <w:style w:type="paragraph" w:styleId="1">
+  <w:style w:type="paragraph" w:styleId="Heading1">
     <w:name w:val="heading 1"/>
-    <w:basedOn w:val="a"/>
-    <w:next w:val="a"/>
-    <w:link w:val="10"/>
+    <w:basedOn w:val="Normal"/>
+    <w:next w:val="Normal"/>
+    <w:link w:val="Heading1Char"/>
     <w:uiPriority w:val="9"/>
     <w:qFormat/>
     <w:pPr>
@@ -24604,11 +23240,11 @@
       <w:szCs w:val="32"/>
     </w:rPr>
   </w:style>
-  <w:style w:type="paragraph" w:styleId="2">
+  <w:style w:type="paragraph" w:styleId="Heading2">
     <w:name w:val="heading 2"/>
-    <w:basedOn w:val="a"/>
-    <w:next w:val="a"/>
-    <w:link w:val="20"/>
+    <w:basedOn w:val="Normal"/>
+    <w:next w:val="Normal"/>
+    <w:link w:val="Heading2Char"/>
     <w:uiPriority w:val="9"/>
     <w:unhideWhenUsed/>
     <w:qFormat/>
@@ -24627,11 +23263,11 @@
       <w:szCs w:val="28"/>
     </w:rPr>
   </w:style>
-  <w:style w:type="paragraph" w:styleId="3">
+  <w:style w:type="paragraph" w:styleId="Heading3">
     <w:name w:val="heading 3"/>
-    <w:basedOn w:val="a"/>
-    <w:next w:val="a"/>
-    <w:link w:val="30"/>
+    <w:basedOn w:val="Normal"/>
+    <w:next w:val="Normal"/>
+    <w:link w:val="Heading3Char"/>
     <w:uiPriority w:val="9"/>
     <w:unhideWhenUsed/>
     <w:qFormat/>
@@ -24648,11 +23284,11 @@
       <w:szCs w:val="26"/>
     </w:rPr>
   </w:style>
-  <w:style w:type="paragraph" w:styleId="4">
+  <w:style w:type="paragraph" w:styleId="Heading4">
     <w:name w:val="heading 4"/>
     <w:basedOn w:val="Normal2"/>
     <w:next w:val="Normal2"/>
-    <w:link w:val="40"/>
+    <w:link w:val="Heading4Char"/>
     <w:uiPriority w:val="9"/>
     <w:semiHidden/>
     <w:unhideWhenUsed/>
@@ -24670,11 +23306,11 @@
       <w:szCs w:val="24"/>
     </w:rPr>
   </w:style>
-  <w:style w:type="paragraph" w:styleId="5">
+  <w:style w:type="paragraph" w:styleId="Heading5">
     <w:name w:val="heading 5"/>
     <w:basedOn w:val="Normal2"/>
     <w:next w:val="Normal2"/>
-    <w:link w:val="50"/>
+    <w:link w:val="Heading5Char"/>
     <w:uiPriority w:val="9"/>
     <w:semiHidden/>
     <w:unhideWhenUsed/>
@@ -24692,11 +23328,11 @@
       <w:szCs w:val="22"/>
     </w:rPr>
   </w:style>
-  <w:style w:type="paragraph" w:styleId="6">
+  <w:style w:type="paragraph" w:styleId="Heading6">
     <w:name w:val="heading 6"/>
     <w:basedOn w:val="Normal2"/>
     <w:next w:val="Normal2"/>
-    <w:link w:val="60"/>
+    <w:link w:val="Heading6Char"/>
     <w:uiPriority w:val="9"/>
     <w:semiHidden/>
     <w:unhideWhenUsed/>
@@ -24714,13 +23350,13 @@
       <w:szCs w:val="20"/>
     </w:rPr>
   </w:style>
-  <w:style w:type="character" w:default="1" w:styleId="a0">
+  <w:style w:type="character" w:default="1" w:styleId="DefaultParagraphFont">
     <w:name w:val="Default Paragraph Font"/>
     <w:uiPriority w:val="1"/>
     <w:semiHidden/>
     <w:unhideWhenUsed/>
   </w:style>
-  <w:style w:type="table" w:default="1" w:styleId="a1">
+  <w:style w:type="table" w:default="1" w:styleId="TableNormal">
     <w:name w:val="Normal Table"/>
     <w:uiPriority w:val="99"/>
     <w:semiHidden/>
@@ -24735,14 +23371,18 @@
       </w:tblCellMar>
     </w:tblPr>
   </w:style>
-  <w:style w:type="numbering" w:default="1" w:styleId="a2">
+  <w:style w:type="numbering" w:default="1" w:styleId="NoList">
     <w:name w:val="No List"/>
     <w:uiPriority w:val="99"/>
     <w:semiHidden/>
     <w:unhideWhenUsed/>
   </w:style>
-  <w:style w:type="table" w:customStyle="1" w:styleId="TableNormal">
-    <w:name w:val="Table Normal"/>
+  <w:style w:type="table" w:customStyle="1" w:styleId="TableNormal1">
+    <w:name w:val="Table Normal1"/>
+    <w:rPr>
+      <w:sz w:val="36"/>
+      <w:szCs w:val="36"/>
+    </w:rPr>
     <w:tblPr>
       <w:tblCellMar>
         <w:top w:w="0" w:type="dxa"/>
@@ -24752,11 +23392,11 @@
       </w:tblCellMar>
     </w:tblPr>
   </w:style>
-  <w:style w:type="paragraph" w:styleId="a3">
+  <w:style w:type="paragraph" w:styleId="Title">
     <w:name w:val="Title"/>
     <w:basedOn w:val="Normal2"/>
     <w:next w:val="Normal2"/>
-    <w:link w:val="a4"/>
+    <w:link w:val="TitleChar"/>
     <w:uiPriority w:val="10"/>
     <w:qFormat/>
     <w:rsid w:val="0072269A"/>
@@ -24773,11 +23413,14 @@
   </w:style>
   <w:style w:type="paragraph" w:customStyle="1" w:styleId="Normal1">
     <w:name w:val="Normal1"/>
+    <w:rPr>
+      <w:sz w:val="36"/>
+      <w:szCs w:val="36"/>
+    </w:rPr>
   </w:style>
-  <w:style w:type="character" w:customStyle="1" w:styleId="10">
-    <w:name w:val="Заголовок 1 Знак"/>
-    <w:basedOn w:val="a0"/>
-    <w:link w:val="1"/>
+  <w:style w:type="character" w:customStyle="1" w:styleId="Heading1Char">
+    <w:name w:val="Heading 1 Char"/>
+    <w:link w:val="Heading1"/>
     <w:uiPriority w:val="99"/>
     <w:locked/>
     <w:rPr>
@@ -24790,10 +23433,9 @@
       <w:lang w:val="en-US"/>
     </w:rPr>
   </w:style>
-  <w:style w:type="character" w:customStyle="1" w:styleId="20">
-    <w:name w:val="Заголовок 2 Знак"/>
-    <w:basedOn w:val="a0"/>
-    <w:link w:val="2"/>
+  <w:style w:type="character" w:customStyle="1" w:styleId="Heading2Char">
+    <w:name w:val="Heading 2 Char"/>
+    <w:link w:val="Heading2"/>
     <w:uiPriority w:val="99"/>
     <w:locked/>
     <w:rPr>
@@ -24804,10 +23446,9 @@
       <w:lang w:val="en-US" w:eastAsia="en-US"/>
     </w:rPr>
   </w:style>
-  <w:style w:type="character" w:customStyle="1" w:styleId="30">
-    <w:name w:val="Заголовок 3 Знак"/>
-    <w:basedOn w:val="a0"/>
-    <w:link w:val="3"/>
+  <w:style w:type="character" w:customStyle="1" w:styleId="Heading3Char">
+    <w:name w:val="Heading 3 Char"/>
+    <w:link w:val="Heading3"/>
     <w:uiPriority w:val="99"/>
     <w:locked/>
     <w:rPr>
@@ -24817,30 +23458,28 @@
       <w:lang w:val="en-US" w:eastAsia="en-US"/>
     </w:rPr>
   </w:style>
-  <w:style w:type="character" w:customStyle="1" w:styleId="40">
-    <w:name w:val="Заголовок 4 Знак"/>
-    <w:basedOn w:val="a0"/>
-    <w:link w:val="4"/>
+  <w:style w:type="character" w:customStyle="1" w:styleId="Heading4Char">
+    <w:name w:val="Heading 4 Char"/>
+    <w:link w:val="Heading4"/>
     <w:uiPriority w:val="9"/>
     <w:semiHidden/>
     <w:rsid w:val="00D96E72"/>
     <w:rPr>
-      <w:rFonts w:asciiTheme="minorHAnsi" w:eastAsiaTheme="minorEastAsia" w:hAnsiTheme="minorHAnsi" w:cstheme="minorBidi"/>
+      <w:rFonts w:ascii="Calibri" w:eastAsia="Times New Roman" w:hAnsi="Calibri" w:cs="Times New Roman"/>
       <w:b/>
       <w:bCs/>
       <w:sz w:val="28"/>
       <w:szCs w:val="28"/>
     </w:rPr>
   </w:style>
-  <w:style w:type="character" w:customStyle="1" w:styleId="50">
-    <w:name w:val="Заголовок 5 Знак"/>
-    <w:basedOn w:val="a0"/>
-    <w:link w:val="5"/>
+  <w:style w:type="character" w:customStyle="1" w:styleId="Heading5Char">
+    <w:name w:val="Heading 5 Char"/>
+    <w:link w:val="Heading5"/>
     <w:uiPriority w:val="9"/>
     <w:semiHidden/>
     <w:rsid w:val="00D96E72"/>
     <w:rPr>
-      <w:rFonts w:asciiTheme="minorHAnsi" w:eastAsiaTheme="minorEastAsia" w:hAnsiTheme="minorHAnsi" w:cstheme="minorBidi"/>
+      <w:rFonts w:ascii="Calibri" w:eastAsia="Times New Roman" w:hAnsi="Calibri" w:cs="Times New Roman"/>
       <w:b/>
       <w:bCs/>
       <w:i/>
@@ -24849,15 +23488,14 @@
       <w:szCs w:val="26"/>
     </w:rPr>
   </w:style>
-  <w:style w:type="character" w:customStyle="1" w:styleId="60">
-    <w:name w:val="Заголовок 6 Знак"/>
-    <w:basedOn w:val="a0"/>
-    <w:link w:val="6"/>
+  <w:style w:type="character" w:customStyle="1" w:styleId="Heading6Char">
+    <w:name w:val="Heading 6 Char"/>
+    <w:link w:val="Heading6"/>
     <w:uiPriority w:val="9"/>
     <w:semiHidden/>
     <w:rsid w:val="00D96E72"/>
     <w:rPr>
-      <w:rFonts w:asciiTheme="minorHAnsi" w:eastAsiaTheme="minorEastAsia" w:hAnsiTheme="minorHAnsi" w:cstheme="minorBidi"/>
+      <w:rFonts w:ascii="Calibri" w:eastAsia="Times New Roman" w:hAnsi="Calibri" w:cs="Times New Roman"/>
       <w:b/>
       <w:bCs/>
     </w:rPr>
@@ -24866,15 +23504,18 @@
     <w:name w:val="Normal2"/>
     <w:uiPriority w:val="99"/>
     <w:rsid w:val="0072269A"/>
+    <w:rPr>
+      <w:sz w:val="36"/>
+      <w:szCs w:val="36"/>
+    </w:rPr>
   </w:style>
-  <w:style w:type="character" w:customStyle="1" w:styleId="a4">
-    <w:name w:val="Назва Знак"/>
-    <w:basedOn w:val="a0"/>
-    <w:link w:val="a3"/>
+  <w:style w:type="character" w:customStyle="1" w:styleId="TitleChar">
+    <w:name w:val="Title Char"/>
+    <w:link w:val="Title"/>
     <w:uiPriority w:val="10"/>
     <w:rsid w:val="00D96E72"/>
     <w:rPr>
-      <w:rFonts w:asciiTheme="majorHAnsi" w:eastAsiaTheme="majorEastAsia" w:hAnsiTheme="majorHAnsi" w:cstheme="majorBidi"/>
+      <w:rFonts w:ascii="Cambria" w:eastAsia="Times New Roman" w:hAnsi="Cambria" w:cs="Times New Roman"/>
       <w:b/>
       <w:bCs/>
       <w:kern w:val="28"/>
@@ -24882,10 +23523,10 @@
       <w:szCs w:val="32"/>
     </w:rPr>
   </w:style>
-  <w:style w:type="paragraph" w:styleId="a5">
+  <w:style w:type="paragraph" w:styleId="FootnoteText">
     <w:name w:val="footnote text"/>
-    <w:basedOn w:val="a"/>
-    <w:link w:val="a6"/>
+    <w:basedOn w:val="Normal"/>
+    <w:link w:val="FootnoteTextChar"/>
     <w:uiPriority w:val="99"/>
     <w:semiHidden/>
     <w:pPr>
@@ -24901,10 +23542,9 @@
       <w:lang w:eastAsia="ru-RU"/>
     </w:rPr>
   </w:style>
-  <w:style w:type="character" w:customStyle="1" w:styleId="a6">
-    <w:name w:val="Текст виноски Знак"/>
-    <w:basedOn w:val="a0"/>
-    <w:link w:val="a5"/>
+  <w:style w:type="character" w:customStyle="1" w:styleId="FootnoteTextChar">
+    <w:name w:val="Footnote Text Char"/>
+    <w:link w:val="FootnoteText"/>
     <w:uiPriority w:val="99"/>
     <w:semiHidden/>
     <w:locked/>
@@ -24912,9 +23552,8 @@
       <w:rFonts w:ascii="Times New Roman" w:hAnsi="Times New Roman"/>
     </w:rPr>
   </w:style>
-  <w:style w:type="character" w:styleId="a7">
+  <w:style w:type="character" w:styleId="FootnoteReference">
     <w:name w:val="footnote reference"/>
-    <w:basedOn w:val="a0"/>
     <w:uiPriority w:val="99"/>
     <w:semiHidden/>
     <w:rPr>
@@ -24959,7 +23598,7 @@
   </w:style>
   <w:style w:type="paragraph" w:customStyle="1" w:styleId="Style12">
     <w:name w:val="Style12"/>
-    <w:basedOn w:val="a"/>
+    <w:basedOn w:val="Normal"/>
     <w:uiPriority w:val="99"/>
     <w:pPr>
       <w:widowControl w:val="0"/>
@@ -24978,7 +23617,7 @@
   </w:style>
   <w:style w:type="paragraph" w:customStyle="1" w:styleId="Style4">
     <w:name w:val="Style4"/>
-    <w:basedOn w:val="a"/>
+    <w:basedOn w:val="Normal"/>
     <w:uiPriority w:val="99"/>
     <w:pPr>
       <w:widowControl w:val="0"/>
@@ -24994,7 +23633,7 @@
   </w:style>
   <w:style w:type="paragraph" w:customStyle="1" w:styleId="Style5">
     <w:name w:val="Style5"/>
-    <w:basedOn w:val="a"/>
+    <w:basedOn w:val="Normal"/>
     <w:uiPriority w:val="99"/>
     <w:pPr>
       <w:widowControl w:val="0"/>
@@ -25032,7 +23671,7 @@
   </w:style>
   <w:style w:type="paragraph" w:customStyle="1" w:styleId="Style13">
     <w:name w:val="Style13"/>
-    <w:basedOn w:val="a"/>
+    <w:basedOn w:val="Normal"/>
     <w:uiPriority w:val="99"/>
     <w:pPr>
       <w:widowControl w:val="0"/>
@@ -25048,7 +23687,7 @@
   </w:style>
   <w:style w:type="paragraph" w:customStyle="1" w:styleId="Style8">
     <w:name w:val="Style8"/>
-    <w:basedOn w:val="a"/>
+    <w:basedOn w:val="Normal"/>
     <w:uiPriority w:val="99"/>
     <w:pPr>
       <w:widowControl w:val="0"/>
@@ -25079,10 +23718,10 @@
       <w:sz w:val="20"/>
     </w:rPr>
   </w:style>
-  <w:style w:type="paragraph" w:styleId="a8">
+  <w:style w:type="paragraph" w:styleId="DocumentMap">
     <w:name w:val="Document Map"/>
-    <w:basedOn w:val="a"/>
-    <w:link w:val="a9"/>
+    <w:basedOn w:val="Normal"/>
+    <w:link w:val="DocumentMapChar"/>
     <w:uiPriority w:val="99"/>
     <w:semiHidden/>
     <w:rPr>
@@ -25092,10 +23731,9 @@
       <w:lang w:eastAsia="ru-RU"/>
     </w:rPr>
   </w:style>
-  <w:style w:type="character" w:customStyle="1" w:styleId="a9">
-    <w:name w:val="Схема документа Знак"/>
-    <w:basedOn w:val="a0"/>
-    <w:link w:val="a8"/>
+  <w:style w:type="character" w:customStyle="1" w:styleId="DocumentMapChar">
+    <w:name w:val="Document Map Char"/>
+    <w:link w:val="DocumentMap"/>
     <w:uiPriority w:val="99"/>
     <w:semiHidden/>
     <w:locked/>
@@ -25105,11 +23743,11 @@
       <w:lang w:val="en-US"/>
     </w:rPr>
   </w:style>
-  <w:style w:type="paragraph" w:styleId="aa">
+  <w:style w:type="paragraph" w:styleId="Subtitle">
     <w:name w:val="Subtitle"/>
-    <w:basedOn w:val="a"/>
-    <w:next w:val="a"/>
-    <w:link w:val="ab"/>
+    <w:basedOn w:val="Normal"/>
+    <w:next w:val="Normal"/>
+    <w:link w:val="SubtitleChar"/>
     <w:uiPriority w:val="11"/>
     <w:qFormat/>
     <w:pPr>
@@ -25132,14 +23770,13 @@
       <w:szCs w:val="48"/>
     </w:rPr>
   </w:style>
-  <w:style w:type="character" w:customStyle="1" w:styleId="ab">
-    <w:name w:val="Підзаголовок Знак"/>
-    <w:basedOn w:val="a0"/>
-    <w:link w:val="aa"/>
+  <w:style w:type="character" w:customStyle="1" w:styleId="SubtitleChar">
+    <w:name w:val="Subtitle Char"/>
+    <w:link w:val="Subtitle"/>
     <w:uiPriority w:val="11"/>
     <w:rsid w:val="00D96E72"/>
     <w:rPr>
-      <w:rFonts w:asciiTheme="majorHAnsi" w:eastAsiaTheme="majorEastAsia" w:hAnsiTheme="majorHAnsi" w:cstheme="majorBidi"/>
+      <w:rFonts w:ascii="Cambria" w:eastAsia="Times New Roman" w:hAnsi="Cambria" w:cs="Times New Roman"/>
       <w:sz w:val="24"/>
       <w:szCs w:val="24"/>
     </w:rPr>
@@ -25158,44 +23795,44 @@
         <a:sysClr val="window" lastClr="FFFFFF"/>
       </a:lt1>
       <a:dk2>
-        <a:srgbClr val="1F497D"/>
+        <a:srgbClr val="44546A"/>
       </a:dk2>
       <a:lt2>
-        <a:srgbClr val="EEECE1"/>
+        <a:srgbClr val="E7E6E6"/>
       </a:lt2>
       <a:accent1>
-        <a:srgbClr val="4F81BD"/>
+        <a:srgbClr val="4472C4"/>
       </a:accent1>
       <a:accent2>
-        <a:srgbClr val="C0504D"/>
+        <a:srgbClr val="ED7D31"/>
       </a:accent2>
       <a:accent3>
-        <a:srgbClr val="9BBB59"/>
+        <a:srgbClr val="A5A5A5"/>
       </a:accent3>
       <a:accent4>
-        <a:srgbClr val="8064A2"/>
+        <a:srgbClr val="FFC000"/>
       </a:accent4>
       <a:accent5>
-        <a:srgbClr val="4BACC6"/>
+        <a:srgbClr val="5B9BD5"/>
       </a:accent5>
       <a:accent6>
-        <a:srgbClr val="F79646"/>
+        <a:srgbClr val="70AD47"/>
       </a:accent6>
       <a:hlink>
-        <a:srgbClr val="0000FF"/>
+        <a:srgbClr val="0563C1"/>
       </a:hlink>
       <a:folHlink>
-        <a:srgbClr val="800080"/>
+        <a:srgbClr val="954F72"/>
       </a:folHlink>
     </a:clrScheme>
     <a:fontScheme name="Office">
       <a:majorFont>
-        <a:latin typeface="Cambria"/>
+        <a:latin typeface="Calibri Light" panose="020F0302020204030204"/>
         <a:ea typeface=""/>
         <a:cs typeface=""/>
-        <a:font script="Jpan" typeface="ＭＳ ゴシック"/>
+        <a:font script="Jpan" typeface="游ゴシック Light"/>
         <a:font script="Hang" typeface="맑은 고딕"/>
-        <a:font script="Hans" typeface="宋体"/>
+        <a:font script="Hans" typeface="等线 Light"/>
         <a:font script="Hant" typeface="新細明體"/>
         <a:font script="Arab" typeface="Times New Roman"/>
         <a:font script="Hebr" typeface="Times New Roman"/>
@@ -25222,14 +23859,32 @@
         <a:font script="Mong" typeface="Mongolian Baiti"/>
         <a:font script="Viet" typeface="Times New Roman"/>
         <a:font script="Uigh" typeface="Microsoft Uighur"/>
+        <a:font script="Geor" typeface="Sylfaen"/>
+        <a:font script="Armn" typeface="Arial"/>
+        <a:font script="Bugi" typeface="Leelawadee UI"/>
+        <a:font script="Bopo" typeface="Microsoft JhengHei"/>
+        <a:font script="Java" typeface="Javanese Text"/>
+        <a:font script="Lisu" typeface="Segoe UI"/>
+        <a:font script="Mymr" typeface="Myanmar Text"/>
+        <a:font script="Nkoo" typeface="Ebrima"/>
+        <a:font script="Olck" typeface="Nirmala UI"/>
+        <a:font script="Osma" typeface="Ebrima"/>
+        <a:font script="Phag" typeface="Phagspa"/>
+        <a:font script="Syrn" typeface="Estrangelo Edessa"/>
+        <a:font script="Syrj" typeface="Estrangelo Edessa"/>
+        <a:font script="Syre" typeface="Estrangelo Edessa"/>
+        <a:font script="Sora" typeface="Nirmala UI"/>
+        <a:font script="Tale" typeface="Microsoft Tai Le"/>
+        <a:font script="Talu" typeface="Microsoft New Tai Lue"/>
+        <a:font script="Tfng" typeface="Ebrima"/>
       </a:majorFont>
       <a:minorFont>
-        <a:latin typeface="Calibri"/>
+        <a:latin typeface="Calibri" panose="020F0502020204030204"/>
         <a:ea typeface=""/>
         <a:cs typeface=""/>
-        <a:font script="Jpan" typeface="ＭＳ 明朝"/>
+        <a:font script="Jpan" typeface="游明朝"/>
         <a:font script="Hang" typeface="맑은 고딕"/>
-        <a:font script="Hans" typeface="宋体"/>
+        <a:font script="Hans" typeface="等线"/>
         <a:font script="Hant" typeface="新細明體"/>
         <a:font script="Arab" typeface="Arial"/>
         <a:font script="Hebr" typeface="Arial"/>
@@ -25256,6 +23911,24 @@
         <a:font script="Mong" typeface="Mongolian Baiti"/>
         <a:font script="Viet" typeface="Arial"/>
         <a:font script="Uigh" typeface="Microsoft Uighur"/>
+        <a:font script="Geor" typeface="Sylfaen"/>
+        <a:font script="Armn" typeface="Arial"/>
+        <a:font script="Bugi" typeface="Leelawadee UI"/>
+        <a:font script="Bopo" typeface="Microsoft JhengHei"/>
+        <a:font script="Java" typeface="Javanese Text"/>
+        <a:font script="Lisu" typeface="Segoe UI"/>
+        <a:font script="Mymr" typeface="Myanmar Text"/>
+        <a:font script="Nkoo" typeface="Ebrima"/>
+        <a:font script="Olck" typeface="Nirmala UI"/>
+        <a:font script="Osma" typeface="Ebrima"/>
+        <a:font script="Phag" typeface="Phagspa"/>
+        <a:font script="Syrn" typeface="Estrangelo Edessa"/>
+        <a:font script="Syrj" typeface="Estrangelo Edessa"/>
+        <a:font script="Syre" typeface="Estrangelo Edessa"/>
+        <a:font script="Sora" typeface="Nirmala UI"/>
+        <a:font script="Tale" typeface="Microsoft Tai Le"/>
+        <a:font script="Talu" typeface="Microsoft New Tai Lue"/>
+        <a:font script="Tfng" typeface="Ebrima"/>
       </a:minorFont>
     </a:fontScheme>
     <a:fmtScheme name="Office">
@@ -25267,166 +23940,142 @@
           <a:gsLst>
             <a:gs pos="0">
               <a:schemeClr val="phClr">
-                <a:tint val="50000"/>
-                <a:satMod val="300000"/>
+                <a:lumMod val="110000"/>
+                <a:satMod val="105000"/>
+                <a:tint val="67000"/>
               </a:schemeClr>
             </a:gs>
-            <a:gs pos="35000">
+            <a:gs pos="50000">
               <a:schemeClr val="phClr">
-                <a:tint val="37000"/>
-                <a:satMod val="300000"/>
+                <a:lumMod val="105000"/>
+                <a:satMod val="103000"/>
+                <a:tint val="73000"/>
               </a:schemeClr>
             </a:gs>
             <a:gs pos="100000">
               <a:schemeClr val="phClr">
-                <a:tint val="15000"/>
-                <a:satMod val="350000"/>
+                <a:lumMod val="105000"/>
+                <a:satMod val="109000"/>
+                <a:tint val="81000"/>
               </a:schemeClr>
             </a:gs>
           </a:gsLst>
-          <a:lin ang="16200000" scaled="1"/>
+          <a:lin ang="5400000" scaled="0"/>
         </a:gradFill>
         <a:gradFill rotWithShape="1">
           <a:gsLst>
             <a:gs pos="0">
               <a:schemeClr val="phClr">
-                <a:shade val="51000"/>
-                <a:satMod val="130000"/>
+                <a:satMod val="103000"/>
+                <a:lumMod val="102000"/>
+                <a:tint val="94000"/>
               </a:schemeClr>
             </a:gs>
-            <a:gs pos="80000">
+            <a:gs pos="50000">
               <a:schemeClr val="phClr">
-                <a:shade val="93000"/>
-                <a:satMod val="130000"/>
+                <a:satMod val="110000"/>
+                <a:lumMod val="100000"/>
+                <a:shade val="100000"/>
               </a:schemeClr>
             </a:gs>
             <a:gs pos="100000">
               <a:schemeClr val="phClr">
-                <a:shade val="94000"/>
-                <a:satMod val="135000"/>
+                <a:lumMod val="99000"/>
+                <a:satMod val="120000"/>
+                <a:shade val="78000"/>
               </a:schemeClr>
             </a:gs>
           </a:gsLst>
-          <a:lin ang="16200000" scaled="0"/>
+          <a:lin ang="5400000" scaled="0"/>
         </a:gradFill>
       </a:fillStyleLst>
       <a:lnStyleLst>
-        <a:ln w="9525" cap="flat" cmpd="sng" algn="ctr">
-          <a:solidFill>
-            <a:schemeClr val="phClr">
-              <a:shade val="95000"/>
-              <a:satMod val="105000"/>
-            </a:schemeClr>
-          </a:solidFill>
-          <a:prstDash val="solid"/>
-        </a:ln>
-        <a:ln w="25400" cap="flat" cmpd="sng" algn="ctr">
+        <a:ln w="6350" cap="flat" cmpd="sng" algn="ctr">
           <a:solidFill>
             <a:schemeClr val="phClr"/>
           </a:solidFill>
           <a:prstDash val="solid"/>
+          <a:miter lim="800000"/>
         </a:ln>
-        <a:ln w="38100" cap="flat" cmpd="sng" algn="ctr">
+        <a:ln w="12700" cap="flat" cmpd="sng" algn="ctr">
           <a:solidFill>
             <a:schemeClr val="phClr"/>
           </a:solidFill>
           <a:prstDash val="solid"/>
+          <a:miter lim="800000"/>
+        </a:ln>
+        <a:ln w="19050" cap="flat" cmpd="sng" algn="ctr">
+          <a:solidFill>
+            <a:schemeClr val="phClr"/>
+          </a:solidFill>
+          <a:prstDash val="solid"/>
+          <a:miter lim="800000"/>
         </a:ln>
       </a:lnStyleLst>
       <a:effectStyleLst>
         <a:effectStyle>
+          <a:effectLst/>
+        </a:effectStyle>
+        <a:effectStyle>
+          <a:effectLst/>
+        </a:effectStyle>
+        <a:effectStyle>
           <a:effectLst>
-            <a:outerShdw blurRad="40000" dist="20000" dir="5400000" rotWithShape="0">
+            <a:outerShdw blurRad="57150" dist="19050" dir="5400000" algn="ctr" rotWithShape="0">
               <a:srgbClr val="000000">
-                <a:alpha val="38000"/>
+                <a:alpha val="63000"/>
               </a:srgbClr>
             </a:outerShdw>
           </a:effectLst>
-        </a:effectStyle>
-        <a:effectStyle>
-          <a:effectLst>
-            <a:outerShdw blurRad="40000" dist="23000" dir="5400000" rotWithShape="0">
-              <a:srgbClr val="000000">
-                <a:alpha val="35000"/>
-              </a:srgbClr>
-            </a:outerShdw>
-          </a:effectLst>
-        </a:effectStyle>
-        <a:effectStyle>
-          <a:effectLst>
-            <a:outerShdw blurRad="40000" dist="23000" dir="5400000" rotWithShape="0">
-              <a:srgbClr val="000000">
-                <a:alpha val="35000"/>
-              </a:srgbClr>
-            </a:outerShdw>
-          </a:effectLst>
-          <a:scene3d>
-            <a:camera prst="orthographicFront">
-              <a:rot lat="0" lon="0" rev="0"/>
-            </a:camera>
-            <a:lightRig rig="threePt" dir="t">
-              <a:rot lat="0" lon="0" rev="1200000"/>
-            </a:lightRig>
-          </a:scene3d>
-          <a:sp3d>
-            <a:bevelT w="63500" h="25400"/>
-          </a:sp3d>
         </a:effectStyle>
       </a:effectStyleLst>
       <a:bgFillStyleLst>
         <a:solidFill>
           <a:schemeClr val="phClr"/>
         </a:solidFill>
+        <a:solidFill>
+          <a:schemeClr val="phClr">
+            <a:tint val="95000"/>
+            <a:satMod val="170000"/>
+          </a:schemeClr>
+        </a:solidFill>
         <a:gradFill rotWithShape="1">
           <a:gsLst>
             <a:gs pos="0">
               <a:schemeClr val="phClr">
-                <a:tint val="40000"/>
-                <a:satMod val="350000"/>
+                <a:tint val="93000"/>
+                <a:satMod val="150000"/>
+                <a:shade val="98000"/>
+                <a:lumMod val="102000"/>
               </a:schemeClr>
             </a:gs>
-            <a:gs pos="40000">
+            <a:gs pos="50000">
               <a:schemeClr val="phClr">
-                <a:tint val="45000"/>
-                <a:shade val="99000"/>
-                <a:satMod val="350000"/>
+                <a:tint val="98000"/>
+                <a:satMod val="130000"/>
+                <a:shade val="90000"/>
+                <a:lumMod val="103000"/>
               </a:schemeClr>
             </a:gs>
             <a:gs pos="100000">
               <a:schemeClr val="phClr">
-                <a:shade val="20000"/>
-                <a:satMod val="255000"/>
+                <a:shade val="63000"/>
+                <a:satMod val="120000"/>
               </a:schemeClr>
             </a:gs>
           </a:gsLst>
-          <a:path path="circle">
-            <a:fillToRect l="50000" t="-80000" r="50000" b="180000"/>
-          </a:path>
-        </a:gradFill>
-        <a:gradFill rotWithShape="1">
-          <a:gsLst>
-            <a:gs pos="0">
-              <a:schemeClr val="phClr">
-                <a:tint val="80000"/>
-                <a:satMod val="300000"/>
-              </a:schemeClr>
-            </a:gs>
-            <a:gs pos="100000">
-              <a:schemeClr val="phClr">
-                <a:shade val="30000"/>
-                <a:satMod val="200000"/>
-              </a:schemeClr>
-            </a:gs>
-          </a:gsLst>
-          <a:path path="circle">
-            <a:fillToRect l="50000" t="50000" r="50000" b="50000"/>
-          </a:path>
+          <a:lin ang="5400000" scaled="0"/>
         </a:gradFill>
       </a:bgFillStyleLst>
     </a:fmtScheme>
   </a:themeElements>
   <a:objectDefaults/>
   <a:extraClrSchemeLst/>
+  <a:extLst>
+    <a:ext uri="{05A4C25C-085E-4340-85A3-A5531E510DB2}">
+      <thm15:themeFamily xmlns:thm15="http://schemas.microsoft.com/office/thememl/2012/main" name="Office Theme" id="{62F939B6-93AF-4DB8-9C6B-D6C7DFDC589F}" vid="{4A3C46E8-61CC-4603-A589-7422A47A8E4A}"/>
+    </a:ext>
+  </a:extLst>
 </a:theme>
 </file>
 
